--- a/CMA_Summaries_B3_Ch07.docx
+++ b/CMA_Summaries_B3_Ch07.docx
@@ -1808,7 +1808,7 @@
           <w:sz w:val="15"/>
           <w:szCs w:val="15"/>
         </w:rPr>
-        <w:t xml:space="preserve">The bars are drawn to scale.</w:t>
+        <w:t xml:space="preserve">Name each line from how it moves.</w:t>
       </w:r>
     </w:p>
     <w:p>
@@ -1819,7 +1819,7 @@
       <w:r>
         <w:drawing>
           <wp:inline distT="0" distB="0" distL="0" distR="0">
-            <wp:extent cx="5734050" cy="1644775"/>
+            <wp:extent cx="5734050" cy="2452050"/>
             <wp:effectExtent t="0" r="0" b="0" l="0"/>
             <wp:docPr id="1" name="" descr="" title=""/>
             <wp:cNvGraphicFramePr>
@@ -1844,7 +1844,7 @@
                   <pic:spPr bwMode="auto">
                     <a:xfrm>
                       <a:off x="0" y="0"/>
-                      <a:ext cx="5734050" cy="1644775"/>
+                      <a:ext cx="5734050" cy="2452050"/>
                     </a:xfrm>
                     <a:prstGeom prst="rect">
                       <a:avLst/>
@@ -2621,6 +2621,154 @@
                 <w:szCs w:val="16"/>
               </w:rPr>
               <w:t xml:space="preserve">just-in-time   ·   further   ·   purchases</w:t>
+            </w:r>
+          </w:p>
+        </w:tc>
+      </w:tr>
+    </w:tbl>
+    <w:p/>
+    <w:p>
+      <w:pPr>
+        <w:pageBreakBefore w:val="true"/>
+        <w:spacing w:after="0"/>
+      </w:pPr>
+      <w:r>
+        <w:rPr>
+          <w:sz w:val="2"/>
+        </w:rPr>
+        <w:t xml:space="preserve"> </w:t>
+      </w:r>
+    </w:p>
+    <w:p>
+      <w:pPr>
+        <w:spacing w:before="44" w:after="10"/>
+      </w:pPr>
+      <w:r>
+        <w:rPr>
+          <w:b/>
+          <w:bCs/>
+          <w:color w:val="353A7C"/>
+          <w:sz w:val="18"/>
+          <w:szCs w:val="18"/>
+        </w:rPr>
+        <w:t xml:space="preserve">The English this section uses, and its Arabic</w:t>
+      </w:r>
+    </w:p>
+    <w:p>
+      <w:pPr>
+        <w:spacing w:before="0" w:after="12"/>
+      </w:pPr>
+      <w:r>
+        <w:rPr>
+          <w:color w:val="6B7280"/>
+          <w:sz w:val="15"/>
+          <w:szCs w:val="15"/>
+        </w:rPr>
+        <w:t xml:space="preserve">Each term sits against what it means.</w:t>
+      </w:r>
+    </w:p>
+    <w:p>
+      <w:pPr>
+        <w:spacing w:after="40" w:before="90"/>
+        <w:jc w:val="center"/>
+      </w:pPr>
+      <w:r>
+        <w:drawing>
+          <wp:inline distT="0" distB="0" distL="0" distR="0">
+            <wp:extent cx="5734050" cy="2074825"/>
+            <wp:effectExtent t="0" r="0" b="0" l="0"/>
+            <wp:docPr id="1" name="" descr="" title=""/>
+            <wp:cNvGraphicFramePr>
+              <a:graphicFrameLocks xmlns:a="http://schemas.openxmlformats.org/drawingml/2006/main" noChangeAspect="1"/>
+            </wp:cNvGraphicFramePr>
+            <a:graphic xmlns:a="http://schemas.openxmlformats.org/drawingml/2006/main">
+              <a:graphicData uri="http://schemas.openxmlformats.org/drawingml/2006/picture">
+                <pic:pic xmlns:pic="http://schemas.openxmlformats.org/drawingml/2006/picture">
+                  <pic:nvPicPr>
+                    <pic:cNvPr id="0" name="" descr=""/>
+                    <pic:cNvPicPr>
+                      <a:picLocks noChangeAspect="1" noChangeArrowheads="1"/>
+                    </pic:cNvPicPr>
+                  </pic:nvPicPr>
+                  <pic:blipFill>
+                    <a:blip r:embed="rId104" cstate="none"/>
+                    <a:srcRect/>
+                    <a:stretch>
+                      <a:fillRect/>
+                    </a:stretch>
+                  </pic:blipFill>
+                  <pic:spPr bwMode="auto">
+                    <a:xfrm>
+                      <a:off x="0" y="0"/>
+                      <a:ext cx="5734050" cy="2074825"/>
+                    </a:xfrm>
+                    <a:prstGeom prst="rect">
+                      <a:avLst/>
+                    </a:prstGeom>
+                  </pic:spPr>
+                </pic:pic>
+              </a:graphicData>
+            </a:graphic>
+          </wp:inline>
+        </w:drawing>
+      </w:r>
+    </w:p>
+    <w:tbl>
+      <w:tblPr>
+        <w:tblW w:type="pct" w:w="100%"/>
+        <w:tblLayout w:type="fixed"/>
+        <w:tblBorders>
+          <w:top w:val="single" w:color="FBFAF6" w:sz="4"/>
+          <w:left w:val="single" w:color="FBFAF6" w:sz="4"/>
+          <w:bottom w:val="single" w:color="FBFAF6" w:sz="4"/>
+          <w:right w:val="single" w:color="FBFAF6" w:sz="4"/>
+          <w:insideH w:val="single" w:color="FBFAF6" w:sz="4"/>
+          <w:insideV w:val="single" w:color="FBFAF6" w:sz="4"/>
+        </w:tblBorders>
+      </w:tblPr>
+      <w:tblGrid>
+        <w:gridCol w:w="9600"/>
+      </w:tblGrid>
+      <w:tr>
+        <w:tc>
+          <w:tcPr>
+            <w:tcW w:type="pct" w:w="5000"/>
+            <w:shd w:fill="FBFAF6" w:val="clear"/>
+            <w:tcMar>
+              <w:top w:type="dxa" w:w="40"/>
+              <w:left w:type="dxa" w:w="100"/>
+              <w:bottom w:type="dxa" w:w="40"/>
+              <w:right w:type="dxa" w:w="100"/>
+            </w:tcMar>
+          </w:tcPr>
+          <w:p>
+            <w:pPr>
+              <w:spacing w:before="18" w:after="6"/>
+            </w:pPr>
+            <w:r>
+              <w:rPr>
+                <w:b/>
+                <w:bCs/>
+                <w:color w:val="6B7280"/>
+                <w:sz w:val="14"/>
+                <w:szCs w:val="14"/>
+              </w:rPr>
+              <w:t xml:space="preserve">word list</w:t>
+            </w:r>
+          </w:p>
+          <w:p>
+            <w:pPr>
+              <w:spacing w:before="0" w:after="18"/>
+            </w:pPr>
+            <w:r>
+              <w:rPr>
+                <w:b/>
+                <w:bCs/>
+                <w:color w:val="353A7C"/>
+                <w:sz w:val="16"/>
+                <w:szCs w:val="16"/>
+              </w:rPr>
+              <w:t xml:space="preserve">procurement policy   ·   direct materials budget   ·   just-in-time (JIT)</w:t>
             </w:r>
           </w:p>
         </w:tc>
@@ -3005,14 +3153,14 @@
                 <w:sz w:val="16"/>
                 <w:szCs w:val="16"/>
               </w:rPr>
-              <w:t xml:space="preserve">8  </w:t>
-            </w:r>
-            <w:r>
-              <w:rPr>
-                <w:sz w:val="16"/>
-                <w:szCs w:val="16"/>
-              </w:rPr>
-              <w:t xml:space="preserve">procurement</w:t>
+              <w:t xml:space="preserve">9  </w:t>
+            </w:r>
+            <w:r>
+              <w:rPr>
+                <w:sz w:val="16"/>
+                <w:szCs w:val="16"/>
+              </w:rPr>
+              <w:t xml:space="preserve">Concentrate</w:t>
             </w:r>
           </w:p>
         </w:tc>
@@ -3073,14 +3221,14 @@
                 <w:sz w:val="16"/>
                 <w:szCs w:val="16"/>
               </w:rPr>
-              <w:t xml:space="preserve">9  </w:t>
-            </w:r>
-            <w:r>
-              <w:rPr>
-                <w:sz w:val="16"/>
-                <w:szCs w:val="16"/>
-              </w:rPr>
-              <w:t xml:space="preserve">Concentrate</w:t>
+              <w:t xml:space="preserve">10  </w:t>
+            </w:r>
+            <w:r>
+              <w:rPr>
+                <w:sz w:val="16"/>
+                <w:szCs w:val="16"/>
+              </w:rPr>
+              <w:t xml:space="preserve">Caps and cartons at $0.60 a case</w:t>
             </w:r>
           </w:p>
         </w:tc>
@@ -3141,14 +3289,14 @@
                 <w:sz w:val="16"/>
                 <w:szCs w:val="16"/>
               </w:rPr>
-              <w:t xml:space="preserve">10  </w:t>
-            </w:r>
-            <w:r>
-              <w:rPr>
-                <w:sz w:val="16"/>
-                <w:szCs w:val="16"/>
-              </w:rPr>
-              <w:t xml:space="preserve">Caps and cartons at $0.60 a case</w:t>
+              <w:t xml:space="preserve">11  </w:t>
+            </w:r>
+            <w:r>
+              <w:rPr>
+                <w:sz w:val="16"/>
+                <w:szCs w:val="16"/>
+              </w:rPr>
+              <w:t xml:space="preserve">Keep 10% of next quarter's needs</w:t>
             </w:r>
           </w:p>
         </w:tc>
@@ -3209,14 +3357,14 @@
                 <w:sz w:val="16"/>
                 <w:szCs w:val="16"/>
               </w:rPr>
-              <w:t xml:space="preserve">11  </w:t>
-            </w:r>
-            <w:r>
-              <w:rPr>
-                <w:sz w:val="16"/>
-                <w:szCs w:val="16"/>
-              </w:rPr>
-              <w:t xml:space="preserve">Keep 10% of next quarter's needs</w:t>
+              <w:t xml:space="preserve">12  </w:t>
+            </w:r>
+            <w:r>
+              <w:rPr>
+                <w:sz w:val="16"/>
+                <w:szCs w:val="16"/>
+              </w:rPr>
+              <w:t xml:space="preserve">Purchases rounded up; stock rises</w:t>
             </w:r>
           </w:p>
         </w:tc>
@@ -3277,14 +3425,14 @@
                 <w:sz w:val="16"/>
                 <w:szCs w:val="16"/>
               </w:rPr>
-              <w:t xml:space="preserve">12  </w:t>
-            </w:r>
-            <w:r>
-              <w:rPr>
-                <w:sz w:val="16"/>
-                <w:szCs w:val="16"/>
-              </w:rPr>
-              <w:t xml:space="preserve">Purchases rounded up; stock rises</w:t>
+              <w:t xml:space="preserve">13  </w:t>
+            </w:r>
+            <w:r>
+              <w:rPr>
+                <w:sz w:val="16"/>
+                <w:szCs w:val="16"/>
+              </w:rPr>
+              <w:t xml:space="preserve">purchases</w:t>
             </w:r>
           </w:p>
         </w:tc>
@@ -3345,14 +3493,14 @@
                 <w:sz w:val="16"/>
                 <w:szCs w:val="16"/>
               </w:rPr>
-              <w:t xml:space="preserve">13  </w:t>
-            </w:r>
-            <w:r>
-              <w:rPr>
-                <w:sz w:val="16"/>
-                <w:szCs w:val="16"/>
-              </w:rPr>
-              <w:t xml:space="preserve">purchases</w:t>
+              <w:t xml:space="preserve">14  </w:t>
+            </w:r>
+            <w:r>
+              <w:rPr>
+                <w:sz w:val="16"/>
+                <w:szCs w:val="16"/>
+              </w:rPr>
+              <w:t xml:space="preserve">just-in-time</w:t>
             </w:r>
           </w:p>
         </w:tc>
@@ -3413,14 +3561,82 @@
                 <w:sz w:val="16"/>
                 <w:szCs w:val="16"/>
               </w:rPr>
-              <w:t xml:space="preserve">14  </w:t>
-            </w:r>
-            <w:r>
-              <w:rPr>
-                <w:sz w:val="16"/>
-                <w:szCs w:val="16"/>
-              </w:rPr>
-              <w:t xml:space="preserve">just-in-time</w:t>
+              <w:t xml:space="preserve">15  </w:t>
+            </w:r>
+            <w:r>
+              <w:rPr>
+                <w:sz w:val="16"/>
+                <w:szCs w:val="16"/>
+              </w:rPr>
+              <w:t xml:space="preserve">direct materials budget</w:t>
+            </w:r>
+          </w:p>
+        </w:tc>
+      </w:tr>
+      <w:tr>
+        <w:tc>
+          <w:tcPr>
+            <w:tcW w:type="pct" w:w="2500"/>
+            <w:tcMar>
+              <w:top w:type="dxa" w:w="20"/>
+              <w:left w:type="dxa" w:w="80"/>
+              <w:bottom w:type="dxa" w:w="20"/>
+              <w:right w:type="dxa" w:w="80"/>
+            </w:tcMar>
+          </w:tcPr>
+          <w:p>
+            <w:pPr>
+              <w:spacing w:before="12" w:after="12"/>
+            </w:pPr>
+            <w:r>
+              <w:rPr>
+                <w:b/>
+                <w:bCs/>
+                <w:color w:val="8186EF"/>
+                <w:sz w:val="16"/>
+                <w:szCs w:val="16"/>
+              </w:rPr>
+              <w:t xml:space="preserve">8  </w:t>
+            </w:r>
+            <w:r>
+              <w:rPr>
+                <w:sz w:val="16"/>
+                <w:szCs w:val="16"/>
+              </w:rPr>
+              <w:t xml:space="preserve">procurement</w:t>
+            </w:r>
+          </w:p>
+        </w:tc>
+        <w:tc>
+          <w:tcPr>
+            <w:tcW w:type="pct" w:w="2500"/>
+            <w:tcMar>
+              <w:top w:type="dxa" w:w="20"/>
+              <w:left w:type="dxa" w:w="80"/>
+              <w:bottom w:type="dxa" w:w="20"/>
+              <w:right w:type="dxa" w:w="80"/>
+            </w:tcMar>
+          </w:tcPr>
+          <w:p>
+            <w:pPr>
+              <w:spacing w:before="12" w:after="12"/>
+            </w:pPr>
+            <w:r>
+              <w:rPr>
+                <w:b/>
+                <w:bCs/>
+                <w:color w:val="8186EF"/>
+                <w:sz w:val="16"/>
+                <w:szCs w:val="16"/>
+              </w:rPr>
+              <w:t xml:space="preserve">16  </w:t>
+            </w:r>
+            <w:r>
+              <w:rPr>
+                <w:sz w:val="16"/>
+                <w:szCs w:val="16"/>
+              </w:rPr>
+              <w:t xml:space="preserve">just-in-time (JIT)</w:t>
             </w:r>
           </w:p>
         </w:tc>
@@ -3812,7 +4028,7 @@
                     </pic:cNvPicPr>
                   </pic:nvPicPr>
                   <pic:blipFill>
-                    <a:blip r:embed="rId104" cstate="none"/>
+                    <a:blip r:embed="rId105" cstate="none"/>
                     <a:srcRect/>
                     <a:stretch>
                       <a:fillRect/>
@@ -5089,7 +5305,7 @@
                     </pic:cNvPicPr>
                   </pic:nvPicPr>
                   <pic:blipFill>
-                    <a:blip r:embed="rId105" cstate="none"/>
+                    <a:blip r:embed="rId106" cstate="none"/>
                     <a:srcRect/>
                     <a:stretch>
                       <a:fillRect/>
@@ -7604,7 +7820,7 @@
                     </pic:cNvPicPr>
                   </pic:nvPicPr>
                   <pic:blipFill>
-                    <a:blip r:embed="rId106" cstate="none"/>
+                    <a:blip r:embed="rId107" cstate="none"/>
                     <a:srcRect/>
                     <a:stretch>
                       <a:fillRect/>
@@ -7941,1243 +8157,6 @@
         <w:drawing>
           <wp:inline distT="0" distB="0" distL="0" distR="0">
             <wp:extent cx="5734050" cy="1614600"/>
-            <wp:effectExtent t="0" r="0" b="0" l="0"/>
-            <wp:docPr id="1" name="" descr="" title=""/>
-            <wp:cNvGraphicFramePr>
-              <a:graphicFrameLocks xmlns:a="http://schemas.openxmlformats.org/drawingml/2006/main" noChangeAspect="1"/>
-            </wp:cNvGraphicFramePr>
-            <a:graphic xmlns:a="http://schemas.openxmlformats.org/drawingml/2006/main">
-              <a:graphicData uri="http://schemas.openxmlformats.org/drawingml/2006/picture">
-                <pic:pic xmlns:pic="http://schemas.openxmlformats.org/drawingml/2006/picture">
-                  <pic:nvPicPr>
-                    <pic:cNvPr id="0" name="" descr=""/>
-                    <pic:cNvPicPr>
-                      <a:picLocks noChangeAspect="1" noChangeArrowheads="1"/>
-                    </pic:cNvPicPr>
-                  </pic:nvPicPr>
-                  <pic:blipFill>
-                    <a:blip r:embed="rId107" cstate="none"/>
-                    <a:srcRect/>
-                    <a:stretch>
-                      <a:fillRect/>
-                    </a:stretch>
-                  </pic:blipFill>
-                  <pic:spPr bwMode="auto">
-                    <a:xfrm>
-                      <a:off x="0" y="0"/>
-                      <a:ext cx="5734050" cy="1614600"/>
-                    </a:xfrm>
-                    <a:prstGeom prst="rect">
-                      <a:avLst/>
-                    </a:prstGeom>
-                  </pic:spPr>
-                </pic:pic>
-              </a:graphicData>
-            </a:graphic>
-          </wp:inline>
-        </w:drawing>
-      </w:r>
-    </w:p>
-    <w:tbl>
-      <w:tblPr>
-        <w:tblW w:type="pct" w:w="100%"/>
-        <w:tblLayout w:type="fixed"/>
-        <w:tblBorders>
-          <w:top w:val="single" w:color="FBFAF6" w:sz="4"/>
-          <w:left w:val="single" w:color="FBFAF6" w:sz="4"/>
-          <w:bottom w:val="single" w:color="FBFAF6" w:sz="4"/>
-          <w:right w:val="single" w:color="FBFAF6" w:sz="4"/>
-          <w:insideH w:val="single" w:color="FBFAF6" w:sz="4"/>
-          <w:insideV w:val="single" w:color="FBFAF6" w:sz="4"/>
-        </w:tblBorders>
-      </w:tblPr>
-      <w:tblGrid>
-        <w:gridCol w:w="9600"/>
-      </w:tblGrid>
-      <w:tr>
-        <w:tc>
-          <w:tcPr>
-            <w:tcW w:type="pct" w:w="5000"/>
-            <w:shd w:fill="FBFAF6" w:val="clear"/>
-            <w:tcMar>
-              <w:top w:type="dxa" w:w="40"/>
-              <w:left w:type="dxa" w:w="100"/>
-              <w:bottom w:type="dxa" w:w="40"/>
-              <w:right w:type="dxa" w:w="100"/>
-            </w:tcMar>
-          </w:tcPr>
-          <w:p>
-            <w:pPr>
-              <w:spacing w:before="18" w:after="6"/>
-            </w:pPr>
-            <w:r>
-              <w:rPr>
-                <w:b/>
-                <w:bCs/>
-                <w:color w:val="6B7280"/>
-                <w:sz w:val="14"/>
-                <w:szCs w:val="14"/>
-              </w:rPr>
-              <w:t xml:space="preserve">word list</w:t>
-            </w:r>
-          </w:p>
-          <w:p>
-            <w:pPr>
-              <w:spacing w:before="0" w:after="18"/>
-            </w:pPr>
-            <w:r>
-              <w:rPr>
-                <w:b/>
-                <w:bCs/>
-                <w:color w:val="353A7C"/>
-                <w:sz w:val="16"/>
-                <w:szCs w:val="16"/>
-              </w:rPr>
-              <w:t xml:space="preserve">Machine hours   ·   just-in-time (JIT)</w:t>
-            </w:r>
-          </w:p>
-        </w:tc>
-      </w:tr>
-    </w:tbl>
-    <w:p/>
-    <w:tbl>
-      <w:tblPr>
-        <w:tblW w:type="pct" w:w="100%"/>
-        <w:tblLayout w:type="fixed"/>
-        <w:tblBorders>
-          <w:top w:val="single" w:color="353A7C" w:sz="4"/>
-          <w:left w:val="single" w:color="353A7C" w:sz="4"/>
-          <w:bottom w:val="single" w:color="353A7C" w:sz="4"/>
-          <w:right w:val="single" w:color="353A7C" w:sz="4"/>
-          <w:insideH w:val="single" w:color="353A7C" w:sz="4"/>
-          <w:insideV w:val="single" w:color="353A7C" w:sz="4"/>
-        </w:tblBorders>
-      </w:tblPr>
-      <w:tblGrid>
-        <w:gridCol w:w="9600"/>
-      </w:tblGrid>
-      <w:tr>
-        <w:tc>
-          <w:tcPr>
-            <w:tcW w:type="pct" w:w="5000"/>
-            <w:shd w:fill="F2F4FB" w:val="clear"/>
-            <w:tcMar>
-              <w:top w:type="dxa" w:w="50"/>
-              <w:left w:type="dxa" w:w="110"/>
-              <w:bottom w:type="dxa" w:w="50"/>
-              <w:right w:type="dxa" w:w="110"/>
-            </w:tcMar>
-          </w:tcPr>
-          <w:p>
-            <w:pPr>
-              <w:spacing w:before="30" w:after="30"/>
-            </w:pPr>
-            <w:r>
-              <w:rPr>
-                <w:b/>
-                <w:bCs/>
-                <w:color w:val="353A7C"/>
-                <w:sz w:val="19"/>
-                <w:szCs w:val="19"/>
-              </w:rPr>
-              <w:t xml:space="preserve">Everything ties</w:t>
-            </w:r>
-          </w:p>
-        </w:tc>
-      </w:tr>
-    </w:tbl>
-    <w:p/>
-    <w:p>
-      <w:pPr>
-        <w:pageBreakBefore w:val="true"/>
-        <w:spacing w:after="0"/>
-      </w:pPr>
-      <w:r>
-        <w:rPr>
-          <w:sz w:val="2"/>
-        </w:rPr>
-        <w:t xml:space="preserve"> </w:t>
-      </w:r>
-    </w:p>
-    <w:p>
-      <w:pPr>
-        <w:spacing w:before="20" w:after="20" w:line="360" w:lineRule="auto"/>
-        <w:ind w:left="200"/>
-      </w:pPr>
-      <w:r>
-        <w:rPr>
-          <w:sz w:val="19"/>
-          <w:szCs w:val="19"/>
-        </w:rPr>
-        <w:t xml:space="preserve">Concentrate purchases 5,409,000 liters = usage 5,406,000 + ending 130,800 − beginning 127,800.</w:t>
-      </w:r>
-    </w:p>
-    <w:tbl>
-      <w:tblPr>
-        <w:tblW w:type="pct" w:w="100%"/>
-        <w:tblLayout w:type="fixed"/>
-        <w:tblBorders>
-          <w:top w:val="single" w:color="353A7C" w:sz="4"/>
-          <w:left w:val="single" w:color="353A7C" w:sz="4"/>
-          <w:bottom w:val="single" w:color="353A7C" w:sz="4"/>
-          <w:right w:val="single" w:color="353A7C" w:sz="4"/>
-          <w:insideH w:val="single" w:color="353A7C" w:sz="4"/>
-          <w:insideV w:val="single" w:color="353A7C" w:sz="4"/>
-        </w:tblBorders>
-      </w:tblPr>
-      <w:tblGrid>
-        <w:gridCol w:w="9600"/>
-      </w:tblGrid>
-      <w:tr>
-        <w:tc>
-          <w:tcPr>
-            <w:tcW w:type="pct" w:w="5000"/>
-            <w:shd w:fill="F2F4FB" w:val="clear"/>
-            <w:tcMar>
-              <w:top w:type="dxa" w:w="50"/>
-              <w:left w:type="dxa" w:w="110"/>
-              <w:bottom w:type="dxa" w:w="50"/>
-              <w:right w:type="dxa" w:w="110"/>
-            </w:tcMar>
-          </w:tcPr>
-          <w:p>
-            <w:pPr>
-              <w:spacing w:before="30" w:after="30"/>
-            </w:pPr>
-            <w:r>
-              <w:rPr>
-                <w:b/>
-                <w:bCs/>
-                <w:color w:val="353A7C"/>
-                <w:sz w:val="19"/>
-                <w:szCs w:val="19"/>
-              </w:rPr>
-              <w:t xml:space="preserve">Exam view</w:t>
-            </w:r>
-          </w:p>
-        </w:tc>
-      </w:tr>
-    </w:tbl>
-    <w:p/>
-    <w:p>
-      <w:pPr>
-        <w:spacing w:before="44" w:after="14"/>
-      </w:pPr>
-      <w:r>
-        <w:rPr>
-          <w:b/>
-          <w:bCs/>
-          <w:color w:val="353A7C"/>
-          <w:sz w:val="18"/>
-          <w:szCs w:val="18"/>
-        </w:rPr>
-        <w:t xml:space="preserve">Summary 2</w:t>
-      </w:r>
-      <w:r>
-        <w:rPr>
-          <w:color w:val="6B7280"/>
-          <w:sz w:val="16"/>
-          <w:szCs w:val="16"/>
-        </w:rPr>
-        <w:t xml:space="preserve">      gaps 8–10</w:t>
-      </w:r>
-    </w:p>
-    <w:p>
-      <w:pPr>
-        <w:spacing w:before="20" w:after="20" w:line="360" w:lineRule="auto"/>
-        <w:ind w:left="200"/>
-      </w:pPr>
-      <w:r>
-        <w:rPr>
-          <w:sz w:val="19"/>
-          <w:szCs w:val="19"/>
-        </w:rPr>
-        <w:t xml:space="preserve">Expect a </w:t>
-      </w:r>
-      <w:r>
-        <w:rPr>
-          <w:b/>
-          <w:bCs/>
-          <w:color w:val="8186EF"/>
-          <w:sz w:val="15"/>
-          <w:szCs w:val="15"/>
-        </w:rPr>
-        <w:t xml:space="preserve"> (8) </w:t>
-      </w:r>
-      <w:r>
-        <w:rPr>
-          <w:u w:val="single"/>
-          <w:sz w:val="19"/>
-          <w:szCs w:val="19"/>
-        </w:rPr>
-        <w:t xml:space="preserve">            </w:t>
-      </w:r>
-      <w:r>
-        <w:rPr>
-          <w:sz w:val="19"/>
-          <w:szCs w:val="19"/>
-        </w:rPr>
-        <w:t xml:space="preserve"> </w:t>
-      </w:r>
-      <w:r>
-        <w:rPr>
-          <w:sz w:val="19"/>
-          <w:szCs w:val="19"/>
-        </w:rPr>
-        <w:t xml:space="preserve"> budget and a materials policy. </w:t>
-      </w:r>
-      <w:r>
-        <w:rPr>
-          <w:sz w:val="19"/>
-          <w:szCs w:val="19"/>
-        </w:rPr>
-        <w:t xml:space="preserve">Compute usage, </w:t>
-      </w:r>
-      <w:r>
-        <w:rPr>
-          <w:b/>
-          <w:bCs/>
-          <w:color w:val="8186EF"/>
-          <w:sz w:val="15"/>
-          <w:szCs w:val="15"/>
-        </w:rPr>
-        <w:t xml:space="preserve"> (9) </w:t>
-      </w:r>
-      <w:r>
-        <w:rPr>
-          <w:u w:val="single"/>
-          <w:sz w:val="19"/>
-          <w:szCs w:val="19"/>
-        </w:rPr>
-        <w:t xml:space="preserve">           </w:t>
-      </w:r>
-      <w:r>
-        <w:rPr>
-          <w:sz w:val="19"/>
-          <w:szCs w:val="19"/>
-        </w:rPr>
-        <w:t xml:space="preserve"> </w:t>
-      </w:r>
-      <w:r>
-        <w:rPr>
-          <w:sz w:val="19"/>
-          <w:szCs w:val="19"/>
-        </w:rPr>
-        <w:t xml:space="preserve"> in units and dollars, labor hours and cost, and overhead by variable and fixed parts. </w:t>
-      </w:r>
-      <w:r>
-        <w:rPr>
-          <w:sz w:val="19"/>
-          <w:szCs w:val="19"/>
-        </w:rPr>
-        <w:t xml:space="preserve">Then compare the hours or materials with what is </w:t>
-      </w:r>
-      <w:r>
-        <w:rPr>
-          <w:b/>
-          <w:bCs/>
-          <w:color w:val="8186EF"/>
-          <w:sz w:val="15"/>
-          <w:szCs w:val="15"/>
-        </w:rPr>
-        <w:t xml:space="preserve"> (10) </w:t>
-      </w:r>
-      <w:r>
-        <w:rPr>
-          <w:u w:val="single"/>
-          <w:sz w:val="19"/>
-          <w:szCs w:val="19"/>
-        </w:rPr>
-        <w:t xml:space="preserve">           </w:t>
-      </w:r>
-      <w:r>
-        <w:rPr>
-          <w:sz w:val="19"/>
-          <w:szCs w:val="19"/>
-        </w:rPr>
-        <w:t xml:space="preserve"> </w:t>
-      </w:r>
-      <w:r>
-        <w:rPr>
-          <w:sz w:val="19"/>
-          <w:szCs w:val="19"/>
-        </w:rPr>
-        <w:t xml:space="preserve">. </w:t>
-      </w:r>
-    </w:p>
-    <w:tbl>
-      <w:tblPr>
-        <w:tblW w:type="pct" w:w="100%"/>
-        <w:tblLayout w:type="fixed"/>
-        <w:tblBorders>
-          <w:top w:val="single" w:color="FBFAF6" w:sz="4"/>
-          <w:left w:val="single" w:color="FBFAF6" w:sz="4"/>
-          <w:bottom w:val="single" w:color="FBFAF6" w:sz="4"/>
-          <w:right w:val="single" w:color="FBFAF6" w:sz="4"/>
-          <w:insideH w:val="single" w:color="FBFAF6" w:sz="4"/>
-          <w:insideV w:val="single" w:color="FBFAF6" w:sz="4"/>
-        </w:tblBorders>
-      </w:tblPr>
-      <w:tblGrid>
-        <w:gridCol w:w="9600"/>
-      </w:tblGrid>
-      <w:tr>
-        <w:tc>
-          <w:tcPr>
-            <w:tcW w:type="pct" w:w="5000"/>
-            <w:shd w:fill="FBFAF6" w:val="clear"/>
-            <w:tcMar>
-              <w:top w:type="dxa" w:w="40"/>
-              <w:left w:type="dxa" w:w="100"/>
-              <w:bottom w:type="dxa" w:w="40"/>
-              <w:right w:type="dxa" w:w="100"/>
-            </w:tcMar>
-          </w:tcPr>
-          <w:p>
-            <w:pPr>
-              <w:spacing w:before="18" w:after="6"/>
-            </w:pPr>
-            <w:r>
-              <w:rPr>
-                <w:b/>
-                <w:bCs/>
-                <w:color w:val="6B7280"/>
-                <w:sz w:val="14"/>
-                <w:szCs w:val="14"/>
-              </w:rPr>
-              <w:t xml:space="preserve">word list</w:t>
-            </w:r>
-          </w:p>
-          <w:p>
-            <w:pPr>
-              <w:spacing w:before="0" w:after="18"/>
-            </w:pPr>
-            <w:r>
-              <w:rPr>
-                <w:b/>
-                <w:bCs/>
-                <w:color w:val="353A7C"/>
-                <w:sz w:val="16"/>
-                <w:szCs w:val="16"/>
-              </w:rPr>
-              <w:t xml:space="preserve">available   ·   purchases   ·   overhead   ·   production</w:t>
-            </w:r>
-          </w:p>
-        </w:tc>
-      </w:tr>
-    </w:tbl>
-    <w:p/>
-    <w:tbl>
-      <w:tblPr>
-        <w:tblW w:type="pct" w:w="100%"/>
-        <w:tblLayout w:type="fixed"/>
-        <w:tblBorders>
-          <w:top w:val="single" w:color="353A7C" w:sz="6"/>
-          <w:left w:val="single" w:color="353A7C" w:sz="6"/>
-          <w:bottom w:val="single" w:color="353A7C" w:sz="6"/>
-          <w:right w:val="single" w:color="353A7C" w:sz="6"/>
-          <w:insideH w:val="single" w:color="353A7C" w:sz="6"/>
-          <w:insideV w:val="single" w:color="353A7C" w:sz="6"/>
-        </w:tblBorders>
-      </w:tblPr>
-      <w:tblGrid>
-        <w:gridCol w:w="4992"/>
-        <w:gridCol w:w="4608"/>
-      </w:tblGrid>
-      <w:tr>
-        <w:tc>
-          <w:tcPr>
-            <w:tcW w:type="pct" w:w="5000"/>
-            <w:gridSpan w:val="2"/>
-            <w:shd w:fill="353A7C" w:val="clear"/>
-            <w:tcMar>
-              <w:top w:type="dxa" w:w="60"/>
-              <w:left w:type="dxa" w:w="120"/>
-              <w:bottom w:type="dxa" w:w="60"/>
-              <w:right w:type="dxa" w:w="120"/>
-            </w:tcMar>
-          </w:tcPr>
-          <w:p>
-            <w:pPr>
-              <w:spacing w:before="40" w:after="40"/>
-            </w:pPr>
-            <w:r>
-              <w:rPr>
-                <w:b/>
-                <w:bCs/>
-                <w:color w:val="FFFFFF"/>
-                <w:sz w:val="17"/>
-                <w:szCs w:val="17"/>
-              </w:rPr>
-              <w:t xml:space="preserve">Exam view</w:t>
-            </w:r>
-          </w:p>
-        </w:tc>
-      </w:tr>
-      <w:tr>
-        <w:tc>
-          <w:tcPr>
-            <w:tcW w:type="pct" w:w="2600"/>
-            <w:shd w:fill="353A7C" w:val="clear"/>
-            <w:tcMar>
-              <w:top w:type="dxa" w:w="50"/>
-              <w:left w:type="dxa" w:w="110"/>
-              <w:bottom w:type="dxa" w:w="50"/>
-              <w:right w:type="dxa" w:w="110"/>
-            </w:tcMar>
-          </w:tcPr>
-          <w:p>
-            <w:pPr>
-              <w:spacing w:before="30" w:after="30"/>
-            </w:pPr>
-            <w:r>
-              <w:rPr>
-                <w:b/>
-                <w:bCs/>
-                <w:color w:val="FFFFFF"/>
-                <w:sz w:val="15"/>
-                <w:szCs w:val="15"/>
-              </w:rPr>
-              <w:t xml:space="preserve">Tahini &amp; Spreads, 2028</w:t>
-            </w:r>
-          </w:p>
-        </w:tc>
-        <w:tc>
-          <w:tcPr>
-            <w:tcW w:type="pct" w:w="2400"/>
-            <w:shd w:fill="353A7C" w:val="clear"/>
-            <w:tcMar>
-              <w:top w:type="dxa" w:w="50"/>
-              <w:left w:type="dxa" w:w="110"/>
-              <w:bottom w:type="dxa" w:w="50"/>
-              <w:right w:type="dxa" w:w="110"/>
-            </w:tcMar>
-          </w:tcPr>
-          <w:p>
-            <w:pPr>
-              <w:spacing w:before="30" w:after="30"/>
-            </w:pPr>
-            <w:r>
-              <w:rPr>
-                <w:b/>
-                <w:bCs/>
-                <w:color w:val="FFFFFF"/>
-                <w:sz w:val="15"/>
-                <w:szCs w:val="15"/>
-              </w:rPr>
-              <w:t xml:space="preserve">Data</w:t>
-            </w:r>
-          </w:p>
-        </w:tc>
-      </w:tr>
-      <w:tr>
-        <w:tc>
-          <w:tcPr>
-            <w:tcW w:type="pct" w:w="2600"/>
-            <w:tcMar>
-              <w:top w:type="dxa" w:w="50"/>
-              <w:left w:type="dxa" w:w="110"/>
-              <w:bottom w:type="dxa" w:w="50"/>
-              <w:right w:type="dxa" w:w="110"/>
-            </w:tcMar>
-          </w:tcPr>
-          <w:p>
-            <w:pPr>
-              <w:spacing w:before="28" w:after="28"/>
-            </w:pPr>
-            <w:r>
-              <w:rPr>
-                <w:sz w:val="15"/>
-                <w:szCs w:val="15"/>
-              </w:rPr>
-              <w:t xml:space="preserve">Jars to produce: second quarter</w:t>
-            </w:r>
-          </w:p>
-        </w:tc>
-        <w:tc>
-          <w:tcPr>
-            <w:tcW w:type="pct" w:w="2400"/>
-            <w:tcMar>
-              <w:top w:type="dxa" w:w="50"/>
-              <w:left w:type="dxa" w:w="110"/>
-              <w:bottom w:type="dxa" w:w="50"/>
-              <w:right w:type="dxa" w:w="110"/>
-            </w:tcMar>
-          </w:tcPr>
-          <w:p>
-            <w:pPr>
-              <w:spacing w:before="28" w:after="28"/>
-            </w:pPr>
-            <w:r>
-              <w:rPr>
-                <w:sz w:val="15"/>
-                <w:szCs w:val="15"/>
-              </w:rPr>
-              <w:t xml:space="preserve">382,000</w:t>
-            </w:r>
-          </w:p>
-        </w:tc>
-      </w:tr>
-      <w:tr>
-        <w:tc>
-          <w:tcPr>
-            <w:tcW w:type="pct" w:w="2600"/>
-            <w:shd w:fill="FBFAF6" w:val="clear"/>
-            <w:tcMar>
-              <w:top w:type="dxa" w:w="50"/>
-              <w:left w:type="dxa" w:w="110"/>
-              <w:bottom w:type="dxa" w:w="50"/>
-              <w:right w:type="dxa" w:w="110"/>
-            </w:tcMar>
-          </w:tcPr>
-          <w:p>
-            <w:pPr>
-              <w:spacing w:before="28" w:after="28"/>
-            </w:pPr>
-            <w:r>
-              <w:rPr>
-                <w:sz w:val="15"/>
-                <w:szCs w:val="15"/>
-              </w:rPr>
-              <w:t xml:space="preserve">Jars to produce: third quarter</w:t>
-            </w:r>
-          </w:p>
-        </w:tc>
-        <w:tc>
-          <w:tcPr>
-            <w:tcW w:type="pct" w:w="2400"/>
-            <w:shd w:fill="FBFAF6" w:val="clear"/>
-            <w:tcMar>
-              <w:top w:type="dxa" w:w="50"/>
-              <w:left w:type="dxa" w:w="110"/>
-              <w:bottom w:type="dxa" w:w="50"/>
-              <w:right w:type="dxa" w:w="110"/>
-            </w:tcMar>
-          </w:tcPr>
-          <w:p>
-            <w:pPr>
-              <w:spacing w:before="28" w:after="28"/>
-            </w:pPr>
-            <w:r>
-              <w:rPr>
-                <w:sz w:val="15"/>
-                <w:szCs w:val="15"/>
-              </w:rPr>
-              <w:t xml:space="preserve">396,000</w:t>
-            </w:r>
-          </w:p>
-        </w:tc>
-      </w:tr>
-      <w:tr>
-        <w:tc>
-          <w:tcPr>
-            <w:tcW w:type="pct" w:w="2600"/>
-            <w:tcMar>
-              <w:top w:type="dxa" w:w="50"/>
-              <w:left w:type="dxa" w:w="110"/>
-              <w:bottom w:type="dxa" w:w="50"/>
-              <w:right w:type="dxa" w:w="110"/>
-            </w:tcMar>
-          </w:tcPr>
-          <w:p>
-            <w:pPr>
-              <w:spacing w:before="28" w:after="28"/>
-            </w:pPr>
-            <w:r>
-              <w:rPr>
-                <w:sz w:val="15"/>
-                <w:szCs w:val="15"/>
-              </w:rPr>
-              <w:t xml:space="preserve">Sesame paste per jar</w:t>
-            </w:r>
-          </w:p>
-        </w:tc>
-        <w:tc>
-          <w:tcPr>
-            <w:tcW w:type="pct" w:w="2400"/>
-            <w:tcMar>
-              <w:top w:type="dxa" w:w="50"/>
-              <w:left w:type="dxa" w:w="110"/>
-              <w:bottom w:type="dxa" w:w="50"/>
-              <w:right w:type="dxa" w:w="110"/>
-            </w:tcMar>
-          </w:tcPr>
-          <w:p>
-            <w:pPr>
-              <w:spacing w:before="28" w:after="28"/>
-            </w:pPr>
-            <w:r>
-              <w:rPr>
-                <w:sz w:val="15"/>
-                <w:szCs w:val="15"/>
-              </w:rPr>
-              <w:t xml:space="preserve">0.50 kg</w:t>
-            </w:r>
-          </w:p>
-        </w:tc>
-      </w:tr>
-      <w:tr>
-        <w:tc>
-          <w:tcPr>
-            <w:tcW w:type="pct" w:w="2600"/>
-            <w:shd w:fill="FBFAF6" w:val="clear"/>
-            <w:tcMar>
-              <w:top w:type="dxa" w:w="50"/>
-              <w:left w:type="dxa" w:w="110"/>
-              <w:bottom w:type="dxa" w:w="50"/>
-              <w:right w:type="dxa" w:w="110"/>
-            </w:tcMar>
-          </w:tcPr>
-          <w:p>
-            <w:pPr>
-              <w:spacing w:before="28" w:after="28"/>
-            </w:pPr>
-            <w:r>
-              <w:rPr>
-                <w:sz w:val="15"/>
-                <w:szCs w:val="15"/>
-              </w:rPr>
-              <w:t xml:space="preserve">Price of sesame paste</w:t>
-            </w:r>
-          </w:p>
-        </w:tc>
-        <w:tc>
-          <w:tcPr>
-            <w:tcW w:type="pct" w:w="2400"/>
-            <w:shd w:fill="FFFFFF" w:val="clear"/>
-            <w:tcMar>
-              <w:top w:type="dxa" w:w="50"/>
-              <w:left w:type="dxa" w:w="110"/>
-              <w:bottom w:type="dxa" w:w="50"/>
-              <w:right w:type="dxa" w:w="110"/>
-            </w:tcMar>
-          </w:tcPr>
-          <w:p>
-            <w:pPr>
-              <w:spacing w:before="46" w:after="46"/>
-            </w:pPr>
-            <w:r>
-              <w:rPr>
-                <w:b/>
-                <w:bCs/>
-                <w:color w:val="8186EF"/>
-                <w:sz w:val="14"/>
-                <w:szCs w:val="14"/>
-              </w:rPr>
-              <w:t xml:space="preserve">(11)</w:t>
-            </w:r>
-          </w:p>
-        </w:tc>
-      </w:tr>
-      <w:tr>
-        <w:tc>
-          <w:tcPr>
-            <w:tcW w:type="pct" w:w="2600"/>
-            <w:tcMar>
-              <w:top w:type="dxa" w:w="50"/>
-              <w:left w:type="dxa" w:w="110"/>
-              <w:bottom w:type="dxa" w:w="50"/>
-              <w:right w:type="dxa" w:w="110"/>
-            </w:tcMar>
-          </w:tcPr>
-          <w:p>
-            <w:pPr>
-              <w:spacing w:before="28" w:after="28"/>
-            </w:pPr>
-            <w:r>
-              <w:rPr>
-                <w:sz w:val="15"/>
-                <w:szCs w:val="15"/>
-              </w:rPr>
-              <w:t xml:space="preserve">Ending sesame stock</w:t>
-            </w:r>
-          </w:p>
-        </w:tc>
-        <w:tc>
-          <w:tcPr>
-            <w:tcW w:type="pct" w:w="2400"/>
-            <w:tcMar>
-              <w:top w:type="dxa" w:w="50"/>
-              <w:left w:type="dxa" w:w="110"/>
-              <w:bottom w:type="dxa" w:w="50"/>
-              <w:right w:type="dxa" w:w="110"/>
-            </w:tcMar>
-          </w:tcPr>
-          <w:p>
-            <w:pPr>
-              <w:spacing w:before="28" w:after="28"/>
-            </w:pPr>
-            <w:r>
-              <w:rPr>
-                <w:sz w:val="15"/>
-                <w:szCs w:val="15"/>
-              </w:rPr>
-              <w:t xml:space="preserve">20% of next quarter's needs</w:t>
-            </w:r>
-          </w:p>
-        </w:tc>
-      </w:tr>
-      <w:tr>
-        <w:tc>
-          <w:tcPr>
-            <w:tcW w:type="pct" w:w="2600"/>
-            <w:shd w:fill="FBFAF6" w:val="clear"/>
-            <w:tcMar>
-              <w:top w:type="dxa" w:w="50"/>
-              <w:left w:type="dxa" w:w="110"/>
-              <w:bottom w:type="dxa" w:w="50"/>
-              <w:right w:type="dxa" w:w="110"/>
-            </w:tcMar>
-          </w:tcPr>
-          <w:p>
-            <w:pPr>
-              <w:spacing w:before="28" w:after="28"/>
-            </w:pPr>
-            <w:r>
-              <w:rPr>
-                <w:sz w:val="15"/>
-                <w:szCs w:val="15"/>
-              </w:rPr>
-              <w:t xml:space="preserve">Labor per jar</w:t>
-            </w:r>
-          </w:p>
-        </w:tc>
-        <w:tc>
-          <w:tcPr>
-            <w:tcW w:type="pct" w:w="2400"/>
-            <w:shd w:fill="FFFFFF" w:val="clear"/>
-            <w:tcMar>
-              <w:top w:type="dxa" w:w="50"/>
-              <w:left w:type="dxa" w:w="110"/>
-              <w:bottom w:type="dxa" w:w="50"/>
-              <w:right w:type="dxa" w:w="110"/>
-            </w:tcMar>
-          </w:tcPr>
-          <w:p>
-            <w:pPr>
-              <w:spacing w:before="46" w:after="46"/>
-            </w:pPr>
-            <w:r>
-              <w:rPr>
-                <w:b/>
-                <w:bCs/>
-                <w:color w:val="8186EF"/>
-                <w:sz w:val="14"/>
-                <w:szCs w:val="14"/>
-              </w:rPr>
-              <w:t xml:space="preserve">(12)</w:t>
-            </w:r>
-          </w:p>
-        </w:tc>
-      </w:tr>
-      <w:tr>
-        <w:tc>
-          <w:tcPr>
-            <w:tcW w:type="pct" w:w="2600"/>
-            <w:tcMar>
-              <w:top w:type="dxa" w:w="50"/>
-              <w:left w:type="dxa" w:w="110"/>
-              <w:bottom w:type="dxa" w:w="50"/>
-              <w:right w:type="dxa" w:w="110"/>
-            </w:tcMar>
-          </w:tcPr>
-          <w:p>
-            <w:pPr>
-              <w:spacing w:before="28" w:after="28"/>
-            </w:pPr>
-            <w:r>
-              <w:rPr>
-                <w:sz w:val="15"/>
-                <w:szCs w:val="15"/>
-              </w:rPr>
-              <w:t xml:space="preserve">Labor rate</w:t>
-            </w:r>
-          </w:p>
-        </w:tc>
-        <w:tc>
-          <w:tcPr>
-            <w:tcW w:type="pct" w:w="2400"/>
-            <w:shd w:fill="FFFFFF" w:val="clear"/>
-            <w:tcMar>
-              <w:top w:type="dxa" w:w="50"/>
-              <w:left w:type="dxa" w:w="110"/>
-              <w:bottom w:type="dxa" w:w="50"/>
-              <w:right w:type="dxa" w:w="110"/>
-            </w:tcMar>
-          </w:tcPr>
-          <w:p>
-            <w:pPr>
-              <w:spacing w:before="46" w:after="46"/>
-            </w:pPr>
-            <w:r>
-              <w:rPr>
-                <w:b/>
-                <w:bCs/>
-                <w:color w:val="8186EF"/>
-                <w:sz w:val="14"/>
-                <w:szCs w:val="14"/>
-              </w:rPr>
-              <w:t xml:space="preserve">(13)</w:t>
-            </w:r>
-          </w:p>
-        </w:tc>
-      </w:tr>
-      <w:tr>
-        <w:tc>
-          <w:tcPr>
-            <w:tcW w:type="pct" w:w="2600"/>
-            <w:shd w:fill="FBFAF6" w:val="clear"/>
-            <w:tcMar>
-              <w:top w:type="dxa" w:w="50"/>
-              <w:left w:type="dxa" w:w="110"/>
-              <w:bottom w:type="dxa" w:w="50"/>
-              <w:right w:type="dxa" w:w="110"/>
-            </w:tcMar>
-          </w:tcPr>
-          <w:p>
-            <w:pPr>
-              <w:spacing w:before="28" w:after="28"/>
-            </w:pPr>
-            <w:r>
-              <w:rPr>
-                <w:sz w:val="15"/>
-                <w:szCs w:val="15"/>
-              </w:rPr>
-              <w:t xml:space="preserve">Labor hours available in the second quarter</w:t>
-            </w:r>
-          </w:p>
-        </w:tc>
-        <w:tc>
-          <w:tcPr>
-            <w:tcW w:type="pct" w:w="2400"/>
-            <w:shd w:fill="FBFAF6" w:val="clear"/>
-            <w:tcMar>
-              <w:top w:type="dxa" w:w="50"/>
-              <w:left w:type="dxa" w:w="110"/>
-              <w:bottom w:type="dxa" w:w="50"/>
-              <w:right w:type="dxa" w:w="110"/>
-            </w:tcMar>
-          </w:tcPr>
-          <w:p>
-            <w:pPr>
-              <w:spacing w:before="28" w:after="28"/>
-            </w:pPr>
-            <w:r>
-              <w:rPr>
-                <w:sz w:val="15"/>
-                <w:szCs w:val="15"/>
-              </w:rPr>
-              <w:t xml:space="preserve">4,500</w:t>
-            </w:r>
-          </w:p>
-        </w:tc>
-      </w:tr>
-    </w:tbl>
-    <w:p/>
-    <w:tbl>
-      <w:tblPr>
-        <w:tblW w:type="pct" w:w="100%"/>
-        <w:tblLayout w:type="fixed"/>
-        <w:tblBorders>
-          <w:top w:val="single" w:color="FBFAF6" w:sz="4"/>
-          <w:left w:val="single" w:color="FBFAF6" w:sz="4"/>
-          <w:bottom w:val="single" w:color="FBFAF6" w:sz="4"/>
-          <w:right w:val="single" w:color="FBFAF6" w:sz="4"/>
-          <w:insideH w:val="single" w:color="FBFAF6" w:sz="4"/>
-          <w:insideV w:val="single" w:color="FBFAF6" w:sz="4"/>
-        </w:tblBorders>
-      </w:tblPr>
-      <w:tblGrid>
-        <w:gridCol w:w="9600"/>
-      </w:tblGrid>
-      <w:tr>
-        <w:tc>
-          <w:tcPr>
-            <w:tcW w:type="pct" w:w="5000"/>
-            <w:shd w:fill="FBFAF6" w:val="clear"/>
-            <w:tcMar>
-              <w:top w:type="dxa" w:w="40"/>
-              <w:left w:type="dxa" w:w="100"/>
-              <w:bottom w:type="dxa" w:w="40"/>
-              <w:right w:type="dxa" w:w="100"/>
-            </w:tcMar>
-          </w:tcPr>
-          <w:p>
-            <w:pPr>
-              <w:spacing w:before="18" w:after="6"/>
-            </w:pPr>
-            <w:r>
-              <w:rPr>
-                <w:b/>
-                <w:bCs/>
-                <w:color w:val="6B7280"/>
-                <w:sz w:val="14"/>
-                <w:szCs w:val="14"/>
-              </w:rPr>
-              <w:t xml:space="preserve">word list</w:t>
-            </w:r>
-          </w:p>
-          <w:p>
-            <w:pPr>
-              <w:spacing w:before="0" w:after="18"/>
-            </w:pPr>
-            <w:r>
-              <w:rPr>
-                <w:b/>
-                <w:bCs/>
-                <w:color w:val="353A7C"/>
-                <w:sz w:val="16"/>
-                <w:szCs w:val="16"/>
-              </w:rPr>
-              <w:t xml:space="preserve">$2.50 a kg   ·   $15.00 an hour   ·   0.50 kg   ·   0.012 hours</w:t>
-            </w:r>
-          </w:p>
-        </w:tc>
-      </w:tr>
-    </w:tbl>
-    <w:p/>
-    <w:tbl>
-      <w:tblPr>
-        <w:tblW w:type="pct" w:w="100%"/>
-        <w:tblLayout w:type="fixed"/>
-        <w:tblBorders>
-          <w:top w:val="single" w:color="353A7C" w:sz="6"/>
-          <w:left w:val="single" w:color="353A7C" w:sz="6"/>
-          <w:bottom w:val="single" w:color="353A7C" w:sz="6"/>
-          <w:right w:val="single" w:color="353A7C" w:sz="6"/>
-          <w:insideH w:val="single" w:color="353A7C" w:sz="6"/>
-          <w:insideV w:val="single" w:color="353A7C" w:sz="6"/>
-        </w:tblBorders>
-      </w:tblPr>
-      <w:tblGrid>
-        <w:gridCol w:w="4608"/>
-        <w:gridCol w:w="4992"/>
-      </w:tblGrid>
-      <w:tr>
-        <w:tc>
-          <w:tcPr>
-            <w:tcW w:type="pct" w:w="5000"/>
-            <w:gridSpan w:val="2"/>
-            <w:shd w:fill="353A7C" w:val="clear"/>
-            <w:tcMar>
-              <w:top w:type="dxa" w:w="60"/>
-              <w:left w:type="dxa" w:w="120"/>
-              <w:bottom w:type="dxa" w:w="60"/>
-              <w:right w:type="dxa" w:w="120"/>
-            </w:tcMar>
-          </w:tcPr>
-          <w:p>
-            <w:pPr>
-              <w:spacing w:before="40" w:after="40"/>
-            </w:pPr>
-            <w:r>
-              <w:rPr>
-                <w:b/>
-                <w:bCs/>
-                <w:color w:val="FFFFFF"/>
-                <w:sz w:val="17"/>
-                <w:szCs w:val="17"/>
-              </w:rPr>
-              <w:t xml:space="preserve">Item — Answer</w:t>
-            </w:r>
-          </w:p>
-        </w:tc>
-      </w:tr>
-      <w:tr>
-        <w:tc>
-          <w:tcPr>
-            <w:tcW w:type="pct" w:w="2400"/>
-            <w:tcMar>
-              <w:top w:type="dxa" w:w="50"/>
-              <w:left w:type="dxa" w:w="110"/>
-              <w:bottom w:type="dxa" w:w="50"/>
-              <w:right w:type="dxa" w:w="110"/>
-            </w:tcMar>
-          </w:tcPr>
-          <w:p>
-            <w:pPr>
-              <w:spacing w:before="26" w:after="26"/>
-            </w:pPr>
-            <w:r>
-              <w:rPr>
-                <w:b/>
-                <w:bCs/>
-                <w:color w:val="353A7C"/>
-                <w:sz w:val="15"/>
-                <w:szCs w:val="15"/>
-              </w:rPr>
-              <w:t xml:space="preserve">Item</w:t>
-            </w:r>
-          </w:p>
-        </w:tc>
-        <w:tc>
-          <w:tcPr>
-            <w:tcW w:type="pct" w:w="2600"/>
-            <w:tcMar>
-              <w:top w:type="dxa" w:w="50"/>
-              <w:left w:type="dxa" w:w="110"/>
-              <w:bottom w:type="dxa" w:w="50"/>
-              <w:right w:type="dxa" w:w="110"/>
-            </w:tcMar>
-          </w:tcPr>
-          <w:p>
-            <w:pPr>
-              <w:spacing w:before="26" w:after="26"/>
-            </w:pPr>
-            <w:r>
-              <w:rPr>
-                <w:b/>
-                <w:bCs/>
-                <w:color w:val="353A7C"/>
-                <w:sz w:val="15"/>
-                <w:szCs w:val="15"/>
-              </w:rPr>
-              <w:t xml:space="preserve">Answer</w:t>
-            </w:r>
-          </w:p>
-        </w:tc>
-      </w:tr>
-      <w:tr>
-        <w:tc>
-          <w:tcPr>
-            <w:tcW w:type="pct" w:w="2400"/>
-            <w:tcMar>
-              <w:top w:type="dxa" w:w="50"/>
-              <w:left w:type="dxa" w:w="110"/>
-              <w:bottom w:type="dxa" w:w="50"/>
-              <w:right w:type="dxa" w:w="110"/>
-            </w:tcMar>
-          </w:tcPr>
-          <w:p>
-            <w:pPr>
-              <w:spacing w:before="26" w:after="26"/>
-            </w:pPr>
-            <w:r>
-              <w:rPr>
-                <w:color w:val="232733"/>
-                <w:sz w:val="16"/>
-                <w:szCs w:val="16"/>
-              </w:rPr>
-              <w:t xml:space="preserve">Q3</w:t>
-            </w:r>
-          </w:p>
-        </w:tc>
-        <w:tc>
-          <w:tcPr>
-            <w:tcW w:type="pct" w:w="2600"/>
-            <w:tcMar>
-              <w:top w:type="dxa" w:w="50"/>
-              <w:left w:type="dxa" w:w="110"/>
-              <w:bottom w:type="dxa" w:w="50"/>
-              <w:right w:type="dxa" w:w="110"/>
-            </w:tcMar>
-          </w:tcPr>
-          <w:p>
-            <w:pPr>
-              <w:spacing w:before="26" w:after="26"/>
-            </w:pPr>
-            <w:r>
-              <w:rPr>
-                <w:color w:val="232733"/>
-                <w:sz w:val="16"/>
-                <w:szCs w:val="16"/>
-              </w:rPr>
-              <w:t xml:space="preserve">1,422,000 + 133,800 = 1,555,800; − 142,200 = 1,413,600 liters; × $0.90 = $1,272,240</w:t>
-            </w:r>
-          </w:p>
-        </w:tc>
-      </w:tr>
-      <w:tr>
-        <w:tc>
-          <w:tcPr>
-            <w:tcW w:type="pct" w:w="2400"/>
-            <w:shd w:fill="FBFAF6" w:val="clear"/>
-            <w:tcMar>
-              <w:top w:type="dxa" w:w="50"/>
-              <w:left w:type="dxa" w:w="110"/>
-              <w:bottom w:type="dxa" w:w="50"/>
-              <w:right w:type="dxa" w:w="110"/>
-            </w:tcMar>
-          </w:tcPr>
-          <w:p>
-            <w:pPr>
-              <w:spacing w:before="26" w:after="26"/>
-            </w:pPr>
-            <w:r>
-              <w:rPr>
-                <w:color w:val="232733"/>
-                <w:sz w:val="16"/>
-                <w:szCs w:val="16"/>
-              </w:rPr>
-              <w:t xml:space="preserve">Q4</w:t>
-            </w:r>
-          </w:p>
-        </w:tc>
-        <w:tc>
-          <w:tcPr>
-            <w:tcW w:type="pct" w:w="2600"/>
-            <w:shd w:fill="FBFAF6" w:val="clear"/>
-            <w:tcMar>
-              <w:top w:type="dxa" w:w="50"/>
-              <w:left w:type="dxa" w:w="110"/>
-              <w:bottom w:type="dxa" w:w="50"/>
-              <w:right w:type="dxa" w:w="110"/>
-            </w:tcMar>
-          </w:tcPr>
-          <w:p>
-            <w:pPr>
-              <w:spacing w:before="26" w:after="26"/>
-            </w:pPr>
-            <w:r>
-              <w:rPr>
-                <w:color w:val="232733"/>
-                <w:sz w:val="16"/>
-                <w:szCs w:val="16"/>
-              </w:rPr>
-              <w:t xml:space="preserve">1,338,000 + 130,800 (10% of 1,308,000) = 1,468,800; − 133,800 = 1,335,000 liters; × $0.90 = $1,201,500</w:t>
-            </w:r>
-          </w:p>
-        </w:tc>
-      </w:tr>
-    </w:tbl>
-    <w:p/>
-    <w:p>
-      <w:pPr>
-        <w:spacing w:before="44" w:after="10"/>
-      </w:pPr>
-      <w:r>
-        <w:rPr>
-          <w:b/>
-          <w:bCs/>
-          <w:color w:val="353A7C"/>
-          <w:sz w:val="18"/>
-          <w:szCs w:val="18"/>
-        </w:rPr>
-        <w:t xml:space="preserve">Item — Category</w:t>
-      </w:r>
-    </w:p>
-    <w:p>
-      <w:pPr>
-        <w:spacing w:before="0" w:after="12"/>
-      </w:pPr>
-      <w:r>
-        <w:rPr>
-          <w:color w:val="6B7280"/>
-          <w:sz w:val="15"/>
-          <w:szCs w:val="15"/>
-        </w:rPr>
-        <w:t xml:space="preserve">Every item belongs to exactly one group.</w:t>
-      </w:r>
-    </w:p>
-    <w:p>
-      <w:pPr>
-        <w:spacing w:after="40" w:before="90"/>
-        <w:jc w:val="center"/>
-      </w:pPr>
-      <w:r>
-        <w:drawing>
-          <wp:inline distT="0" distB="0" distL="0" distR="0">
-            <wp:extent cx="5734050" cy="1712675"/>
             <wp:effectExtent t="0" r="0" b="0" l="0"/>
             <wp:docPr id="1" name="" descr="" title=""/>
             <wp:cNvGraphicFramePr>
@@ -9202,7 +8181,7 @@
                   <pic:spPr bwMode="auto">
                     <a:xfrm>
                       <a:off x="0" y="0"/>
-                      <a:ext cx="5734050" cy="1712675"/>
+                      <a:ext cx="5734050" cy="1614600"/>
                     </a:xfrm>
                     <a:prstGeom prst="rect">
                       <a:avLst/>
@@ -9270,7 +8249,54 @@
                 <w:sz w:val="16"/>
                 <w:szCs w:val="16"/>
               </w:rPr>
-              <w:t xml:space="preserve">Depreciation of the tahini plant   ·   Power for the filling line   ·   Ending stock of sesame</w:t>
+              <w:t xml:space="preserve">Machine hours   ·   just-in-time (JIT)</w:t>
+            </w:r>
+          </w:p>
+        </w:tc>
+      </w:tr>
+    </w:tbl>
+    <w:p/>
+    <w:tbl>
+      <w:tblPr>
+        <w:tblW w:type="pct" w:w="100%"/>
+        <w:tblLayout w:type="fixed"/>
+        <w:tblBorders>
+          <w:top w:val="single" w:color="353A7C" w:sz="4"/>
+          <w:left w:val="single" w:color="353A7C" w:sz="4"/>
+          <w:bottom w:val="single" w:color="353A7C" w:sz="4"/>
+          <w:right w:val="single" w:color="353A7C" w:sz="4"/>
+          <w:insideH w:val="single" w:color="353A7C" w:sz="4"/>
+          <w:insideV w:val="single" w:color="353A7C" w:sz="4"/>
+        </w:tblBorders>
+      </w:tblPr>
+      <w:tblGrid>
+        <w:gridCol w:w="9600"/>
+      </w:tblGrid>
+      <w:tr>
+        <w:tc>
+          <w:tcPr>
+            <w:tcW w:type="pct" w:w="5000"/>
+            <w:shd w:fill="F2F4FB" w:val="clear"/>
+            <w:tcMar>
+              <w:top w:type="dxa" w:w="50"/>
+              <w:left w:type="dxa" w:w="110"/>
+              <w:bottom w:type="dxa" w:w="50"/>
+              <w:right w:type="dxa" w:w="110"/>
+            </w:tcMar>
+          </w:tcPr>
+          <w:p>
+            <w:pPr>
+              <w:spacing w:before="30" w:after="30"/>
+            </w:pPr>
+            <w:r>
+              <w:rPr>
+                <w:b/>
+                <w:bCs/>
+                <w:color w:val="353A7C"/>
+                <w:sz w:val="19"/>
+                <w:szCs w:val="19"/>
+              </w:rPr>
+              <w:t xml:space="preserve">Everything ties</w:t>
             </w:r>
           </w:p>
         </w:tc>
@@ -9289,6 +8315,1332 @@
         <w:t xml:space="preserve"> </w:t>
       </w:r>
     </w:p>
+    <w:p>
+      <w:pPr>
+        <w:spacing w:before="20" w:after="20" w:line="360" w:lineRule="auto"/>
+        <w:ind w:left="200"/>
+      </w:pPr>
+      <w:r>
+        <w:rPr>
+          <w:sz w:val="19"/>
+          <w:szCs w:val="19"/>
+        </w:rPr>
+        <w:t xml:space="preserve">Concentrate purchases 5,409,000 liters = usage 5,406,000 + ending 130,800 − beginning 127,800.</w:t>
+      </w:r>
+    </w:p>
+    <w:tbl>
+      <w:tblPr>
+        <w:tblW w:type="pct" w:w="100%"/>
+        <w:tblLayout w:type="fixed"/>
+        <w:tblBorders>
+          <w:top w:val="single" w:color="353A7C" w:sz="4"/>
+          <w:left w:val="single" w:color="353A7C" w:sz="4"/>
+          <w:bottom w:val="single" w:color="353A7C" w:sz="4"/>
+          <w:right w:val="single" w:color="353A7C" w:sz="4"/>
+          <w:insideH w:val="single" w:color="353A7C" w:sz="4"/>
+          <w:insideV w:val="single" w:color="353A7C" w:sz="4"/>
+        </w:tblBorders>
+      </w:tblPr>
+      <w:tblGrid>
+        <w:gridCol w:w="9600"/>
+      </w:tblGrid>
+      <w:tr>
+        <w:tc>
+          <w:tcPr>
+            <w:tcW w:type="pct" w:w="5000"/>
+            <w:shd w:fill="F2F4FB" w:val="clear"/>
+            <w:tcMar>
+              <w:top w:type="dxa" w:w="50"/>
+              <w:left w:type="dxa" w:w="110"/>
+              <w:bottom w:type="dxa" w:w="50"/>
+              <w:right w:type="dxa" w:w="110"/>
+            </w:tcMar>
+          </w:tcPr>
+          <w:p>
+            <w:pPr>
+              <w:spacing w:before="30" w:after="30"/>
+            </w:pPr>
+            <w:r>
+              <w:rPr>
+                <w:b/>
+                <w:bCs/>
+                <w:color w:val="353A7C"/>
+                <w:sz w:val="19"/>
+                <w:szCs w:val="19"/>
+              </w:rPr>
+              <w:t xml:space="preserve">Exam view</w:t>
+            </w:r>
+          </w:p>
+        </w:tc>
+      </w:tr>
+    </w:tbl>
+    <w:p/>
+    <w:p>
+      <w:pPr>
+        <w:spacing w:before="44" w:after="14"/>
+      </w:pPr>
+      <w:r>
+        <w:rPr>
+          <w:b/>
+          <w:bCs/>
+          <w:color w:val="353A7C"/>
+          <w:sz w:val="18"/>
+          <w:szCs w:val="18"/>
+        </w:rPr>
+        <w:t xml:space="preserve">Summary 2</w:t>
+      </w:r>
+      <w:r>
+        <w:rPr>
+          <w:color w:val="6B7280"/>
+          <w:sz w:val="16"/>
+          <w:szCs w:val="16"/>
+        </w:rPr>
+        <w:t xml:space="preserve">      gaps 8–10</w:t>
+      </w:r>
+    </w:p>
+    <w:p>
+      <w:pPr>
+        <w:spacing w:before="20" w:after="20" w:line="360" w:lineRule="auto"/>
+        <w:ind w:left="200"/>
+      </w:pPr>
+      <w:r>
+        <w:rPr>
+          <w:sz w:val="19"/>
+          <w:szCs w:val="19"/>
+        </w:rPr>
+        <w:t xml:space="preserve">Expect a </w:t>
+      </w:r>
+      <w:r>
+        <w:rPr>
+          <w:b/>
+          <w:bCs/>
+          <w:color w:val="8186EF"/>
+          <w:sz w:val="15"/>
+          <w:szCs w:val="15"/>
+        </w:rPr>
+        <w:t xml:space="preserve"> (8) </w:t>
+      </w:r>
+      <w:r>
+        <w:rPr>
+          <w:u w:val="single"/>
+          <w:sz w:val="19"/>
+          <w:szCs w:val="19"/>
+        </w:rPr>
+        <w:t xml:space="preserve">            </w:t>
+      </w:r>
+      <w:r>
+        <w:rPr>
+          <w:sz w:val="19"/>
+          <w:szCs w:val="19"/>
+        </w:rPr>
+        <w:t xml:space="preserve"> </w:t>
+      </w:r>
+      <w:r>
+        <w:rPr>
+          <w:sz w:val="19"/>
+          <w:szCs w:val="19"/>
+        </w:rPr>
+        <w:t xml:space="preserve"> budget and a materials policy. </w:t>
+      </w:r>
+      <w:r>
+        <w:rPr>
+          <w:sz w:val="19"/>
+          <w:szCs w:val="19"/>
+        </w:rPr>
+        <w:t xml:space="preserve">Compute usage, </w:t>
+      </w:r>
+      <w:r>
+        <w:rPr>
+          <w:b/>
+          <w:bCs/>
+          <w:color w:val="8186EF"/>
+          <w:sz w:val="15"/>
+          <w:szCs w:val="15"/>
+        </w:rPr>
+        <w:t xml:space="preserve"> (9) </w:t>
+      </w:r>
+      <w:r>
+        <w:rPr>
+          <w:u w:val="single"/>
+          <w:sz w:val="19"/>
+          <w:szCs w:val="19"/>
+        </w:rPr>
+        <w:t xml:space="preserve">           </w:t>
+      </w:r>
+      <w:r>
+        <w:rPr>
+          <w:sz w:val="19"/>
+          <w:szCs w:val="19"/>
+        </w:rPr>
+        <w:t xml:space="preserve"> </w:t>
+      </w:r>
+      <w:r>
+        <w:rPr>
+          <w:sz w:val="19"/>
+          <w:szCs w:val="19"/>
+        </w:rPr>
+        <w:t xml:space="preserve"> in units and dollars, labor hours and cost, and overhead by variable and fixed parts. </w:t>
+      </w:r>
+      <w:r>
+        <w:rPr>
+          <w:sz w:val="19"/>
+          <w:szCs w:val="19"/>
+        </w:rPr>
+        <w:t xml:space="preserve">Then compare the hours or materials with what is </w:t>
+      </w:r>
+      <w:r>
+        <w:rPr>
+          <w:b/>
+          <w:bCs/>
+          <w:color w:val="8186EF"/>
+          <w:sz w:val="15"/>
+          <w:szCs w:val="15"/>
+        </w:rPr>
+        <w:t xml:space="preserve"> (10) </w:t>
+      </w:r>
+      <w:r>
+        <w:rPr>
+          <w:u w:val="single"/>
+          <w:sz w:val="19"/>
+          <w:szCs w:val="19"/>
+        </w:rPr>
+        <w:t xml:space="preserve">           </w:t>
+      </w:r>
+      <w:r>
+        <w:rPr>
+          <w:sz w:val="19"/>
+          <w:szCs w:val="19"/>
+        </w:rPr>
+        <w:t xml:space="preserve"> </w:t>
+      </w:r>
+      <w:r>
+        <w:rPr>
+          <w:sz w:val="19"/>
+          <w:szCs w:val="19"/>
+        </w:rPr>
+        <w:t xml:space="preserve">. </w:t>
+      </w:r>
+    </w:p>
+    <w:tbl>
+      <w:tblPr>
+        <w:tblW w:type="pct" w:w="100%"/>
+        <w:tblLayout w:type="fixed"/>
+        <w:tblBorders>
+          <w:top w:val="single" w:color="FBFAF6" w:sz="4"/>
+          <w:left w:val="single" w:color="FBFAF6" w:sz="4"/>
+          <w:bottom w:val="single" w:color="FBFAF6" w:sz="4"/>
+          <w:right w:val="single" w:color="FBFAF6" w:sz="4"/>
+          <w:insideH w:val="single" w:color="FBFAF6" w:sz="4"/>
+          <w:insideV w:val="single" w:color="FBFAF6" w:sz="4"/>
+        </w:tblBorders>
+      </w:tblPr>
+      <w:tblGrid>
+        <w:gridCol w:w="9600"/>
+      </w:tblGrid>
+      <w:tr>
+        <w:tc>
+          <w:tcPr>
+            <w:tcW w:type="pct" w:w="5000"/>
+            <w:shd w:fill="FBFAF6" w:val="clear"/>
+            <w:tcMar>
+              <w:top w:type="dxa" w:w="40"/>
+              <w:left w:type="dxa" w:w="100"/>
+              <w:bottom w:type="dxa" w:w="40"/>
+              <w:right w:type="dxa" w:w="100"/>
+            </w:tcMar>
+          </w:tcPr>
+          <w:p>
+            <w:pPr>
+              <w:spacing w:before="18" w:after="6"/>
+            </w:pPr>
+            <w:r>
+              <w:rPr>
+                <w:b/>
+                <w:bCs/>
+                <w:color w:val="6B7280"/>
+                <w:sz w:val="14"/>
+                <w:szCs w:val="14"/>
+              </w:rPr>
+              <w:t xml:space="preserve">word list</w:t>
+            </w:r>
+          </w:p>
+          <w:p>
+            <w:pPr>
+              <w:spacing w:before="0" w:after="18"/>
+            </w:pPr>
+            <w:r>
+              <w:rPr>
+                <w:b/>
+                <w:bCs/>
+                <w:color w:val="353A7C"/>
+                <w:sz w:val="16"/>
+                <w:szCs w:val="16"/>
+              </w:rPr>
+              <w:t xml:space="preserve">available   ·   purchases   ·   overhead   ·   production</w:t>
+            </w:r>
+          </w:p>
+        </w:tc>
+      </w:tr>
+    </w:tbl>
+    <w:p/>
+    <w:tbl>
+      <w:tblPr>
+        <w:tblW w:type="pct" w:w="100%"/>
+        <w:tblLayout w:type="fixed"/>
+        <w:tblBorders>
+          <w:top w:val="single" w:color="353A7C" w:sz="6"/>
+          <w:left w:val="single" w:color="353A7C" w:sz="6"/>
+          <w:bottom w:val="single" w:color="353A7C" w:sz="6"/>
+          <w:right w:val="single" w:color="353A7C" w:sz="6"/>
+          <w:insideH w:val="single" w:color="353A7C" w:sz="6"/>
+          <w:insideV w:val="single" w:color="353A7C" w:sz="6"/>
+        </w:tblBorders>
+      </w:tblPr>
+      <w:tblGrid>
+        <w:gridCol w:w="4992"/>
+        <w:gridCol w:w="4608"/>
+      </w:tblGrid>
+      <w:tr>
+        <w:tc>
+          <w:tcPr>
+            <w:tcW w:type="pct" w:w="5000"/>
+            <w:gridSpan w:val="2"/>
+            <w:shd w:fill="353A7C" w:val="clear"/>
+            <w:tcMar>
+              <w:top w:type="dxa" w:w="60"/>
+              <w:left w:type="dxa" w:w="120"/>
+              <w:bottom w:type="dxa" w:w="60"/>
+              <w:right w:type="dxa" w:w="120"/>
+            </w:tcMar>
+          </w:tcPr>
+          <w:p>
+            <w:pPr>
+              <w:spacing w:before="40" w:after="40"/>
+            </w:pPr>
+            <w:r>
+              <w:rPr>
+                <w:b/>
+                <w:bCs/>
+                <w:color w:val="FFFFFF"/>
+                <w:sz w:val="17"/>
+                <w:szCs w:val="17"/>
+              </w:rPr>
+              <w:t xml:space="preserve">Exam view</w:t>
+            </w:r>
+          </w:p>
+        </w:tc>
+      </w:tr>
+      <w:tr>
+        <w:tc>
+          <w:tcPr>
+            <w:tcW w:type="pct" w:w="2600"/>
+            <w:shd w:fill="353A7C" w:val="clear"/>
+            <w:tcMar>
+              <w:top w:type="dxa" w:w="50"/>
+              <w:left w:type="dxa" w:w="110"/>
+              <w:bottom w:type="dxa" w:w="50"/>
+              <w:right w:type="dxa" w:w="110"/>
+            </w:tcMar>
+          </w:tcPr>
+          <w:p>
+            <w:pPr>
+              <w:spacing w:before="30" w:after="30"/>
+            </w:pPr>
+            <w:r>
+              <w:rPr>
+                <w:b/>
+                <w:bCs/>
+                <w:color w:val="FFFFFF"/>
+                <w:sz w:val="15"/>
+                <w:szCs w:val="15"/>
+              </w:rPr>
+              <w:t xml:space="preserve">Tahini &amp; Spreads, 2028</w:t>
+            </w:r>
+          </w:p>
+        </w:tc>
+        <w:tc>
+          <w:tcPr>
+            <w:tcW w:type="pct" w:w="2400"/>
+            <w:shd w:fill="353A7C" w:val="clear"/>
+            <w:tcMar>
+              <w:top w:type="dxa" w:w="50"/>
+              <w:left w:type="dxa" w:w="110"/>
+              <w:bottom w:type="dxa" w:w="50"/>
+              <w:right w:type="dxa" w:w="110"/>
+            </w:tcMar>
+          </w:tcPr>
+          <w:p>
+            <w:pPr>
+              <w:spacing w:before="30" w:after="30"/>
+            </w:pPr>
+            <w:r>
+              <w:rPr>
+                <w:b/>
+                <w:bCs/>
+                <w:color w:val="FFFFFF"/>
+                <w:sz w:val="15"/>
+                <w:szCs w:val="15"/>
+              </w:rPr>
+              <w:t xml:space="preserve">Data</w:t>
+            </w:r>
+          </w:p>
+        </w:tc>
+      </w:tr>
+      <w:tr>
+        <w:tc>
+          <w:tcPr>
+            <w:tcW w:type="pct" w:w="2600"/>
+            <w:tcMar>
+              <w:top w:type="dxa" w:w="50"/>
+              <w:left w:type="dxa" w:w="110"/>
+              <w:bottom w:type="dxa" w:w="50"/>
+              <w:right w:type="dxa" w:w="110"/>
+            </w:tcMar>
+          </w:tcPr>
+          <w:p>
+            <w:pPr>
+              <w:spacing w:before="28" w:after="28"/>
+            </w:pPr>
+            <w:r>
+              <w:rPr>
+                <w:sz w:val="15"/>
+                <w:szCs w:val="15"/>
+              </w:rPr>
+              <w:t xml:space="preserve">Jars to produce: second quarter</w:t>
+            </w:r>
+          </w:p>
+        </w:tc>
+        <w:tc>
+          <w:tcPr>
+            <w:tcW w:type="pct" w:w="2400"/>
+            <w:tcMar>
+              <w:top w:type="dxa" w:w="50"/>
+              <w:left w:type="dxa" w:w="110"/>
+              <w:bottom w:type="dxa" w:w="50"/>
+              <w:right w:type="dxa" w:w="110"/>
+            </w:tcMar>
+          </w:tcPr>
+          <w:p>
+            <w:pPr>
+              <w:spacing w:before="28" w:after="28"/>
+            </w:pPr>
+            <w:r>
+              <w:rPr>
+                <w:sz w:val="15"/>
+                <w:szCs w:val="15"/>
+              </w:rPr>
+              <w:t xml:space="preserve">382,000</w:t>
+            </w:r>
+          </w:p>
+        </w:tc>
+      </w:tr>
+      <w:tr>
+        <w:tc>
+          <w:tcPr>
+            <w:tcW w:type="pct" w:w="2600"/>
+            <w:shd w:fill="FBFAF6" w:val="clear"/>
+            <w:tcMar>
+              <w:top w:type="dxa" w:w="50"/>
+              <w:left w:type="dxa" w:w="110"/>
+              <w:bottom w:type="dxa" w:w="50"/>
+              <w:right w:type="dxa" w:w="110"/>
+            </w:tcMar>
+          </w:tcPr>
+          <w:p>
+            <w:pPr>
+              <w:spacing w:before="28" w:after="28"/>
+            </w:pPr>
+            <w:r>
+              <w:rPr>
+                <w:sz w:val="15"/>
+                <w:szCs w:val="15"/>
+              </w:rPr>
+              <w:t xml:space="preserve">Jars to produce: third quarter</w:t>
+            </w:r>
+          </w:p>
+        </w:tc>
+        <w:tc>
+          <w:tcPr>
+            <w:tcW w:type="pct" w:w="2400"/>
+            <w:shd w:fill="FBFAF6" w:val="clear"/>
+            <w:tcMar>
+              <w:top w:type="dxa" w:w="50"/>
+              <w:left w:type="dxa" w:w="110"/>
+              <w:bottom w:type="dxa" w:w="50"/>
+              <w:right w:type="dxa" w:w="110"/>
+            </w:tcMar>
+          </w:tcPr>
+          <w:p>
+            <w:pPr>
+              <w:spacing w:before="28" w:after="28"/>
+            </w:pPr>
+            <w:r>
+              <w:rPr>
+                <w:sz w:val="15"/>
+                <w:szCs w:val="15"/>
+              </w:rPr>
+              <w:t xml:space="preserve">396,000</w:t>
+            </w:r>
+          </w:p>
+        </w:tc>
+      </w:tr>
+      <w:tr>
+        <w:tc>
+          <w:tcPr>
+            <w:tcW w:type="pct" w:w="2600"/>
+            <w:tcMar>
+              <w:top w:type="dxa" w:w="50"/>
+              <w:left w:type="dxa" w:w="110"/>
+              <w:bottom w:type="dxa" w:w="50"/>
+              <w:right w:type="dxa" w:w="110"/>
+            </w:tcMar>
+          </w:tcPr>
+          <w:p>
+            <w:pPr>
+              <w:spacing w:before="28" w:after="28"/>
+            </w:pPr>
+            <w:r>
+              <w:rPr>
+                <w:sz w:val="15"/>
+                <w:szCs w:val="15"/>
+              </w:rPr>
+              <w:t xml:space="preserve">Sesame paste per jar</w:t>
+            </w:r>
+          </w:p>
+        </w:tc>
+        <w:tc>
+          <w:tcPr>
+            <w:tcW w:type="pct" w:w="2400"/>
+            <w:tcMar>
+              <w:top w:type="dxa" w:w="50"/>
+              <w:left w:type="dxa" w:w="110"/>
+              <w:bottom w:type="dxa" w:w="50"/>
+              <w:right w:type="dxa" w:w="110"/>
+            </w:tcMar>
+          </w:tcPr>
+          <w:p>
+            <w:pPr>
+              <w:spacing w:before="28" w:after="28"/>
+            </w:pPr>
+            <w:r>
+              <w:rPr>
+                <w:sz w:val="15"/>
+                <w:szCs w:val="15"/>
+              </w:rPr>
+              <w:t xml:space="preserve">0.50 kg</w:t>
+            </w:r>
+          </w:p>
+        </w:tc>
+      </w:tr>
+      <w:tr>
+        <w:tc>
+          <w:tcPr>
+            <w:tcW w:type="pct" w:w="2600"/>
+            <w:shd w:fill="FBFAF6" w:val="clear"/>
+            <w:tcMar>
+              <w:top w:type="dxa" w:w="50"/>
+              <w:left w:type="dxa" w:w="110"/>
+              <w:bottom w:type="dxa" w:w="50"/>
+              <w:right w:type="dxa" w:w="110"/>
+            </w:tcMar>
+          </w:tcPr>
+          <w:p>
+            <w:pPr>
+              <w:spacing w:before="28" w:after="28"/>
+            </w:pPr>
+            <w:r>
+              <w:rPr>
+                <w:sz w:val="15"/>
+                <w:szCs w:val="15"/>
+              </w:rPr>
+              <w:t xml:space="preserve">Price of sesame paste</w:t>
+            </w:r>
+          </w:p>
+        </w:tc>
+        <w:tc>
+          <w:tcPr>
+            <w:tcW w:type="pct" w:w="2400"/>
+            <w:shd w:fill="FFFFFF" w:val="clear"/>
+            <w:tcMar>
+              <w:top w:type="dxa" w:w="50"/>
+              <w:left w:type="dxa" w:w="110"/>
+              <w:bottom w:type="dxa" w:w="50"/>
+              <w:right w:type="dxa" w:w="110"/>
+            </w:tcMar>
+          </w:tcPr>
+          <w:p>
+            <w:pPr>
+              <w:spacing w:before="46" w:after="46"/>
+            </w:pPr>
+            <w:r>
+              <w:rPr>
+                <w:b/>
+                <w:bCs/>
+                <w:color w:val="8186EF"/>
+                <w:sz w:val="14"/>
+                <w:szCs w:val="14"/>
+              </w:rPr>
+              <w:t xml:space="preserve">(11)</w:t>
+            </w:r>
+          </w:p>
+        </w:tc>
+      </w:tr>
+      <w:tr>
+        <w:tc>
+          <w:tcPr>
+            <w:tcW w:type="pct" w:w="2600"/>
+            <w:tcMar>
+              <w:top w:type="dxa" w:w="50"/>
+              <w:left w:type="dxa" w:w="110"/>
+              <w:bottom w:type="dxa" w:w="50"/>
+              <w:right w:type="dxa" w:w="110"/>
+            </w:tcMar>
+          </w:tcPr>
+          <w:p>
+            <w:pPr>
+              <w:spacing w:before="28" w:after="28"/>
+            </w:pPr>
+            <w:r>
+              <w:rPr>
+                <w:sz w:val="15"/>
+                <w:szCs w:val="15"/>
+              </w:rPr>
+              <w:t xml:space="preserve">Ending sesame stock</w:t>
+            </w:r>
+          </w:p>
+        </w:tc>
+        <w:tc>
+          <w:tcPr>
+            <w:tcW w:type="pct" w:w="2400"/>
+            <w:tcMar>
+              <w:top w:type="dxa" w:w="50"/>
+              <w:left w:type="dxa" w:w="110"/>
+              <w:bottom w:type="dxa" w:w="50"/>
+              <w:right w:type="dxa" w:w="110"/>
+            </w:tcMar>
+          </w:tcPr>
+          <w:p>
+            <w:pPr>
+              <w:spacing w:before="28" w:after="28"/>
+            </w:pPr>
+            <w:r>
+              <w:rPr>
+                <w:sz w:val="15"/>
+                <w:szCs w:val="15"/>
+              </w:rPr>
+              <w:t xml:space="preserve">20% of next quarter's needs</w:t>
+            </w:r>
+          </w:p>
+        </w:tc>
+      </w:tr>
+      <w:tr>
+        <w:tc>
+          <w:tcPr>
+            <w:tcW w:type="pct" w:w="2600"/>
+            <w:shd w:fill="FBFAF6" w:val="clear"/>
+            <w:tcMar>
+              <w:top w:type="dxa" w:w="50"/>
+              <w:left w:type="dxa" w:w="110"/>
+              <w:bottom w:type="dxa" w:w="50"/>
+              <w:right w:type="dxa" w:w="110"/>
+            </w:tcMar>
+          </w:tcPr>
+          <w:p>
+            <w:pPr>
+              <w:spacing w:before="28" w:after="28"/>
+            </w:pPr>
+            <w:r>
+              <w:rPr>
+                <w:sz w:val="15"/>
+                <w:szCs w:val="15"/>
+              </w:rPr>
+              <w:t xml:space="preserve">Labor per jar</w:t>
+            </w:r>
+          </w:p>
+        </w:tc>
+        <w:tc>
+          <w:tcPr>
+            <w:tcW w:type="pct" w:w="2400"/>
+            <w:shd w:fill="FFFFFF" w:val="clear"/>
+            <w:tcMar>
+              <w:top w:type="dxa" w:w="50"/>
+              <w:left w:type="dxa" w:w="110"/>
+              <w:bottom w:type="dxa" w:w="50"/>
+              <w:right w:type="dxa" w:w="110"/>
+            </w:tcMar>
+          </w:tcPr>
+          <w:p>
+            <w:pPr>
+              <w:spacing w:before="46" w:after="46"/>
+            </w:pPr>
+            <w:r>
+              <w:rPr>
+                <w:b/>
+                <w:bCs/>
+                <w:color w:val="8186EF"/>
+                <w:sz w:val="14"/>
+                <w:szCs w:val="14"/>
+              </w:rPr>
+              <w:t xml:space="preserve">(12)</w:t>
+            </w:r>
+          </w:p>
+        </w:tc>
+      </w:tr>
+      <w:tr>
+        <w:tc>
+          <w:tcPr>
+            <w:tcW w:type="pct" w:w="2600"/>
+            <w:tcMar>
+              <w:top w:type="dxa" w:w="50"/>
+              <w:left w:type="dxa" w:w="110"/>
+              <w:bottom w:type="dxa" w:w="50"/>
+              <w:right w:type="dxa" w:w="110"/>
+            </w:tcMar>
+          </w:tcPr>
+          <w:p>
+            <w:pPr>
+              <w:spacing w:before="28" w:after="28"/>
+            </w:pPr>
+            <w:r>
+              <w:rPr>
+                <w:sz w:val="15"/>
+                <w:szCs w:val="15"/>
+              </w:rPr>
+              <w:t xml:space="preserve">Labor rate</w:t>
+            </w:r>
+          </w:p>
+        </w:tc>
+        <w:tc>
+          <w:tcPr>
+            <w:tcW w:type="pct" w:w="2400"/>
+            <w:shd w:fill="FFFFFF" w:val="clear"/>
+            <w:tcMar>
+              <w:top w:type="dxa" w:w="50"/>
+              <w:left w:type="dxa" w:w="110"/>
+              <w:bottom w:type="dxa" w:w="50"/>
+              <w:right w:type="dxa" w:w="110"/>
+            </w:tcMar>
+          </w:tcPr>
+          <w:p>
+            <w:pPr>
+              <w:spacing w:before="46" w:after="46"/>
+            </w:pPr>
+            <w:r>
+              <w:rPr>
+                <w:b/>
+                <w:bCs/>
+                <w:color w:val="8186EF"/>
+                <w:sz w:val="14"/>
+                <w:szCs w:val="14"/>
+              </w:rPr>
+              <w:t xml:space="preserve">(13)</w:t>
+            </w:r>
+          </w:p>
+        </w:tc>
+      </w:tr>
+      <w:tr>
+        <w:tc>
+          <w:tcPr>
+            <w:tcW w:type="pct" w:w="2600"/>
+            <w:shd w:fill="FBFAF6" w:val="clear"/>
+            <w:tcMar>
+              <w:top w:type="dxa" w:w="50"/>
+              <w:left w:type="dxa" w:w="110"/>
+              <w:bottom w:type="dxa" w:w="50"/>
+              <w:right w:type="dxa" w:w="110"/>
+            </w:tcMar>
+          </w:tcPr>
+          <w:p>
+            <w:pPr>
+              <w:spacing w:before="28" w:after="28"/>
+            </w:pPr>
+            <w:r>
+              <w:rPr>
+                <w:sz w:val="15"/>
+                <w:szCs w:val="15"/>
+              </w:rPr>
+              <w:t xml:space="preserve">Labor hours available in the second quarter</w:t>
+            </w:r>
+          </w:p>
+        </w:tc>
+        <w:tc>
+          <w:tcPr>
+            <w:tcW w:type="pct" w:w="2400"/>
+            <w:shd w:fill="FBFAF6" w:val="clear"/>
+            <w:tcMar>
+              <w:top w:type="dxa" w:w="50"/>
+              <w:left w:type="dxa" w:w="110"/>
+              <w:bottom w:type="dxa" w:w="50"/>
+              <w:right w:type="dxa" w:w="110"/>
+            </w:tcMar>
+          </w:tcPr>
+          <w:p>
+            <w:pPr>
+              <w:spacing w:before="28" w:after="28"/>
+            </w:pPr>
+            <w:r>
+              <w:rPr>
+                <w:sz w:val="15"/>
+                <w:szCs w:val="15"/>
+              </w:rPr>
+              <w:t xml:space="preserve">4,500</w:t>
+            </w:r>
+          </w:p>
+        </w:tc>
+      </w:tr>
+    </w:tbl>
+    <w:p/>
+    <w:tbl>
+      <w:tblPr>
+        <w:tblW w:type="pct" w:w="100%"/>
+        <w:tblLayout w:type="fixed"/>
+        <w:tblBorders>
+          <w:top w:val="single" w:color="FBFAF6" w:sz="4"/>
+          <w:left w:val="single" w:color="FBFAF6" w:sz="4"/>
+          <w:bottom w:val="single" w:color="FBFAF6" w:sz="4"/>
+          <w:right w:val="single" w:color="FBFAF6" w:sz="4"/>
+          <w:insideH w:val="single" w:color="FBFAF6" w:sz="4"/>
+          <w:insideV w:val="single" w:color="FBFAF6" w:sz="4"/>
+        </w:tblBorders>
+      </w:tblPr>
+      <w:tblGrid>
+        <w:gridCol w:w="9600"/>
+      </w:tblGrid>
+      <w:tr>
+        <w:tc>
+          <w:tcPr>
+            <w:tcW w:type="pct" w:w="5000"/>
+            <w:shd w:fill="FBFAF6" w:val="clear"/>
+            <w:tcMar>
+              <w:top w:type="dxa" w:w="40"/>
+              <w:left w:type="dxa" w:w="100"/>
+              <w:bottom w:type="dxa" w:w="40"/>
+              <w:right w:type="dxa" w:w="100"/>
+            </w:tcMar>
+          </w:tcPr>
+          <w:p>
+            <w:pPr>
+              <w:spacing w:before="18" w:after="6"/>
+            </w:pPr>
+            <w:r>
+              <w:rPr>
+                <w:b/>
+                <w:bCs/>
+                <w:color w:val="6B7280"/>
+                <w:sz w:val="14"/>
+                <w:szCs w:val="14"/>
+              </w:rPr>
+              <w:t xml:space="preserve">word list</w:t>
+            </w:r>
+          </w:p>
+          <w:p>
+            <w:pPr>
+              <w:spacing w:before="0" w:after="18"/>
+            </w:pPr>
+            <w:r>
+              <w:rPr>
+                <w:b/>
+                <w:bCs/>
+                <w:color w:val="353A7C"/>
+                <w:sz w:val="16"/>
+                <w:szCs w:val="16"/>
+              </w:rPr>
+              <w:t xml:space="preserve">$2.50 a kg   ·   $15.00 an hour   ·   0.50 kg   ·   0.012 hours</w:t>
+            </w:r>
+          </w:p>
+        </w:tc>
+      </w:tr>
+    </w:tbl>
+    <w:p/>
+    <w:tbl>
+      <w:tblPr>
+        <w:tblW w:type="pct" w:w="100%"/>
+        <w:tblLayout w:type="fixed"/>
+        <w:tblBorders>
+          <w:top w:val="single" w:color="353A7C" w:sz="6"/>
+          <w:left w:val="single" w:color="353A7C" w:sz="6"/>
+          <w:bottom w:val="single" w:color="353A7C" w:sz="6"/>
+          <w:right w:val="single" w:color="353A7C" w:sz="6"/>
+          <w:insideH w:val="single" w:color="353A7C" w:sz="6"/>
+          <w:insideV w:val="single" w:color="353A7C" w:sz="6"/>
+        </w:tblBorders>
+      </w:tblPr>
+      <w:tblGrid>
+        <w:gridCol w:w="4608"/>
+        <w:gridCol w:w="4992"/>
+      </w:tblGrid>
+      <w:tr>
+        <w:tc>
+          <w:tcPr>
+            <w:tcW w:type="pct" w:w="5000"/>
+            <w:gridSpan w:val="2"/>
+            <w:shd w:fill="353A7C" w:val="clear"/>
+            <w:tcMar>
+              <w:top w:type="dxa" w:w="60"/>
+              <w:left w:type="dxa" w:w="120"/>
+              <w:bottom w:type="dxa" w:w="60"/>
+              <w:right w:type="dxa" w:w="120"/>
+            </w:tcMar>
+          </w:tcPr>
+          <w:p>
+            <w:pPr>
+              <w:spacing w:before="40" w:after="40"/>
+            </w:pPr>
+            <w:r>
+              <w:rPr>
+                <w:b/>
+                <w:bCs/>
+                <w:color w:val="FFFFFF"/>
+                <w:sz w:val="17"/>
+                <w:szCs w:val="17"/>
+              </w:rPr>
+              <w:t xml:space="preserve">Item — Answer</w:t>
+            </w:r>
+          </w:p>
+        </w:tc>
+      </w:tr>
+      <w:tr>
+        <w:tc>
+          <w:tcPr>
+            <w:tcW w:type="pct" w:w="2400"/>
+            <w:tcMar>
+              <w:top w:type="dxa" w:w="50"/>
+              <w:left w:type="dxa" w:w="110"/>
+              <w:bottom w:type="dxa" w:w="50"/>
+              <w:right w:type="dxa" w:w="110"/>
+            </w:tcMar>
+          </w:tcPr>
+          <w:p>
+            <w:pPr>
+              <w:spacing w:before="26" w:after="26"/>
+            </w:pPr>
+            <w:r>
+              <w:rPr>
+                <w:b/>
+                <w:bCs/>
+                <w:color w:val="353A7C"/>
+                <w:sz w:val="15"/>
+                <w:szCs w:val="15"/>
+              </w:rPr>
+              <w:t xml:space="preserve">Item</w:t>
+            </w:r>
+          </w:p>
+        </w:tc>
+        <w:tc>
+          <w:tcPr>
+            <w:tcW w:type="pct" w:w="2600"/>
+            <w:tcMar>
+              <w:top w:type="dxa" w:w="50"/>
+              <w:left w:type="dxa" w:w="110"/>
+              <w:bottom w:type="dxa" w:w="50"/>
+              <w:right w:type="dxa" w:w="110"/>
+            </w:tcMar>
+          </w:tcPr>
+          <w:p>
+            <w:pPr>
+              <w:spacing w:before="26" w:after="26"/>
+            </w:pPr>
+            <w:r>
+              <w:rPr>
+                <w:b/>
+                <w:bCs/>
+                <w:color w:val="353A7C"/>
+                <w:sz w:val="15"/>
+                <w:szCs w:val="15"/>
+              </w:rPr>
+              <w:t xml:space="preserve">Answer</w:t>
+            </w:r>
+          </w:p>
+        </w:tc>
+      </w:tr>
+      <w:tr>
+        <w:tc>
+          <w:tcPr>
+            <w:tcW w:type="pct" w:w="2400"/>
+            <w:tcMar>
+              <w:top w:type="dxa" w:w="50"/>
+              <w:left w:type="dxa" w:w="110"/>
+              <w:bottom w:type="dxa" w:w="50"/>
+              <w:right w:type="dxa" w:w="110"/>
+            </w:tcMar>
+          </w:tcPr>
+          <w:p>
+            <w:pPr>
+              <w:spacing w:before="26" w:after="26"/>
+            </w:pPr>
+            <w:r>
+              <w:rPr>
+                <w:color w:val="232733"/>
+                <w:sz w:val="16"/>
+                <w:szCs w:val="16"/>
+              </w:rPr>
+              <w:t xml:space="preserve">Q3</w:t>
+            </w:r>
+          </w:p>
+        </w:tc>
+        <w:tc>
+          <w:tcPr>
+            <w:tcW w:type="pct" w:w="2600"/>
+            <w:tcMar>
+              <w:top w:type="dxa" w:w="50"/>
+              <w:left w:type="dxa" w:w="110"/>
+              <w:bottom w:type="dxa" w:w="50"/>
+              <w:right w:type="dxa" w:w="110"/>
+            </w:tcMar>
+          </w:tcPr>
+          <w:p>
+            <w:pPr>
+              <w:spacing w:before="26" w:after="26"/>
+            </w:pPr>
+            <w:r>
+              <w:rPr>
+                <w:color w:val="232733"/>
+                <w:sz w:val="16"/>
+                <w:szCs w:val="16"/>
+              </w:rPr>
+              <w:t xml:space="preserve">1,422,000 + 133,800 = 1,555,800; − 142,200 = 1,413,600 liters; × $0.90 = $1,272,240</w:t>
+            </w:r>
+          </w:p>
+        </w:tc>
+      </w:tr>
+      <w:tr>
+        <w:tc>
+          <w:tcPr>
+            <w:tcW w:type="pct" w:w="2400"/>
+            <w:shd w:fill="FBFAF6" w:val="clear"/>
+            <w:tcMar>
+              <w:top w:type="dxa" w:w="50"/>
+              <w:left w:type="dxa" w:w="110"/>
+              <w:bottom w:type="dxa" w:w="50"/>
+              <w:right w:type="dxa" w:w="110"/>
+            </w:tcMar>
+          </w:tcPr>
+          <w:p>
+            <w:pPr>
+              <w:spacing w:before="26" w:after="26"/>
+            </w:pPr>
+            <w:r>
+              <w:rPr>
+                <w:color w:val="232733"/>
+                <w:sz w:val="16"/>
+                <w:szCs w:val="16"/>
+              </w:rPr>
+              <w:t xml:space="preserve">Q4</w:t>
+            </w:r>
+          </w:p>
+        </w:tc>
+        <w:tc>
+          <w:tcPr>
+            <w:tcW w:type="pct" w:w="2600"/>
+            <w:shd w:fill="FBFAF6" w:val="clear"/>
+            <w:tcMar>
+              <w:top w:type="dxa" w:w="50"/>
+              <w:left w:type="dxa" w:w="110"/>
+              <w:bottom w:type="dxa" w:w="50"/>
+              <w:right w:type="dxa" w:w="110"/>
+            </w:tcMar>
+          </w:tcPr>
+          <w:p>
+            <w:pPr>
+              <w:spacing w:before="26" w:after="26"/>
+            </w:pPr>
+            <w:r>
+              <w:rPr>
+                <w:color w:val="232733"/>
+                <w:sz w:val="16"/>
+                <w:szCs w:val="16"/>
+              </w:rPr>
+              <w:t xml:space="preserve">1,338,000 + 130,800 (10% of 1,308,000) = 1,468,800; − 133,800 = 1,335,000 liters; × $0.90 = $1,201,500</w:t>
+            </w:r>
+          </w:p>
+        </w:tc>
+      </w:tr>
+    </w:tbl>
+    <w:p/>
+    <w:p>
+      <w:pPr>
+        <w:spacing w:before="44" w:after="10"/>
+      </w:pPr>
+      <w:r>
+        <w:rPr>
+          <w:b/>
+          <w:bCs/>
+          <w:color w:val="353A7C"/>
+          <w:sz w:val="18"/>
+          <w:szCs w:val="18"/>
+        </w:rPr>
+        <w:t xml:space="preserve">Item — Category</w:t>
+      </w:r>
+    </w:p>
+    <w:p>
+      <w:pPr>
+        <w:spacing w:before="0" w:after="12"/>
+      </w:pPr>
+      <w:r>
+        <w:rPr>
+          <w:color w:val="6B7280"/>
+          <w:sz w:val="15"/>
+          <w:szCs w:val="15"/>
+        </w:rPr>
+        <w:t xml:space="preserve">Every item belongs to exactly one group.</w:t>
+      </w:r>
+    </w:p>
+    <w:p>
+      <w:pPr>
+        <w:spacing w:after="40" w:before="90"/>
+        <w:jc w:val="center"/>
+      </w:pPr>
+      <w:r>
+        <w:drawing>
+          <wp:inline distT="0" distB="0" distL="0" distR="0">
+            <wp:extent cx="5734050" cy="1712675"/>
+            <wp:effectExtent t="0" r="0" b="0" l="0"/>
+            <wp:docPr id="1" name="" descr="" title=""/>
+            <wp:cNvGraphicFramePr>
+              <a:graphicFrameLocks xmlns:a="http://schemas.openxmlformats.org/drawingml/2006/main" noChangeAspect="1"/>
+            </wp:cNvGraphicFramePr>
+            <a:graphic xmlns:a="http://schemas.openxmlformats.org/drawingml/2006/main">
+              <a:graphicData uri="http://schemas.openxmlformats.org/drawingml/2006/picture">
+                <pic:pic xmlns:pic="http://schemas.openxmlformats.org/drawingml/2006/picture">
+                  <pic:nvPicPr>
+                    <pic:cNvPr id="0" name="" descr=""/>
+                    <pic:cNvPicPr>
+                      <a:picLocks noChangeAspect="1" noChangeArrowheads="1"/>
+                    </pic:cNvPicPr>
+                  </pic:nvPicPr>
+                  <pic:blipFill>
+                    <a:blip r:embed="rId109" cstate="none"/>
+                    <a:srcRect/>
+                    <a:stretch>
+                      <a:fillRect/>
+                    </a:stretch>
+                  </pic:blipFill>
+                  <pic:spPr bwMode="auto">
+                    <a:xfrm>
+                      <a:off x="0" y="0"/>
+                      <a:ext cx="5734050" cy="1712675"/>
+                    </a:xfrm>
+                    <a:prstGeom prst="rect">
+                      <a:avLst/>
+                    </a:prstGeom>
+                  </pic:spPr>
+                </pic:pic>
+              </a:graphicData>
+            </a:graphic>
+          </wp:inline>
+        </w:drawing>
+      </w:r>
+    </w:p>
+    <w:tbl>
+      <w:tblPr>
+        <w:tblW w:type="pct" w:w="100%"/>
+        <w:tblLayout w:type="fixed"/>
+        <w:tblBorders>
+          <w:top w:val="single" w:color="FBFAF6" w:sz="4"/>
+          <w:left w:val="single" w:color="FBFAF6" w:sz="4"/>
+          <w:bottom w:val="single" w:color="FBFAF6" w:sz="4"/>
+          <w:right w:val="single" w:color="FBFAF6" w:sz="4"/>
+          <w:insideH w:val="single" w:color="FBFAF6" w:sz="4"/>
+          <w:insideV w:val="single" w:color="FBFAF6" w:sz="4"/>
+        </w:tblBorders>
+      </w:tblPr>
+      <w:tblGrid>
+        <w:gridCol w:w="9600"/>
+      </w:tblGrid>
+      <w:tr>
+        <w:tc>
+          <w:tcPr>
+            <w:tcW w:type="pct" w:w="5000"/>
+            <w:shd w:fill="FBFAF6" w:val="clear"/>
+            <w:tcMar>
+              <w:top w:type="dxa" w:w="40"/>
+              <w:left w:type="dxa" w:w="100"/>
+              <w:bottom w:type="dxa" w:w="40"/>
+              <w:right w:type="dxa" w:w="100"/>
+            </w:tcMar>
+          </w:tcPr>
+          <w:p>
+            <w:pPr>
+              <w:spacing w:before="18" w:after="6"/>
+            </w:pPr>
+            <w:r>
+              <w:rPr>
+                <w:b/>
+                <w:bCs/>
+                <w:color w:val="6B7280"/>
+                <w:sz w:val="14"/>
+                <w:szCs w:val="14"/>
+              </w:rPr>
+              <w:t xml:space="preserve">word list</w:t>
+            </w:r>
+          </w:p>
+          <w:p>
+            <w:pPr>
+              <w:spacing w:before="0" w:after="18"/>
+            </w:pPr>
+            <w:r>
+              <w:rPr>
+                <w:b/>
+                <w:bCs/>
+                <w:color w:val="353A7C"/>
+                <w:sz w:val="16"/>
+                <w:szCs w:val="16"/>
+              </w:rPr>
+              <w:t xml:space="preserve">Depreciation of the tahini plant   ·   Power for the filling line   ·   Ending stock of sesame</w:t>
+            </w:r>
+          </w:p>
+        </w:tc>
+      </w:tr>
+    </w:tbl>
+    <w:p/>
+    <w:p>
+      <w:pPr>
+        <w:pageBreakBefore w:val="true"/>
+        <w:spacing w:after="0"/>
+      </w:pPr>
+      <w:r>
+        <w:rPr>
+          <w:sz w:val="2"/>
+        </w:rPr>
+        <w:t xml:space="preserve"> </w:t>
+      </w:r>
+    </w:p>
+    <w:p>
+      <w:pPr>
+        <w:spacing w:before="44" w:after="10"/>
+      </w:pPr>
+      <w:r>
+        <w:rPr>
+          <w:b/>
+          <w:bCs/>
+          <w:color w:val="353A7C"/>
+          <w:sz w:val="18"/>
+          <w:szCs w:val="18"/>
+        </w:rPr>
+        <w:t xml:space="preserve">The English this section uses, and its Arabic</w:t>
+      </w:r>
+    </w:p>
+    <w:p>
+      <w:pPr>
+        <w:spacing w:before="0" w:after="12"/>
+      </w:pPr>
+      <w:r>
+        <w:rPr>
+          <w:color w:val="6B7280"/>
+          <w:sz w:val="15"/>
+          <w:szCs w:val="15"/>
+        </w:rPr>
+        <w:t xml:space="preserve">Each term sits against what it means.</w:t>
+      </w:r>
+    </w:p>
+    <w:p>
+      <w:pPr>
+        <w:spacing w:after="40" w:before="90"/>
+        <w:jc w:val="center"/>
+      </w:pPr>
+      <w:r>
+        <w:drawing>
+          <wp:inline distT="0" distB="0" distL="0" distR="0">
+            <wp:extent cx="5734050" cy="2074825"/>
+            <wp:effectExtent t="0" r="0" b="0" l="0"/>
+            <wp:docPr id="1" name="" descr="" title=""/>
+            <wp:cNvGraphicFramePr>
+              <a:graphicFrameLocks xmlns:a="http://schemas.openxmlformats.org/drawingml/2006/main" noChangeAspect="1"/>
+            </wp:cNvGraphicFramePr>
+            <a:graphic xmlns:a="http://schemas.openxmlformats.org/drawingml/2006/main">
+              <a:graphicData uri="http://schemas.openxmlformats.org/drawingml/2006/picture">
+                <pic:pic xmlns:pic="http://schemas.openxmlformats.org/drawingml/2006/picture">
+                  <pic:nvPicPr>
+                    <pic:cNvPr id="0" name="" descr=""/>
+                    <pic:cNvPicPr>
+                      <a:picLocks noChangeAspect="1" noChangeArrowheads="1"/>
+                    </pic:cNvPicPr>
+                  </pic:nvPicPr>
+                  <pic:blipFill>
+                    <a:blip r:embed="rId110" cstate="none"/>
+                    <a:srcRect/>
+                    <a:stretch>
+                      <a:fillRect/>
+                    </a:stretch>
+                  </pic:blipFill>
+                  <pic:spPr bwMode="auto">
+                    <a:xfrm>
+                      <a:off x="0" y="0"/>
+                      <a:ext cx="5734050" cy="2074825"/>
+                    </a:xfrm>
+                    <a:prstGeom prst="rect">
+                      <a:avLst/>
+                    </a:prstGeom>
+                  </pic:spPr>
+                </pic:pic>
+              </a:graphicData>
+            </a:graphic>
+          </wp:inline>
+        </w:drawing>
+      </w:r>
+    </w:p>
+    <w:tbl>
+      <w:tblPr>
+        <w:tblW w:type="pct" w:w="100%"/>
+        <w:tblLayout w:type="fixed"/>
+        <w:tblBorders>
+          <w:top w:val="single" w:color="FBFAF6" w:sz="4"/>
+          <w:left w:val="single" w:color="FBFAF6" w:sz="4"/>
+          <w:bottom w:val="single" w:color="FBFAF6" w:sz="4"/>
+          <w:right w:val="single" w:color="FBFAF6" w:sz="4"/>
+          <w:insideH w:val="single" w:color="FBFAF6" w:sz="4"/>
+          <w:insideV w:val="single" w:color="FBFAF6" w:sz="4"/>
+        </w:tblBorders>
+      </w:tblPr>
+      <w:tblGrid>
+        <w:gridCol w:w="9600"/>
+      </w:tblGrid>
+      <w:tr>
+        <w:tc>
+          <w:tcPr>
+            <w:tcW w:type="pct" w:w="5000"/>
+            <w:shd w:fill="FBFAF6" w:val="clear"/>
+            <w:tcMar>
+              <w:top w:type="dxa" w:w="40"/>
+              <w:left w:type="dxa" w:w="100"/>
+              <w:bottom w:type="dxa" w:w="40"/>
+              <w:right w:type="dxa" w:w="100"/>
+            </w:tcMar>
+          </w:tcPr>
+          <w:p>
+            <w:pPr>
+              <w:spacing w:before="18" w:after="6"/>
+            </w:pPr>
+            <w:r>
+              <w:rPr>
+                <w:b/>
+                <w:bCs/>
+                <w:color w:val="6B7280"/>
+                <w:sz w:val="14"/>
+                <w:szCs w:val="14"/>
+              </w:rPr>
+              <w:t xml:space="preserve">word list</w:t>
+            </w:r>
+          </w:p>
+          <w:p>
+            <w:pPr>
+              <w:spacing w:before="0" w:after="18"/>
+            </w:pPr>
+            <w:r>
+              <w:rPr>
+                <w:b/>
+                <w:bCs/>
+                <w:color w:val="353A7C"/>
+                <w:sz w:val="16"/>
+                <w:szCs w:val="16"/>
+              </w:rPr>
+              <w:t xml:space="preserve">direct labor budget   ·   overhead budget   ·   direct materials budget</w:t>
+            </w:r>
+          </w:p>
+        </w:tc>
+      </w:tr>
+    </w:tbl>
+    <w:p/>
     <w:tbl>
       <w:tblPr>
         <w:tblW w:type="pct" w:w="100%"/>
@@ -9667,14 +10019,14 @@
                 <w:sz w:val="16"/>
                 <w:szCs w:val="16"/>
               </w:rPr>
-              <w:t xml:space="preserve">9  </w:t>
-            </w:r>
-            <w:r>
-              <w:rPr>
-                <w:sz w:val="16"/>
-                <w:szCs w:val="16"/>
-              </w:rPr>
-              <w:t xml:space="preserve">purchases</w:t>
+              <w:t xml:space="preserve">10  </w:t>
+            </w:r>
+            <w:r>
+              <w:rPr>
+                <w:sz w:val="16"/>
+                <w:szCs w:val="16"/>
+              </w:rPr>
+              <w:t xml:space="preserve">available</w:t>
             </w:r>
           </w:p>
         </w:tc>
@@ -9735,14 +10087,14 @@
                 <w:sz w:val="16"/>
                 <w:szCs w:val="16"/>
               </w:rPr>
-              <w:t xml:space="preserve">10  </w:t>
-            </w:r>
-            <w:r>
-              <w:rPr>
-                <w:sz w:val="16"/>
-                <w:szCs w:val="16"/>
-              </w:rPr>
-              <w:t xml:space="preserve">available</w:t>
+              <w:t xml:space="preserve">11  </w:t>
+            </w:r>
+            <w:r>
+              <w:rPr>
+                <w:sz w:val="16"/>
+                <w:szCs w:val="16"/>
+              </w:rPr>
+              <w:t xml:space="preserve">$2.50 a kg</w:t>
             </w:r>
           </w:p>
         </w:tc>
@@ -9803,14 +10155,14 @@
                 <w:sz w:val="16"/>
                 <w:szCs w:val="16"/>
               </w:rPr>
-              <w:t xml:space="preserve">11  </w:t>
-            </w:r>
-            <w:r>
-              <w:rPr>
-                <w:sz w:val="16"/>
-                <w:szCs w:val="16"/>
-              </w:rPr>
-              <w:t xml:space="preserve">$2.50 a kg</w:t>
+              <w:t xml:space="preserve">12  </w:t>
+            </w:r>
+            <w:r>
+              <w:rPr>
+                <w:sz w:val="16"/>
+                <w:szCs w:val="16"/>
+              </w:rPr>
+              <w:t xml:space="preserve">0.012 hours</w:t>
             </w:r>
           </w:p>
         </w:tc>
@@ -9871,14 +10223,14 @@
                 <w:sz w:val="16"/>
                 <w:szCs w:val="16"/>
               </w:rPr>
-              <w:t xml:space="preserve">12  </w:t>
-            </w:r>
-            <w:r>
-              <w:rPr>
-                <w:sz w:val="16"/>
-                <w:szCs w:val="16"/>
-              </w:rPr>
-              <w:t xml:space="preserve">0.012 hours</w:t>
+              <w:t xml:space="preserve">13  </w:t>
+            </w:r>
+            <w:r>
+              <w:rPr>
+                <w:sz w:val="16"/>
+                <w:szCs w:val="16"/>
+              </w:rPr>
+              <w:t xml:space="preserve">$15.00 an hour</w:t>
             </w:r>
           </w:p>
         </w:tc>
@@ -9939,14 +10291,14 @@
                 <w:sz w:val="16"/>
                 <w:szCs w:val="16"/>
               </w:rPr>
-              <w:t xml:space="preserve">13  </w:t>
-            </w:r>
-            <w:r>
-              <w:rPr>
-                <w:sz w:val="16"/>
-                <w:szCs w:val="16"/>
-              </w:rPr>
-              <w:t xml:space="preserve">$15.00 an hour</w:t>
+              <w:t xml:space="preserve">14  </w:t>
+            </w:r>
+            <w:r>
+              <w:rPr>
+                <w:sz w:val="16"/>
+                <w:szCs w:val="16"/>
+              </w:rPr>
+              <w:t xml:space="preserve">Ending stock of sesame</w:t>
             </w:r>
           </w:p>
         </w:tc>
@@ -10007,14 +10359,14 @@
                 <w:sz w:val="16"/>
                 <w:szCs w:val="16"/>
               </w:rPr>
-              <w:t xml:space="preserve">14  </w:t>
-            </w:r>
-            <w:r>
-              <w:rPr>
-                <w:sz w:val="16"/>
-                <w:szCs w:val="16"/>
-              </w:rPr>
-              <w:t xml:space="preserve">Ending stock of sesame</w:t>
+              <w:t xml:space="preserve">15  </w:t>
+            </w:r>
+            <w:r>
+              <w:rPr>
+                <w:sz w:val="16"/>
+                <w:szCs w:val="16"/>
+              </w:rPr>
+              <w:t xml:space="preserve">Power for the filling line</w:t>
             </w:r>
           </w:p>
         </w:tc>
@@ -10075,14 +10427,14 @@
                 <w:sz w:val="16"/>
                 <w:szCs w:val="16"/>
               </w:rPr>
-              <w:t xml:space="preserve">15  </w:t>
-            </w:r>
-            <w:r>
-              <w:rPr>
-                <w:sz w:val="16"/>
-                <w:szCs w:val="16"/>
-              </w:rPr>
-              <w:t xml:space="preserve">Power for the filling line</w:t>
+              <w:t xml:space="preserve">16  </w:t>
+            </w:r>
+            <w:r>
+              <w:rPr>
+                <w:sz w:val="16"/>
+                <w:szCs w:val="16"/>
+              </w:rPr>
+              <w:t xml:space="preserve">direct materials budget</w:t>
             </w:r>
           </w:p>
         </w:tc>
@@ -10118,6 +10470,74 @@
                 <w:szCs w:val="16"/>
               </w:rPr>
               <w:t xml:space="preserve">production</w:t>
+            </w:r>
+          </w:p>
+        </w:tc>
+        <w:tc>
+          <w:tcPr>
+            <w:tcW w:type="pct" w:w="2500"/>
+            <w:tcMar>
+              <w:top w:type="dxa" w:w="20"/>
+              <w:left w:type="dxa" w:w="80"/>
+              <w:bottom w:type="dxa" w:w="20"/>
+              <w:right w:type="dxa" w:w="80"/>
+            </w:tcMar>
+          </w:tcPr>
+          <w:p>
+            <w:pPr>
+              <w:spacing w:before="12" w:after="12"/>
+            </w:pPr>
+            <w:r>
+              <w:rPr>
+                <w:b/>
+                <w:bCs/>
+                <w:color w:val="8186EF"/>
+                <w:sz w:val="16"/>
+                <w:szCs w:val="16"/>
+              </w:rPr>
+              <w:t xml:space="preserve">17  </w:t>
+            </w:r>
+            <w:r>
+              <w:rPr>
+                <w:sz w:val="16"/>
+                <w:szCs w:val="16"/>
+              </w:rPr>
+              <w:t xml:space="preserve">overhead budget</w:t>
+            </w:r>
+          </w:p>
+        </w:tc>
+      </w:tr>
+      <w:tr>
+        <w:tc>
+          <w:tcPr>
+            <w:tcW w:type="pct" w:w="2500"/>
+            <w:tcMar>
+              <w:top w:type="dxa" w:w="20"/>
+              <w:left w:type="dxa" w:w="80"/>
+              <w:bottom w:type="dxa" w:w="20"/>
+              <w:right w:type="dxa" w:w="80"/>
+            </w:tcMar>
+          </w:tcPr>
+          <w:p>
+            <w:pPr>
+              <w:spacing w:before="12" w:after="12"/>
+            </w:pPr>
+            <w:r>
+              <w:rPr>
+                <w:b/>
+                <w:bCs/>
+                <w:color w:val="8186EF"/>
+                <w:sz w:val="16"/>
+                <w:szCs w:val="16"/>
+              </w:rPr>
+              <w:t xml:space="preserve">9  </w:t>
+            </w:r>
+            <w:r>
+              <w:rPr>
+                <w:sz w:val="16"/>
+                <w:szCs w:val="16"/>
+              </w:rPr>
+              <w:t xml:space="preserve">purchases</w:t>
             </w:r>
           </w:p>
         </w:tc>
@@ -10582,7 +11002,7 @@
               <w:sz w:val="16"/>
               <w:szCs w:val="16"/>
             </w:rPr>
-            <w:t xml:space="preserve"> of 2</w:t>
+            <w:t xml:space="preserve"> of 3</w:t>
           </w:r>
         </w:p>
       </w:tc>

--- a/CMA_Summaries_B3_Ch07.docx
+++ b/CMA_Summaries_B3_Ch07.docx
@@ -1319,7 +1319,7 @@
                 <w:sz w:val="16"/>
                 <w:szCs w:val="16"/>
               </w:rPr>
-              <w:t xml:space="preserve">Purchases   ·   Concentrate   ·   production   ·   direct</w:t>
+              <w:t xml:space="preserve">Purchases   ·   quarter   ·   production   ·   direct</w:t>
             </w:r>
           </w:p>
         </w:tc>
@@ -1764,7 +1764,7 @@
                 <w:sz w:val="16"/>
                 <w:szCs w:val="16"/>
               </w:rPr>
-              <w:t xml:space="preserve">planned   ·   Concentrate   ·   procurement   ·   quarter</w:t>
+              <w:t xml:space="preserve">planned   ·   Concentrate   ·   procurement   ·   decides</w:t>
             </w:r>
           </w:p>
         </w:tc>
@@ -1919,6 +1919,168 @@
       </w:tr>
     </w:tbl>
     <w:p/>
+    <w:p>
+      <w:pPr>
+        <w:spacing w:before="44" w:after="14"/>
+      </w:pPr>
+      <w:r>
+        <w:rPr>
+          <w:b/>
+          <w:bCs/>
+          <w:color w:val="353A7C"/>
+          <w:sz w:val="18"/>
+          <w:szCs w:val="18"/>
+        </w:rPr>
+        <w:t xml:space="preserve">Summary 3</w:t>
+      </w:r>
+      <w:r>
+        <w:rPr>
+          <w:color w:val="6B7280"/>
+          <w:sz w:val="16"/>
+          <w:szCs w:val="16"/>
+        </w:rPr>
+        <w:t xml:space="preserve">      gaps 11–12</w:t>
+      </w:r>
+    </w:p>
+    <w:p>
+      <w:pPr>
+        <w:spacing w:before="20" w:after="20" w:line="360" w:lineRule="auto"/>
+        <w:ind w:left="200"/>
+      </w:pPr>
+      <w:r>
+        <w:rPr>
+          <w:sz w:val="19"/>
+          <w:szCs w:val="19"/>
+        </w:rPr>
+        <w:t xml:space="preserve">Holding stock protects </w:t>
+      </w:r>
+      <w:r>
+        <w:rPr>
+          <w:b/>
+          <w:bCs/>
+          <w:color w:val="8186EF"/>
+          <w:sz w:val="15"/>
+          <w:szCs w:val="15"/>
+        </w:rPr>
+        <w:t xml:space="preserve"> (11) </w:t>
+      </w:r>
+      <w:r>
+        <w:rPr>
+          <w:u w:val="single"/>
+          <w:sz w:val="19"/>
+          <w:szCs w:val="19"/>
+        </w:rPr>
+        <w:t xml:space="preserve">            </w:t>
+      </w:r>
+      <w:r>
+        <w:rPr>
+          <w:sz w:val="19"/>
+          <w:szCs w:val="19"/>
+        </w:rPr>
+        <w:t xml:space="preserve"> </w:t>
+      </w:r>
+      <w:r>
+        <w:rPr>
+          <w:sz w:val="19"/>
+          <w:szCs w:val="19"/>
+        </w:rPr>
+        <w:t xml:space="preserve"> from late deliveries but ties up cash and space; </w:t>
+      </w:r>
+      <w:r>
+        <w:rPr>
+          <w:b/>
+          <w:bCs/>
+          <w:color w:val="8186EF"/>
+          <w:sz w:val="15"/>
+          <w:szCs w:val="15"/>
+        </w:rPr>
+        <w:t xml:space="preserve"> (12) </w:t>
+      </w:r>
+      <w:r>
+        <w:rPr>
+          <w:u w:val="single"/>
+          <w:sz w:val="19"/>
+          <w:szCs w:val="19"/>
+        </w:rPr>
+        <w:t xml:space="preserve">              </w:t>
+      </w:r>
+      <w:r>
+        <w:rPr>
+          <w:sz w:val="19"/>
+          <w:szCs w:val="19"/>
+        </w:rPr>
+        <w:t xml:space="preserve"> </w:t>
+      </w:r>
+      <w:r>
+        <w:rPr>
+          <w:sz w:val="19"/>
+          <w:szCs w:val="19"/>
+        </w:rPr>
+        <w:t xml:space="preserve"> saves both but needs a reliable supplier. </w:t>
+      </w:r>
+    </w:p>
+    <w:tbl>
+      <w:tblPr>
+        <w:tblW w:type="pct" w:w="100%"/>
+        <w:tblLayout w:type="fixed"/>
+        <w:tblBorders>
+          <w:top w:val="single" w:color="FBFAF6" w:sz="4"/>
+          <w:left w:val="single" w:color="FBFAF6" w:sz="4"/>
+          <w:bottom w:val="single" w:color="FBFAF6" w:sz="4"/>
+          <w:right w:val="single" w:color="FBFAF6" w:sz="4"/>
+          <w:insideH w:val="single" w:color="FBFAF6" w:sz="4"/>
+          <w:insideV w:val="single" w:color="FBFAF6" w:sz="4"/>
+        </w:tblBorders>
+      </w:tblPr>
+      <w:tblGrid>
+        <w:gridCol w:w="9600"/>
+      </w:tblGrid>
+      <w:tr>
+        <w:tc>
+          <w:tcPr>
+            <w:tcW w:type="pct" w:w="5000"/>
+            <w:shd w:fill="FBFAF6" w:val="clear"/>
+            <w:tcMar>
+              <w:top w:type="dxa" w:w="40"/>
+              <w:left w:type="dxa" w:w="100"/>
+              <w:bottom w:type="dxa" w:w="40"/>
+              <w:right w:type="dxa" w:w="100"/>
+            </w:tcMar>
+          </w:tcPr>
+          <w:p>
+            <w:pPr>
+              <w:spacing w:before="18" w:after="6"/>
+            </w:pPr>
+            <w:r>
+              <w:rPr>
+                <w:b/>
+                <w:bCs/>
+                <w:color w:val="6B7280"/>
+                <w:sz w:val="14"/>
+                <w:szCs w:val="14"/>
+              </w:rPr>
+              <w:t xml:space="preserve">word list</w:t>
+            </w:r>
+          </w:p>
+          <w:p>
+            <w:pPr>
+              <w:spacing w:before="0" w:after="18"/>
+            </w:pPr>
+            <w:r>
+              <w:rPr>
+                <w:b/>
+                <w:bCs/>
+                <w:color w:val="353A7C"/>
+                <w:sz w:val="16"/>
+                <w:szCs w:val="16"/>
+              </w:rPr>
+              <w:t xml:space="preserve">just-in-time   ·   ignores   ·   production</w:t>
+            </w:r>
+          </w:p>
+        </w:tc>
+      </w:tr>
+    </w:tbl>
+    <w:p/>
     <w:tbl>
       <w:tblPr>
         <w:tblW w:type="pct" w:w="100%"/>
@@ -2097,7 +2259,7 @@
                 <w:sz w:val="14"/>
                 <w:szCs w:val="14"/>
               </w:rPr>
-              <w:t xml:space="preserve">(11)</w:t>
+              <w:t xml:space="preserve">(13)</w:t>
             </w:r>
           </w:p>
         </w:tc>
@@ -2342,7 +2504,7 @@
                 <w:sz w:val="14"/>
                 <w:szCs w:val="14"/>
               </w:rPr>
-              <w:t xml:space="preserve">(12)</w:t>
+              <w:t xml:space="preserve">(14)</w:t>
             </w:r>
           </w:p>
         </w:tc>
@@ -2404,7 +2566,7 @@
                 <w:sz w:val="16"/>
                 <w:szCs w:val="16"/>
               </w:rPr>
-              <w:t xml:space="preserve">Keep 10% of next quarter's needs   ·   Purchases rounded up; stock rises   ·   × 6.0 liters = liters needed</w:t>
+              <w:t xml:space="preserve">Keep 10% of next quarter's needs   ·   × 6.0 liters = liters needed   ·   Purchases rounded up; stock rises</w:t>
             </w:r>
           </w:p>
         </w:tc>
@@ -2470,7 +2632,7 @@
           <w:sz w:val="18"/>
           <w:szCs w:val="18"/>
         </w:rPr>
-        <w:t xml:space="preserve">Summary 3</w:t>
+        <w:t xml:space="preserve">Summary 4</w:t>
       </w:r>
       <w:r>
         <w:rPr>
@@ -2478,7 +2640,7 @@
           <w:sz w:val="16"/>
           <w:szCs w:val="16"/>
         </w:rPr>
-        <w:t xml:space="preserve">      gaps 13–14</w:t>
+        <w:t xml:space="preserve">      gaps 15–16</w:t>
       </w:r>
     </w:p>
     <w:p>
@@ -2501,7 +2663,7 @@
           <w:sz w:val="15"/>
           <w:szCs w:val="15"/>
         </w:rPr>
-        <w:t xml:space="preserve"> (13) </w:t>
+        <w:t xml:space="preserve"> (15) </w:t>
       </w:r>
       <w:r>
         <w:rPr>
@@ -2540,7 +2702,7 @@
           <w:sz w:val="15"/>
           <w:szCs w:val="15"/>
         </w:rPr>
-        <w:t xml:space="preserve"> (14) </w:t>
+        <w:t xml:space="preserve"> (16) </w:t>
       </w:r>
       <w:r>
         <w:rPr>
@@ -2620,7 +2782,7 @@
                 <w:sz w:val="16"/>
                 <w:szCs w:val="16"/>
               </w:rPr>
-              <w:t xml:space="preserve">just-in-time   ·   further   ·   purchases</w:t>
+              <w:t xml:space="preserve">purchases   ·   just-in-time   ·   decides</w:t>
             </w:r>
           </w:p>
         </w:tc>
@@ -3153,14 +3315,14 @@
                 <w:sz w:val="16"/>
                 <w:szCs w:val="16"/>
               </w:rPr>
-              <w:t xml:space="preserve">9  </w:t>
-            </w:r>
-            <w:r>
-              <w:rPr>
-                <w:sz w:val="16"/>
-                <w:szCs w:val="16"/>
-              </w:rPr>
-              <w:t xml:space="preserve">Concentrate</w:t>
+              <w:t xml:space="preserve">10  </w:t>
+            </w:r>
+            <w:r>
+              <w:rPr>
+                <w:sz w:val="16"/>
+                <w:szCs w:val="16"/>
+              </w:rPr>
+              <w:t xml:space="preserve">Caps and cartons at $0.60 a case</w:t>
             </w:r>
           </w:p>
         </w:tc>
@@ -3221,14 +3383,14 @@
                 <w:sz w:val="16"/>
                 <w:szCs w:val="16"/>
               </w:rPr>
-              <w:t xml:space="preserve">10  </w:t>
-            </w:r>
-            <w:r>
-              <w:rPr>
-                <w:sz w:val="16"/>
-                <w:szCs w:val="16"/>
-              </w:rPr>
-              <w:t xml:space="preserve">Caps and cartons at $0.60 a case</w:t>
+              <w:t xml:space="preserve">11  </w:t>
+            </w:r>
+            <w:r>
+              <w:rPr>
+                <w:sz w:val="16"/>
+                <w:szCs w:val="16"/>
+              </w:rPr>
+              <w:t xml:space="preserve">production</w:t>
             </w:r>
           </w:p>
         </w:tc>
@@ -3289,14 +3451,14 @@
                 <w:sz w:val="16"/>
                 <w:szCs w:val="16"/>
               </w:rPr>
-              <w:t xml:space="preserve">11  </w:t>
-            </w:r>
-            <w:r>
-              <w:rPr>
-                <w:sz w:val="16"/>
-                <w:szCs w:val="16"/>
-              </w:rPr>
-              <w:t xml:space="preserve">Keep 10% of next quarter's needs</w:t>
+              <w:t xml:space="preserve">12  </w:t>
+            </w:r>
+            <w:r>
+              <w:rPr>
+                <w:sz w:val="16"/>
+                <w:szCs w:val="16"/>
+              </w:rPr>
+              <w:t xml:space="preserve">just-in-time</w:t>
             </w:r>
           </w:p>
         </w:tc>
@@ -3357,14 +3519,14 @@
                 <w:sz w:val="16"/>
                 <w:szCs w:val="16"/>
               </w:rPr>
-              <w:t xml:space="preserve">12  </w:t>
-            </w:r>
-            <w:r>
-              <w:rPr>
-                <w:sz w:val="16"/>
-                <w:szCs w:val="16"/>
-              </w:rPr>
-              <w:t xml:space="preserve">Purchases rounded up; stock rises</w:t>
+              <w:t xml:space="preserve">13  </w:t>
+            </w:r>
+            <w:r>
+              <w:rPr>
+                <w:sz w:val="16"/>
+                <w:szCs w:val="16"/>
+              </w:rPr>
+              <w:t xml:space="preserve">Keep 10% of next quarter's needs</w:t>
             </w:r>
           </w:p>
         </w:tc>
@@ -3425,14 +3587,14 @@
                 <w:sz w:val="16"/>
                 <w:szCs w:val="16"/>
               </w:rPr>
-              <w:t xml:space="preserve">13  </w:t>
-            </w:r>
-            <w:r>
-              <w:rPr>
-                <w:sz w:val="16"/>
-                <w:szCs w:val="16"/>
-              </w:rPr>
-              <w:t xml:space="preserve">purchases</w:t>
+              <w:t xml:space="preserve">14  </w:t>
+            </w:r>
+            <w:r>
+              <w:rPr>
+                <w:sz w:val="16"/>
+                <w:szCs w:val="16"/>
+              </w:rPr>
+              <w:t xml:space="preserve">Purchases rounded up; stock rises</w:t>
             </w:r>
           </w:p>
         </w:tc>
@@ -3493,14 +3655,14 @@
                 <w:sz w:val="16"/>
                 <w:szCs w:val="16"/>
               </w:rPr>
-              <w:t xml:space="preserve">14  </w:t>
-            </w:r>
-            <w:r>
-              <w:rPr>
-                <w:sz w:val="16"/>
-                <w:szCs w:val="16"/>
-              </w:rPr>
-              <w:t xml:space="preserve">just-in-time</w:t>
+              <w:t xml:space="preserve">15  </w:t>
+            </w:r>
+            <w:r>
+              <w:rPr>
+                <w:sz w:val="16"/>
+                <w:szCs w:val="16"/>
+              </w:rPr>
+              <w:t xml:space="preserve">purchases</w:t>
             </w:r>
           </w:p>
         </w:tc>
@@ -3561,14 +3723,14 @@
                 <w:sz w:val="16"/>
                 <w:szCs w:val="16"/>
               </w:rPr>
-              <w:t xml:space="preserve">15  </w:t>
-            </w:r>
-            <w:r>
-              <w:rPr>
-                <w:sz w:val="16"/>
-                <w:szCs w:val="16"/>
-              </w:rPr>
-              <w:t xml:space="preserve">direct materials budget</w:t>
+              <w:t xml:space="preserve">16  </w:t>
+            </w:r>
+            <w:r>
+              <w:rPr>
+                <w:sz w:val="16"/>
+                <w:szCs w:val="16"/>
+              </w:rPr>
+              <w:t xml:space="preserve">just-in-time</w:t>
             </w:r>
           </w:p>
         </w:tc>
@@ -3629,7 +3791,75 @@
                 <w:sz w:val="16"/>
                 <w:szCs w:val="16"/>
               </w:rPr>
-              <w:t xml:space="preserve">16  </w:t>
+              <w:t xml:space="preserve">17  </w:t>
+            </w:r>
+            <w:r>
+              <w:rPr>
+                <w:sz w:val="16"/>
+                <w:szCs w:val="16"/>
+              </w:rPr>
+              <w:t xml:space="preserve">direct materials budget</w:t>
+            </w:r>
+          </w:p>
+        </w:tc>
+      </w:tr>
+      <w:tr>
+        <w:tc>
+          <w:tcPr>
+            <w:tcW w:type="pct" w:w="2500"/>
+            <w:tcMar>
+              <w:top w:type="dxa" w:w="20"/>
+              <w:left w:type="dxa" w:w="80"/>
+              <w:bottom w:type="dxa" w:w="20"/>
+              <w:right w:type="dxa" w:w="80"/>
+            </w:tcMar>
+          </w:tcPr>
+          <w:p>
+            <w:pPr>
+              <w:spacing w:before="12" w:after="12"/>
+            </w:pPr>
+            <w:r>
+              <w:rPr>
+                <w:b/>
+                <w:bCs/>
+                <w:color w:val="8186EF"/>
+                <w:sz w:val="16"/>
+                <w:szCs w:val="16"/>
+              </w:rPr>
+              <w:t xml:space="preserve">9  </w:t>
+            </w:r>
+            <w:r>
+              <w:rPr>
+                <w:sz w:val="16"/>
+                <w:szCs w:val="16"/>
+              </w:rPr>
+              <w:t xml:space="preserve">Concentrate</w:t>
+            </w:r>
+          </w:p>
+        </w:tc>
+        <w:tc>
+          <w:tcPr>
+            <w:tcW w:type="pct" w:w="2500"/>
+            <w:tcMar>
+              <w:top w:type="dxa" w:w="20"/>
+              <w:left w:type="dxa" w:w="80"/>
+              <w:bottom w:type="dxa" w:w="20"/>
+              <w:right w:type="dxa" w:w="80"/>
+            </w:tcMar>
+          </w:tcPr>
+          <w:p>
+            <w:pPr>
+              <w:spacing w:before="12" w:after="12"/>
+            </w:pPr>
+            <w:r>
+              <w:rPr>
+                <w:b/>
+                <w:bCs/>
+                <w:color w:val="8186EF"/>
+                <w:sz w:val="16"/>
+                <w:szCs w:val="16"/>
+              </w:rPr>
+              <w:t xml:space="preserve">18  </w:t>
             </w:r>
             <w:r>
               <w:rPr>
@@ -3720,6 +3950,30 @@
           <w:szCs w:val="15"/>
         </w:rPr>
         <w:t xml:space="preserve">Summary 3   </w:t>
+      </w:r>
+      <w:r>
+        <w:rPr>
+          <w:color w:val="6B7280"/>
+          <w:sz w:val="15"/>
+          <w:szCs w:val="15"/>
+        </w:rPr>
+        <w:t xml:space="preserve">Holding stock protects production from late deliveries but ties up cash and space; just-in-time saves both but needs a reliable supplier.</w:t>
+      </w:r>
+    </w:p>
+    <w:p>
+      <w:pPr>
+        <w:spacing w:before="20" w:after="20"/>
+        <w:ind w:left="240" w:hanging="240"/>
+      </w:pPr>
+      <w:r>
+        <w:rPr>
+          <w:b/>
+          <w:bCs/>
+          <w:color w:val="353A7C"/>
+          <w:sz w:val="15"/>
+          <w:szCs w:val="15"/>
+        </w:rPr>
+        <w:t xml:space="preserve">Summary 4   </w:t>
       </w:r>
       <w:r>
         <w:rPr>
@@ -5072,7 +5326,7 @@
           <w:sz w:val="16"/>
           <w:szCs w:val="16"/>
         </w:rPr>
-        <w:t xml:space="preserve">      gaps 1–3</w:t>
+        <w:t xml:space="preserve">      gaps 1–4</w:t>
       </w:r>
     </w:p>
     <w:p>
@@ -5085,7 +5339,14 @@
           <w:sz w:val="19"/>
           <w:szCs w:val="19"/>
         </w:rPr>
-        <w:t xml:space="preserve">The overhead </w:t>
+        <w:t xml:space="preserve">The overhead budget has a variable part and a fixed part. </w:t>
+      </w:r>
+      <w:r>
+        <w:rPr>
+          <w:sz w:val="19"/>
+          <w:szCs w:val="19"/>
+        </w:rPr>
+        <w:t xml:space="preserve">Variable overhead moves with its driver, </w:t>
       </w:r>
       <w:r>
         <w:rPr>
@@ -5117,14 +5378,7 @@
           <w:sz w:val="19"/>
           <w:szCs w:val="19"/>
         </w:rPr>
-        <w:t xml:space="preserve"> has a variable part and a fixed part. </w:t>
-      </w:r>
-      <w:r>
-        <w:rPr>
-          <w:sz w:val="19"/>
-          <w:szCs w:val="19"/>
-        </w:rPr>
-        <w:t xml:space="preserve">Variable overhead moves with its driver, </w:t>
+        <w:t xml:space="preserve"> hours, at $50.00 an hour; fixed overhead is </w:t>
       </w:r>
       <w:r>
         <w:rPr>
@@ -5156,7 +5410,7 @@
           <w:sz w:val="19"/>
           <w:szCs w:val="19"/>
         </w:rPr>
-        <w:t xml:space="preserve"> hours, at $50.00 an hour; fixed overhead is budgeted item by item and does not change with </w:t>
+        <w:t xml:space="preserve"> item by item and does not change with </w:t>
       </w:r>
       <w:r>
         <w:rPr>
@@ -5189,6 +5443,45 @@
           <w:szCs w:val="19"/>
         </w:rPr>
         <w:t xml:space="preserve">. </w:t>
+      </w:r>
+      <w:r>
+        <w:rPr>
+          <w:sz w:val="19"/>
+          <w:szCs w:val="19"/>
+        </w:rPr>
+        <w:t xml:space="preserve">The variable rate is the sum of four items; the fixed overhead of $450,000 a quarter includes </w:t>
+      </w:r>
+      <w:r>
+        <w:rPr>
+          <w:b/>
+          <w:bCs/>
+          <w:color w:val="8186EF"/>
+          <w:sz w:val="15"/>
+          <w:szCs w:val="15"/>
+        </w:rPr>
+        <w:t xml:space="preserve"> (4) </w:t>
+      </w:r>
+      <w:r>
+        <w:rPr>
+          <w:u w:val="single"/>
+          <w:sz w:val="19"/>
+          <w:szCs w:val="19"/>
+        </w:rPr>
+        <w:t xml:space="preserve">              </w:t>
+      </w:r>
+      <w:r>
+        <w:rPr>
+          <w:sz w:val="19"/>
+          <w:szCs w:val="19"/>
+        </w:rPr>
+        <w:t xml:space="preserve"> </w:t>
+      </w:r>
+      <w:r>
+        <w:rPr>
+          <w:sz w:val="19"/>
+          <w:szCs w:val="19"/>
+        </w:rPr>
+        <w:t xml:space="preserve">, which uses no cash and will be left out of the cash budget. </w:t>
       </w:r>
     </w:p>
     <w:tbl>
@@ -5246,7 +5539,7 @@
                 <w:sz w:val="16"/>
                 <w:szCs w:val="16"/>
               </w:rPr>
-              <w:t xml:space="preserve">machine   ·   overhead   ·   production   ·   budget</w:t>
+              <w:t xml:space="preserve">production   ·   depreciation   ·   budgeted   ·   includes   ·   machine</w:t>
             </w:r>
           </w:p>
         </w:tc>
@@ -5456,7 +5749,7 @@
           <w:sz w:val="16"/>
           <w:szCs w:val="16"/>
         </w:rPr>
-        <w:t xml:space="preserve">      gaps 9–10</w:t>
+        <w:t xml:space="preserve">      gaps 10–11</w:t>
       </w:r>
     </w:p>
     <w:p>
@@ -5479,7 +5772,7 @@
           <w:sz w:val="15"/>
           <w:szCs w:val="15"/>
         </w:rPr>
-        <w:t xml:space="preserve"> (9) </w:t>
+        <w:t xml:space="preserve"> (10) </w:t>
       </w:r>
       <w:r>
         <w:rPr>
@@ -5511,7 +5804,7 @@
           <w:sz w:val="15"/>
           <w:szCs w:val="15"/>
         </w:rPr>
-        <w:t xml:space="preserve"> (10) </w:t>
+        <w:t xml:space="preserve"> (11) </w:t>
       </w:r>
       <w:r>
         <w:rPr>
@@ -5591,7 +5884,7 @@
                 <w:sz w:val="16"/>
                 <w:szCs w:val="16"/>
               </w:rPr>
-              <w:t xml:space="preserve">quarter   ·   Budgeting   ·   variable</w:t>
+              <w:t xml:space="preserve">quarter   ·   overhead   ·   variable</w:t>
             </w:r>
           </w:p>
         </w:tc>
@@ -5849,7 +6142,7 @@
                 <w:sz w:val="14"/>
                 <w:szCs w:val="14"/>
               </w:rPr>
-              <w:t xml:space="preserve">(11)</w:t>
+              <w:t xml:space="preserve">(12)</w:t>
             </w:r>
           </w:p>
         </w:tc>
@@ -5993,7 +6286,7 @@
                 <w:sz w:val="14"/>
                 <w:szCs w:val="14"/>
               </w:rPr>
-              <w:t xml:space="preserve">(12)</w:t>
+              <w:t xml:space="preserve">(13)</w:t>
             </w:r>
           </w:p>
         </w:tc>
@@ -6428,7 +6721,7 @@
                 <w:sz w:val="14"/>
                 <w:szCs w:val="14"/>
               </w:rPr>
-              <w:t xml:space="preserve">(13)</w:t>
+              <w:t xml:space="preserve">(14)</w:t>
             </w:r>
           </w:p>
         </w:tc>
@@ -6679,7 +6972,7 @@
           <w:sz w:val="16"/>
           <w:szCs w:val="16"/>
         </w:rPr>
-        <w:t xml:space="preserve">      gaps 14–15</w:t>
+        <w:t xml:space="preserve">      gaps 15–16</w:t>
       </w:r>
     </w:p>
     <w:p>
@@ -6702,7 +6995,7 @@
           <w:sz w:val="15"/>
           <w:szCs w:val="15"/>
         </w:rPr>
-        <w:t xml:space="preserve"> (14) </w:t>
+        <w:t xml:space="preserve"> (15) </w:t>
       </w:r>
       <w:r>
         <w:rPr>
@@ -6741,7 +7034,7 @@
           <w:sz w:val="15"/>
           <w:szCs w:val="15"/>
         </w:rPr>
-        <w:t xml:space="preserve"> (15) </w:t>
+        <w:t xml:space="preserve"> (16) </w:t>
       </w:r>
       <w:r>
         <w:rPr>
@@ -6821,7 +7114,7 @@
                 <w:sz w:val="16"/>
                 <w:szCs w:val="16"/>
               </w:rPr>
-              <w:t xml:space="preserve">quarter   ·   variable   ·   production</w:t>
+              <w:t xml:space="preserve">overhead   ·   variable   ·   production</w:t>
             </w:r>
           </w:p>
         </w:tc>
@@ -7078,7 +7371,7 @@
                 <w:sz w:val="16"/>
                 <w:szCs w:val="16"/>
               </w:rPr>
-              <w:t xml:space="preserve">budget</w:t>
+              <w:t xml:space="preserve">machine</w:t>
             </w:r>
           </w:p>
         </w:tc>
@@ -7111,7 +7404,7 @@
                 <w:sz w:val="16"/>
                 <w:szCs w:val="16"/>
               </w:rPr>
-              <w:t xml:space="preserve">quarter</w:t>
+              <w:t xml:space="preserve">Insurance and property tax</w:t>
             </w:r>
           </w:p>
         </w:tc>
@@ -7146,7 +7439,7 @@
                 <w:sz w:val="16"/>
                 <w:szCs w:val="16"/>
               </w:rPr>
-              <w:t xml:space="preserve">machine</w:t>
+              <w:t xml:space="preserve">budgeted</w:t>
             </w:r>
           </w:p>
         </w:tc>
@@ -7179,7 +7472,7 @@
                 <w:sz w:val="16"/>
                 <w:szCs w:val="16"/>
               </w:rPr>
-              <w:t xml:space="preserve">variable</w:t>
+              <w:t xml:space="preserve">quarter</w:t>
             </w:r>
           </w:p>
         </w:tc>
@@ -7247,7 +7540,7 @@
                 <w:sz w:val="16"/>
                 <w:szCs w:val="16"/>
               </w:rPr>
-              <w:t xml:space="preserve">Cases to produce</w:t>
+              <w:t xml:space="preserve">variable</w:t>
             </w:r>
           </w:p>
         </w:tc>
@@ -7282,7 +7575,7 @@
                 <w:sz w:val="16"/>
                 <w:szCs w:val="16"/>
               </w:rPr>
-              <w:t xml:space="preserve">Power and water</w:t>
+              <w:t xml:space="preserve">depreciation</w:t>
             </w:r>
           </w:p>
         </w:tc>
@@ -7315,7 +7608,7 @@
                 <w:sz w:val="16"/>
                 <w:szCs w:val="16"/>
               </w:rPr>
-              <w:t xml:space="preserve">Machine hours (× 0.02)</w:t>
+              <w:t xml:space="preserve">Cases to produce</w:t>
             </w:r>
           </w:p>
         </w:tc>
@@ -7350,7 +7643,7 @@
                 <w:sz w:val="16"/>
                 <w:szCs w:val="16"/>
               </w:rPr>
-              <w:t xml:space="preserve">Maintenance (variable part)</w:t>
+              <w:t xml:space="preserve">Power and water</w:t>
             </w:r>
           </w:p>
         </w:tc>
@@ -7383,7 +7676,7 @@
                 <w:sz w:val="16"/>
                 <w:szCs w:val="16"/>
               </w:rPr>
-              <w:t xml:space="preserve">Total overhead</w:t>
+              <w:t xml:space="preserve">Machine hours (× 0.02)</w:t>
             </w:r>
           </w:p>
         </w:tc>
@@ -7418,7 +7711,7 @@
                 <w:sz w:val="16"/>
                 <w:szCs w:val="16"/>
               </w:rPr>
-              <w:t xml:space="preserve">Cleaning supplies</w:t>
+              <w:t xml:space="preserve">Maintenance (variable part)</w:t>
             </w:r>
           </w:p>
         </w:tc>
@@ -7451,7 +7744,7 @@
                 <w:sz w:val="16"/>
                 <w:szCs w:val="16"/>
               </w:rPr>
-              <w:t xml:space="preserve">production</w:t>
+              <w:t xml:space="preserve">Total overhead</w:t>
             </w:r>
           </w:p>
         </w:tc>
@@ -7486,7 +7779,7 @@
                 <w:sz w:val="16"/>
                 <w:szCs w:val="16"/>
               </w:rPr>
-              <w:t xml:space="preserve">Variable overhead</w:t>
+              <w:t xml:space="preserve">Cleaning supplies</w:t>
             </w:r>
           </w:p>
         </w:tc>
@@ -7519,7 +7812,7 @@
                 <w:sz w:val="16"/>
                 <w:szCs w:val="16"/>
               </w:rPr>
-              <w:t xml:space="preserve">variable</w:t>
+              <w:t xml:space="preserve">production</w:t>
             </w:r>
           </w:p>
         </w:tc>
@@ -7554,7 +7847,7 @@
                 <w:sz w:val="16"/>
                 <w:szCs w:val="16"/>
               </w:rPr>
-              <w:t xml:space="preserve">Insurance and property tax</w:t>
+              <w:t xml:space="preserve">Variable overhead</w:t>
             </w:r>
           </w:p>
         </w:tc>
@@ -7570,14 +7863,24 @@
           </w:tcPr>
           <w:p>
             <w:pPr>
-              <w:spacing w:before="24" w:after="24"/>
-            </w:pPr>
-            <w:r>
-              <w:rPr>
-                <w:sz w:val="16"/>
-                <w:szCs w:val="16"/>
-              </w:rPr>
-              <w:t xml:space="preserve"/>
+              <w:spacing w:before="12" w:after="12"/>
+            </w:pPr>
+            <w:r>
+              <w:rPr>
+                <w:b/>
+                <w:bCs/>
+                <w:color w:val="8186EF"/>
+                <w:sz w:val="16"/>
+                <w:szCs w:val="16"/>
+              </w:rPr>
+              <w:t xml:space="preserve">16  </w:t>
+            </w:r>
+            <w:r>
+              <w:rPr>
+                <w:sz w:val="16"/>
+                <w:szCs w:val="16"/>
+              </w:rPr>
+              <w:t xml:space="preserve">variable</w:t>
             </w:r>
           </w:p>
         </w:tc>
@@ -7620,7 +7923,7 @@
           <w:sz w:val="15"/>
           <w:szCs w:val="15"/>
         </w:rPr>
-        <w:t xml:space="preserve">The overhead budget has a variable part and a fixed part. Variable overhead moves with its driver, machine hours, at $50.00 an hour; fixed overhead is budgeted item by item and does not change with production.</w:t>
+        <w:t xml:space="preserve">The overhead budget has a variable part and a fixed part. Variable overhead moves with its driver, machine hours, at $50.00 an hour; fixed overhead is budgeted item by item and does not change with production. The variable rate is the sum of four items; the fixed overhead of $450,000 a quarter includes depreciation, which uses no cash and will be left out of the cash budget.</w:t>
       </w:r>
     </w:p>
     <w:p>
@@ -7757,6 +8060,29 @@
     </w:p>
     <w:p>
       <w:pPr>
+        <w:spacing w:before="44" w:after="14"/>
+      </w:pPr>
+      <w:r>
+        <w:rPr>
+          <w:b/>
+          <w:bCs/>
+          <w:color w:val="353A7C"/>
+          <w:sz w:val="18"/>
+          <w:szCs w:val="18"/>
+        </w:rPr>
+        <w:t xml:space="preserve">Summary 1</w:t>
+      </w:r>
+      <w:r>
+        <w:rPr>
+          <w:color w:val="6B7280"/>
+          <w:sz w:val="16"/>
+          <w:szCs w:val="16"/>
+        </w:rPr>
+        <w:t xml:space="preserve">      gaps 1–2</w:t>
+      </w:r>
+    </w:p>
+    <w:p>
+      <w:pPr>
         <w:spacing w:before="20" w:after="20" w:line="360" w:lineRule="auto"/>
         <w:ind w:left="200"/>
       </w:pPr>
@@ -7765,9 +8091,142 @@
           <w:sz w:val="19"/>
           <w:szCs w:val="19"/>
         </w:rPr>
-        <w:t xml:space="preserve">This example brings the three budgets together and tests the busiest quarter.</w:t>
+        <w:t xml:space="preserve">This example brings the three budgets </w:t>
+      </w:r>
+      <w:r>
+        <w:rPr>
+          <w:b/>
+          <w:bCs/>
+          <w:color w:val="8186EF"/>
+          <w:sz w:val="15"/>
+          <w:szCs w:val="15"/>
+        </w:rPr>
+        <w:t xml:space="preserve"> (1) </w:t>
+      </w:r>
+      <w:r>
+        <w:rPr>
+          <w:u w:val="single"/>
+          <w:sz w:val="19"/>
+          <w:szCs w:val="19"/>
+        </w:rPr>
+        <w:t xml:space="preserve">           </w:t>
+      </w:r>
+      <w:r>
+        <w:rPr>
+          <w:sz w:val="19"/>
+          <w:szCs w:val="19"/>
+        </w:rPr>
+        <w:t xml:space="preserve"> </w:t>
+      </w:r>
+      <w:r>
+        <w:rPr>
+          <w:sz w:val="19"/>
+          <w:szCs w:val="19"/>
+        </w:rPr>
+        <w:t xml:space="preserve"> and tests the busiest quarter. </w:t>
+      </w:r>
+      <w:r>
+        <w:rPr>
+          <w:sz w:val="19"/>
+          <w:szCs w:val="19"/>
+        </w:rPr>
+        <w:t xml:space="preserve">It uses the </w:t>
+      </w:r>
+      <w:r>
+        <w:rPr>
+          <w:b/>
+          <w:bCs/>
+          <w:color w:val="8186EF"/>
+          <w:sz w:val="15"/>
+          <w:szCs w:val="15"/>
+        </w:rPr>
+        <w:t xml:space="preserve"> (2) </w:t>
+      </w:r>
+      <w:r>
+        <w:rPr>
+          <w:u w:val="single"/>
+          <w:sz w:val="19"/>
+          <w:szCs w:val="19"/>
+        </w:rPr>
+        <w:t xml:space="preserve">             </w:t>
+      </w:r>
+      <w:r>
+        <w:rPr>
+          <w:sz w:val="19"/>
+          <w:szCs w:val="19"/>
+        </w:rPr>
+        <w:t xml:space="preserve"> </w:t>
+      </w:r>
+      <w:r>
+        <w:rPr>
+          <w:sz w:val="19"/>
+          <w:szCs w:val="19"/>
+        </w:rPr>
+        <w:t xml:space="preserve"> used, not purchased, because stock bought but not used is still an asset. </w:t>
       </w:r>
     </w:p>
+    <w:tbl>
+      <w:tblPr>
+        <w:tblW w:type="pct" w:w="100%"/>
+        <w:tblLayout w:type="fixed"/>
+        <w:tblBorders>
+          <w:top w:val="single" w:color="FBFAF6" w:sz="4"/>
+          <w:left w:val="single" w:color="FBFAF6" w:sz="4"/>
+          <w:bottom w:val="single" w:color="FBFAF6" w:sz="4"/>
+          <w:right w:val="single" w:color="FBFAF6" w:sz="4"/>
+          <w:insideH w:val="single" w:color="FBFAF6" w:sz="4"/>
+          <w:insideV w:val="single" w:color="FBFAF6" w:sz="4"/>
+        </w:tblBorders>
+      </w:tblPr>
+      <w:tblGrid>
+        <w:gridCol w:w="9600"/>
+      </w:tblGrid>
+      <w:tr>
+        <w:tc>
+          <w:tcPr>
+            <w:tcW w:type="pct" w:w="5000"/>
+            <w:shd w:fill="FBFAF6" w:val="clear"/>
+            <w:tcMar>
+              <w:top w:type="dxa" w:w="40"/>
+              <w:left w:type="dxa" w:w="100"/>
+              <w:bottom w:type="dxa" w:w="40"/>
+              <w:right w:type="dxa" w:w="100"/>
+            </w:tcMar>
+          </w:tcPr>
+          <w:p>
+            <w:pPr>
+              <w:spacing w:before="18" w:after="6"/>
+            </w:pPr>
+            <w:r>
+              <w:rPr>
+                <w:b/>
+                <w:bCs/>
+                <w:color w:val="6B7280"/>
+                <w:sz w:val="14"/>
+                <w:szCs w:val="14"/>
+              </w:rPr>
+              <w:t xml:space="preserve">word list</w:t>
+            </w:r>
+          </w:p>
+          <w:p>
+            <w:pPr>
+              <w:spacing w:before="0" w:after="18"/>
+            </w:pPr>
+            <w:r>
+              <w:rPr>
+                <w:b/>
+                <w:bCs/>
+                <w:color w:val="353A7C"/>
+                <w:sz w:val="16"/>
+                <w:szCs w:val="16"/>
+              </w:rPr>
+              <w:t xml:space="preserve">available   ·   concentrate   ·   together</w:t>
+            </w:r>
+          </w:p>
+        </w:tc>
+      </w:tr>
+    </w:tbl>
+    <w:p/>
     <w:p>
       <w:pPr>
         <w:spacing w:before="44" w:after="10"/>
@@ -7916,7 +8375,7 @@
           <w:sz w:val="18"/>
           <w:szCs w:val="18"/>
         </w:rPr>
-        <w:t xml:space="preserve">Summary 1</w:t>
+        <w:t xml:space="preserve">Summary 2</w:t>
       </w:r>
       <w:r>
         <w:rPr>
@@ -7924,7 +8383,7 @@
           <w:sz w:val="16"/>
           <w:szCs w:val="16"/>
         </w:rPr>
-        <w:t xml:space="preserve">      gaps 5–6</w:t>
+        <w:t xml:space="preserve">      gaps 7–8</w:t>
       </w:r>
     </w:p>
     <w:p>
@@ -7947,7 +8406,7 @@
           <w:sz w:val="15"/>
           <w:szCs w:val="15"/>
         </w:rPr>
-        <w:t xml:space="preserve"> (5) </w:t>
+        <w:t xml:space="preserve"> (7) </w:t>
       </w:r>
       <w:r>
         <w:rPr>
@@ -7986,7 +8445,7 @@
           <w:sz w:val="15"/>
           <w:szCs w:val="15"/>
         </w:rPr>
-        <w:t xml:space="preserve"> (6) </w:t>
+        <w:t xml:space="preserve"> (8) </w:t>
       </w:r>
       <w:r>
         <w:rPr>
@@ -8066,7 +8525,7 @@
                 <w:sz w:val="16"/>
                 <w:szCs w:val="16"/>
               </w:rPr>
-              <w:t xml:space="preserve">standard   ·   budgets   ·   overhead</w:t>
+              <w:t xml:space="preserve">standard   ·   purchased   ·   overhead</w:t>
             </w:r>
           </w:p>
         </w:tc>
@@ -8120,6 +8579,18 @@
       </w:tr>
     </w:tbl>
     <w:p/>
+    <w:p>
+      <w:pPr>
+        <w:pageBreakBefore w:val="true"/>
+        <w:spacing w:after="0"/>
+      </w:pPr>
+      <w:r>
+        <w:rPr>
+          <w:sz w:val="2"/>
+        </w:rPr>
+        <w:t xml:space="preserve"> </w:t>
+      </w:r>
+    </w:p>
     <w:p>
       <w:pPr>
         <w:spacing w:before="44" w:after="10"/>
@@ -8305,18 +8776,6 @@
     <w:p/>
     <w:p>
       <w:pPr>
-        <w:pageBreakBefore w:val="true"/>
-        <w:spacing w:after="0"/>
-      </w:pPr>
-      <w:r>
-        <w:rPr>
-          <w:sz w:val="2"/>
-        </w:rPr>
-        <w:t xml:space="preserve"> </w:t>
-      </w:r>
-    </w:p>
-    <w:p>
-      <w:pPr>
         <w:spacing w:before="20" w:after="20" w:line="360" w:lineRule="auto"/>
         <w:ind w:left="200"/>
       </w:pPr>
@@ -8387,7 +8846,7 @@
           <w:sz w:val="18"/>
           <w:szCs w:val="18"/>
         </w:rPr>
-        <w:t xml:space="preserve">Summary 2</w:t>
+        <w:t xml:space="preserve">Summary 3</w:t>
       </w:r>
       <w:r>
         <w:rPr>
@@ -8395,7 +8854,7 @@
           <w:sz w:val="16"/>
           <w:szCs w:val="16"/>
         </w:rPr>
-        <w:t xml:space="preserve">      gaps 8–10</w:t>
+        <w:t xml:space="preserve">      gaps 10–12</w:t>
       </w:r>
     </w:p>
     <w:p>
@@ -8418,7 +8877,7 @@
           <w:sz w:val="15"/>
           <w:szCs w:val="15"/>
         </w:rPr>
-        <w:t xml:space="preserve"> (8) </w:t>
+        <w:t xml:space="preserve"> (10) </w:t>
       </w:r>
       <w:r>
         <w:rPr>
@@ -8457,7 +8916,7 @@
           <w:sz w:val="15"/>
           <w:szCs w:val="15"/>
         </w:rPr>
-        <w:t xml:space="preserve"> (9) </w:t>
+        <w:t xml:space="preserve"> (11) </w:t>
       </w:r>
       <w:r>
         <w:rPr>
@@ -8496,7 +8955,7 @@
           <w:sz w:val="15"/>
           <w:szCs w:val="15"/>
         </w:rPr>
-        <w:t xml:space="preserve"> (10) </w:t>
+        <w:t xml:space="preserve"> (12) </w:t>
       </w:r>
       <w:r>
         <w:rPr>
@@ -8576,7 +9035,7 @@
                 <w:sz w:val="16"/>
                 <w:szCs w:val="16"/>
               </w:rPr>
-              <w:t xml:space="preserve">available   ·   purchases   ·   overhead   ·   production</w:t>
+              <w:t xml:space="preserve">available   ·   purchases   ·   materials   ·   production</w:t>
             </w:r>
           </w:p>
         </w:tc>
@@ -8880,7 +9339,7 @@
                 <w:sz w:val="14"/>
                 <w:szCs w:val="14"/>
               </w:rPr>
-              <w:t xml:space="preserve">(11)</w:t>
+              <w:t xml:space="preserve">(13)</w:t>
             </w:r>
           </w:p>
         </w:tc>
@@ -8981,7 +9440,7 @@
                 <w:sz w:val="14"/>
                 <w:szCs w:val="14"/>
               </w:rPr>
-              <w:t xml:space="preserve">(12)</w:t>
+              <w:t xml:space="preserve">(14)</w:t>
             </w:r>
           </w:p>
         </w:tc>
@@ -9033,7 +9492,7 @@
                 <w:sz w:val="14"/>
                 <w:szCs w:val="14"/>
               </w:rPr>
-              <w:t xml:space="preserve">(13)</w:t>
+              <w:t xml:space="preserve">(15)</w:t>
             </w:r>
           </w:p>
         </w:tc>
@@ -9152,6 +9611,18 @@
       </w:tr>
     </w:tbl>
     <w:p/>
+    <w:p>
+      <w:pPr>
+        <w:pageBreakBefore w:val="true"/>
+        <w:spacing w:after="0"/>
+      </w:pPr>
+      <w:r>
+        <w:rPr>
+          <w:sz w:val="2"/>
+        </w:rPr>
+        <w:t xml:space="preserve"> </w:t>
+      </w:r>
+    </w:p>
     <w:tbl>
       <w:tblPr>
         <w:tblW w:type="pct" w:w="100%"/>
@@ -9495,18 +9966,6 @@
     <w:p/>
     <w:p>
       <w:pPr>
-        <w:pageBreakBefore w:val="true"/>
-        <w:spacing w:after="0"/>
-      </w:pPr>
-      <w:r>
-        <w:rPr>
-          <w:sz w:val="2"/>
-        </w:rPr>
-        <w:t xml:space="preserve"> </w:t>
-      </w:r>
-    </w:p>
-    <w:p>
-      <w:pPr>
         <w:spacing w:before="44" w:after="10"/>
       </w:pPr>
       <w:r>
@@ -9993,7 +10452,7 @@
                 <w:sz w:val="16"/>
                 <w:szCs w:val="16"/>
               </w:rPr>
-              <w:t xml:space="preserve">Concentrate used</w:t>
+              <w:t xml:space="preserve">together</w:t>
             </w:r>
           </w:p>
         </w:tc>
@@ -10019,14 +10478,14 @@
                 <w:sz w:val="16"/>
                 <w:szCs w:val="16"/>
               </w:rPr>
-              <w:t xml:space="preserve">10  </w:t>
-            </w:r>
-            <w:r>
-              <w:rPr>
-                <w:sz w:val="16"/>
-                <w:szCs w:val="16"/>
-              </w:rPr>
-              <w:t xml:space="preserve">available</w:t>
+              <w:t xml:space="preserve">11  </w:t>
+            </w:r>
+            <w:r>
+              <w:rPr>
+                <w:sz w:val="16"/>
+                <w:szCs w:val="16"/>
+              </w:rPr>
+              <w:t xml:space="preserve">purchases</w:t>
             </w:r>
           </w:p>
         </w:tc>
@@ -10061,7 +10520,7 @@
                 <w:sz w:val="16"/>
                 <w:szCs w:val="16"/>
               </w:rPr>
-              <w:t xml:space="preserve">Bottles</w:t>
+              <w:t xml:space="preserve">concentrate</w:t>
             </w:r>
           </w:p>
         </w:tc>
@@ -10087,14 +10546,14 @@
                 <w:sz w:val="16"/>
                 <w:szCs w:val="16"/>
               </w:rPr>
-              <w:t xml:space="preserve">11  </w:t>
-            </w:r>
-            <w:r>
-              <w:rPr>
-                <w:sz w:val="16"/>
-                <w:szCs w:val="16"/>
-              </w:rPr>
-              <w:t xml:space="preserve">$2.50 a kg</w:t>
+              <w:t xml:space="preserve">12  </w:t>
+            </w:r>
+            <w:r>
+              <w:rPr>
+                <w:sz w:val="16"/>
+                <w:szCs w:val="16"/>
+              </w:rPr>
+              <w:t xml:space="preserve">available</w:t>
             </w:r>
           </w:p>
         </w:tc>
@@ -10129,7 +10588,7 @@
                 <w:sz w:val="16"/>
                 <w:szCs w:val="16"/>
               </w:rPr>
-              <w:t xml:space="preserve">Direct labor</w:t>
+              <w:t xml:space="preserve">Concentrate used</w:t>
             </w:r>
           </w:p>
         </w:tc>
@@ -10155,14 +10614,14 @@
                 <w:sz w:val="16"/>
                 <w:szCs w:val="16"/>
               </w:rPr>
-              <w:t xml:space="preserve">12  </w:t>
-            </w:r>
-            <w:r>
-              <w:rPr>
-                <w:sz w:val="16"/>
-                <w:szCs w:val="16"/>
-              </w:rPr>
-              <w:t xml:space="preserve">0.012 hours</w:t>
+              <w:t xml:space="preserve">13  </w:t>
+            </w:r>
+            <w:r>
+              <w:rPr>
+                <w:sz w:val="16"/>
+                <w:szCs w:val="16"/>
+              </w:rPr>
+              <w:t xml:space="preserve">$2.50 a kg</w:t>
             </w:r>
           </w:p>
         </w:tc>
@@ -10197,7 +10656,7 @@
                 <w:sz w:val="16"/>
                 <w:szCs w:val="16"/>
               </w:rPr>
-              <w:t xml:space="preserve">Budgeted manufacturing cost</w:t>
+              <w:t xml:space="preserve">Bottles</w:t>
             </w:r>
           </w:p>
         </w:tc>
@@ -10223,14 +10682,14 @@
                 <w:sz w:val="16"/>
                 <w:szCs w:val="16"/>
               </w:rPr>
-              <w:t xml:space="preserve">13  </w:t>
-            </w:r>
-            <w:r>
-              <w:rPr>
-                <w:sz w:val="16"/>
-                <w:szCs w:val="16"/>
-              </w:rPr>
-              <w:t xml:space="preserve">$15.00 an hour</w:t>
+              <w:t xml:space="preserve">14  </w:t>
+            </w:r>
+            <w:r>
+              <w:rPr>
+                <w:sz w:val="16"/>
+                <w:szCs w:val="16"/>
+              </w:rPr>
+              <w:t xml:space="preserve">0.012 hours</w:t>
             </w:r>
           </w:p>
         </w:tc>
@@ -10265,7 +10724,7 @@
                 <w:sz w:val="16"/>
                 <w:szCs w:val="16"/>
               </w:rPr>
-              <w:t xml:space="preserve">standard</w:t>
+              <w:t xml:space="preserve">Direct labor</w:t>
             </w:r>
           </w:p>
         </w:tc>
@@ -10291,14 +10750,14 @@
                 <w:sz w:val="16"/>
                 <w:szCs w:val="16"/>
               </w:rPr>
-              <w:t xml:space="preserve">14  </w:t>
-            </w:r>
-            <w:r>
-              <w:rPr>
-                <w:sz w:val="16"/>
-                <w:szCs w:val="16"/>
-              </w:rPr>
-              <w:t xml:space="preserve">Ending stock of sesame</w:t>
+              <w:t xml:space="preserve">15  </w:t>
+            </w:r>
+            <w:r>
+              <w:rPr>
+                <w:sz w:val="16"/>
+                <w:szCs w:val="16"/>
+              </w:rPr>
+              <w:t xml:space="preserve">$15.00 an hour</w:t>
             </w:r>
           </w:p>
         </w:tc>
@@ -10333,7 +10792,7 @@
                 <w:sz w:val="16"/>
                 <w:szCs w:val="16"/>
               </w:rPr>
-              <w:t xml:space="preserve">overhead</w:t>
+              <w:t xml:space="preserve">Budgeted manufacturing cost</w:t>
             </w:r>
           </w:p>
         </w:tc>
@@ -10359,14 +10818,14 @@
                 <w:sz w:val="16"/>
                 <w:szCs w:val="16"/>
               </w:rPr>
-              <w:t xml:space="preserve">15  </w:t>
-            </w:r>
-            <w:r>
-              <w:rPr>
-                <w:sz w:val="16"/>
-                <w:szCs w:val="16"/>
-              </w:rPr>
-              <w:t xml:space="preserve">Power for the filling line</w:t>
+              <w:t xml:space="preserve">16  </w:t>
+            </w:r>
+            <w:r>
+              <w:rPr>
+                <w:sz w:val="16"/>
+                <w:szCs w:val="16"/>
+              </w:rPr>
+              <w:t xml:space="preserve">Ending stock of sesame</w:t>
             </w:r>
           </w:p>
         </w:tc>
@@ -10401,7 +10860,7 @@
                 <w:sz w:val="16"/>
                 <w:szCs w:val="16"/>
               </w:rPr>
-              <w:t xml:space="preserve">Machine hours</w:t>
+              <w:t xml:space="preserve">standard</w:t>
             </w:r>
           </w:p>
         </w:tc>
@@ -10427,14 +10886,14 @@
                 <w:sz w:val="16"/>
                 <w:szCs w:val="16"/>
               </w:rPr>
-              <w:t xml:space="preserve">16  </w:t>
-            </w:r>
-            <w:r>
-              <w:rPr>
-                <w:sz w:val="16"/>
-                <w:szCs w:val="16"/>
-              </w:rPr>
-              <w:t xml:space="preserve">direct materials budget</w:t>
+              <w:t xml:space="preserve">17  </w:t>
+            </w:r>
+            <w:r>
+              <w:rPr>
+                <w:sz w:val="16"/>
+                <w:szCs w:val="16"/>
+              </w:rPr>
+              <w:t xml:space="preserve">Power for the filling line</w:t>
             </w:r>
           </w:p>
         </w:tc>
@@ -10469,7 +10928,7 @@
                 <w:sz w:val="16"/>
                 <w:szCs w:val="16"/>
               </w:rPr>
-              <w:t xml:space="preserve">production</w:t>
+              <w:t xml:space="preserve">overhead</w:t>
             </w:r>
           </w:p>
         </w:tc>
@@ -10495,14 +10954,14 @@
                 <w:sz w:val="16"/>
                 <w:szCs w:val="16"/>
               </w:rPr>
-              <w:t xml:space="preserve">17  </w:t>
-            </w:r>
-            <w:r>
-              <w:rPr>
-                <w:sz w:val="16"/>
-                <w:szCs w:val="16"/>
-              </w:rPr>
-              <w:t xml:space="preserve">overhead budget</w:t>
+              <w:t xml:space="preserve">18  </w:t>
+            </w:r>
+            <w:r>
+              <w:rPr>
+                <w:sz w:val="16"/>
+                <w:szCs w:val="16"/>
+              </w:rPr>
+              <w:t xml:space="preserve">direct materials budget</w:t>
             </w:r>
           </w:p>
         </w:tc>
@@ -10537,7 +10996,75 @@
                 <w:sz w:val="16"/>
                 <w:szCs w:val="16"/>
               </w:rPr>
-              <w:t xml:space="preserve">purchases</w:t>
+              <w:t xml:space="preserve">Machine hours</w:t>
+            </w:r>
+          </w:p>
+        </w:tc>
+        <w:tc>
+          <w:tcPr>
+            <w:tcW w:type="pct" w:w="2500"/>
+            <w:tcMar>
+              <w:top w:type="dxa" w:w="20"/>
+              <w:left w:type="dxa" w:w="80"/>
+              <w:bottom w:type="dxa" w:w="20"/>
+              <w:right w:type="dxa" w:w="80"/>
+            </w:tcMar>
+          </w:tcPr>
+          <w:p>
+            <w:pPr>
+              <w:spacing w:before="12" w:after="12"/>
+            </w:pPr>
+            <w:r>
+              <w:rPr>
+                <w:b/>
+                <w:bCs/>
+                <w:color w:val="8186EF"/>
+                <w:sz w:val="16"/>
+                <w:szCs w:val="16"/>
+              </w:rPr>
+              <w:t xml:space="preserve">19  </w:t>
+            </w:r>
+            <w:r>
+              <w:rPr>
+                <w:sz w:val="16"/>
+                <w:szCs w:val="16"/>
+              </w:rPr>
+              <w:t xml:space="preserve">overhead budget</w:t>
+            </w:r>
+          </w:p>
+        </w:tc>
+      </w:tr>
+      <w:tr>
+        <w:tc>
+          <w:tcPr>
+            <w:tcW w:type="pct" w:w="2500"/>
+            <w:tcMar>
+              <w:top w:type="dxa" w:w="20"/>
+              <w:left w:type="dxa" w:w="80"/>
+              <w:bottom w:type="dxa" w:w="20"/>
+              <w:right w:type="dxa" w:w="80"/>
+            </w:tcMar>
+          </w:tcPr>
+          <w:p>
+            <w:pPr>
+              <w:spacing w:before="12" w:after="12"/>
+            </w:pPr>
+            <w:r>
+              <w:rPr>
+                <w:b/>
+                <w:bCs/>
+                <w:color w:val="8186EF"/>
+                <w:sz w:val="16"/>
+                <w:szCs w:val="16"/>
+              </w:rPr>
+              <w:t xml:space="preserve">10  </w:t>
+            </w:r>
+            <w:r>
+              <w:rPr>
+                <w:sz w:val="16"/>
+                <w:szCs w:val="16"/>
+              </w:rPr>
+              <w:t xml:space="preserve">production</w:t>
             </w:r>
           </w:p>
         </w:tc>
@@ -10603,7 +11130,7 @@
           <w:sz w:val="15"/>
           <w:szCs w:val="15"/>
         </w:rPr>
-        <w:t xml:space="preserve">At standard, 901,000 cases × $12.60 = $11,352,600. The budget is $2,000 lower because fixed overhead is a fixed amount, while the card spreads it over a normal volume of 900,000 cases.</w:t>
+        <w:t xml:space="preserve">This example brings the three budgets together and tests the busiest quarter. It uses the concentrate used, not purchased, because stock bought but not used is still an asset.</w:t>
       </w:r>
     </w:p>
     <w:p>
@@ -10620,6 +11147,30 @@
           <w:szCs w:val="15"/>
         </w:rPr>
         <w:t xml:space="preserve">Summary 2   </w:t>
+      </w:r>
+      <w:r>
+        <w:rPr>
+          <w:color w:val="6B7280"/>
+          <w:sz w:val="15"/>
+          <w:szCs w:val="15"/>
+        </w:rPr>
+        <w:t xml:space="preserve">At standard, 901,000 cases × $12.60 = $11,352,600. The budget is $2,000 lower because fixed overhead is a fixed amount, while the card spreads it over a normal volume of 900,000 cases.</w:t>
+      </w:r>
+    </w:p>
+    <w:p>
+      <w:pPr>
+        <w:spacing w:before="20" w:after="20"/>
+        <w:ind w:left="240" w:hanging="240"/>
+      </w:pPr>
+      <w:r>
+        <w:rPr>
+          <w:b/>
+          <w:bCs/>
+          <w:color w:val="353A7C"/>
+          <w:sz w:val="15"/>
+          <w:szCs w:val="15"/>
+        </w:rPr>
+        <w:t xml:space="preserve">Summary 3   </w:t>
       </w:r>
       <w:r>
         <w:rPr>

--- a/CMA_Summaries_B3_Ch07.docx
+++ b/CMA_Summaries_B3_Ch07.docx
@@ -1197,7 +1197,7 @@
           <w:sz w:val="19"/>
           <w:szCs w:val="19"/>
         </w:rPr>
-        <w:t xml:space="preserve"/>
+        <w:t xml:space="preserve">Purchases equal usage plus the </w:t>
       </w:r>
       <w:r>
         <w:rPr>
@@ -1229,7 +1229,7 @@
           <w:sz w:val="19"/>
           <w:szCs w:val="19"/>
         </w:rPr>
-        <w:t xml:space="preserve"> equal usage plus the desired ending stock minus the beginning stock, just like the </w:t>
+        <w:t xml:space="preserve"> ending stock minus the </w:t>
       </w:r>
       <w:r>
         <w:rPr>
@@ -1247,7 +1247,7 @@
           <w:sz w:val="19"/>
           <w:szCs w:val="19"/>
         </w:rPr>
-        <w:t xml:space="preserve">            </w:t>
+        <w:t xml:space="preserve">           </w:t>
       </w:r>
       <w:r>
         <w:rPr>
@@ -1261,7 +1261,7 @@
           <w:sz w:val="19"/>
           <w:szCs w:val="19"/>
         </w:rPr>
-        <w:t xml:space="preserve"> budget. </w:t>
+        <w:t xml:space="preserve"> stock, just like the production budget. </w:t>
       </w:r>
     </w:p>
     <w:tbl>
@@ -1319,7 +1319,7 @@
                 <w:sz w:val="16"/>
                 <w:szCs w:val="16"/>
               </w:rPr>
-              <w:t xml:space="preserve">Purchases   ·   quarter   ·   production   ·   direct</w:t>
+              <w:t xml:space="preserve">desired   ·   planned   ·   beginning   ·   direct</w:t>
             </w:r>
           </w:p>
         </w:tc>
@@ -1409,7 +1409,7 @@
       <w:r>
         <w:drawing>
           <wp:inline distT="0" distB="0" distL="0" distR="0">
-            <wp:extent cx="5734050" cy="2550150"/>
+            <wp:extent cx="5734050" cy="3425350"/>
             <wp:effectExtent t="0" r="0" b="0" l="0"/>
             <wp:docPr id="1" name="" descr="" title=""/>
             <wp:cNvGraphicFramePr>
@@ -1434,7 +1434,7 @@
                   <pic:spPr bwMode="auto">
                     <a:xfrm>
                       <a:off x="0" y="0"/>
-                      <a:ext cx="5734050" cy="2550150"/>
+                      <a:ext cx="5734050" cy="3425350"/>
                     </a:xfrm>
                     <a:prstGeom prst="rect">
                       <a:avLst/>
@@ -1635,7 +1635,7 @@
           <w:sz w:val="19"/>
           <w:szCs w:val="19"/>
         </w:rPr>
-        <w:t xml:space="preserve">The </w:t>
+        <w:t xml:space="preserve">The procurement policy </w:t>
       </w:r>
       <w:r>
         <w:rPr>
@@ -1653,7 +1653,7 @@
           <w:sz w:val="19"/>
           <w:szCs w:val="19"/>
         </w:rPr>
-        <w:t xml:space="preserve">             </w:t>
+        <w:t xml:space="preserve">           </w:t>
       </w:r>
       <w:r>
         <w:rPr>
@@ -1667,14 +1667,14 @@
           <w:sz w:val="19"/>
           <w:szCs w:val="19"/>
         </w:rPr>
-        <w:t xml:space="preserve"> policy decides how much stock to hold. </w:t>
-      </w:r>
-      <w:r>
-        <w:rPr>
-          <w:sz w:val="19"/>
-          <w:szCs w:val="19"/>
-        </w:rPr>
-        <w:t xml:space="preserve"/>
+        <w:t xml:space="preserve"> how much stock to hold. </w:t>
+      </w:r>
+      <w:r>
+        <w:rPr>
+          <w:sz w:val="19"/>
+          <w:szCs w:val="19"/>
+        </w:rPr>
+        <w:t xml:space="preserve">Concentrate </w:t>
       </w:r>
       <w:r>
         <w:rPr>
@@ -1692,7 +1692,7 @@
           <w:sz w:val="19"/>
           <w:szCs w:val="19"/>
         </w:rPr>
-        <w:t xml:space="preserve">             </w:t>
+        <w:t xml:space="preserve">           </w:t>
       </w:r>
       <w:r>
         <w:rPr>
@@ -1706,7 +1706,7 @@
           <w:sz w:val="19"/>
           <w:szCs w:val="19"/>
         </w:rPr>
-        <w:t xml:space="preserve"> travels further and is kept at 10% of the next quarter's needs. </w:t>
+        <w:t xml:space="preserve"> further and is kept at 10% of the next quarter's needs. </w:t>
       </w:r>
     </w:p>
     <w:tbl>
@@ -1764,7 +1764,7 @@
                 <w:sz w:val="16"/>
                 <w:szCs w:val="16"/>
               </w:rPr>
-              <w:t xml:space="preserve">planned   ·   Concentrate   ·   procurement   ·   decides</w:t>
+              <w:t xml:space="preserve">planned   ·   travels   ·   decides   ·   desired</w:t>
             </w:r>
           </w:p>
         </w:tc>
@@ -1952,7 +1952,7 @@
           <w:sz w:val="19"/>
           <w:szCs w:val="19"/>
         </w:rPr>
-        <w:t xml:space="preserve">Holding stock protects </w:t>
+        <w:t xml:space="preserve">Holding stock </w:t>
       </w:r>
       <w:r>
         <w:rPr>
@@ -1970,7 +1970,7 @@
           <w:sz w:val="19"/>
           <w:szCs w:val="19"/>
         </w:rPr>
-        <w:t xml:space="preserve">            </w:t>
+        <w:t xml:space="preserve">           </w:t>
       </w:r>
       <w:r>
         <w:rPr>
@@ -1984,7 +1984,7 @@
           <w:sz w:val="19"/>
           <w:szCs w:val="19"/>
         </w:rPr>
-        <w:t xml:space="preserve"> from late deliveries but ties up cash and space; </w:t>
+        <w:t xml:space="preserve"> production from late deliveries but ties up cash and space; just-in-time saves both but needs a </w:t>
       </w:r>
       <w:r>
         <w:rPr>
@@ -2002,7 +2002,7 @@
           <w:sz w:val="19"/>
           <w:szCs w:val="19"/>
         </w:rPr>
-        <w:t xml:space="preserve">              </w:t>
+        <w:t xml:space="preserve">           </w:t>
       </w:r>
       <w:r>
         <w:rPr>
@@ -2016,7 +2016,7 @@
           <w:sz w:val="19"/>
           <w:szCs w:val="19"/>
         </w:rPr>
-        <w:t xml:space="preserve"> saves both but needs a reliable supplier. </w:t>
+        <w:t xml:space="preserve"> supplier. </w:t>
       </w:r>
     </w:p>
     <w:tbl>
@@ -2074,7 +2074,7 @@
                 <w:sz w:val="16"/>
                 <w:szCs w:val="16"/>
               </w:rPr>
-              <w:t xml:space="preserve">just-in-time   ·   ignores   ·   production</w:t>
+              <w:t xml:space="preserve">reliable   ·   travels   ·   protects</w:t>
             </w:r>
           </w:p>
         </w:tc>
@@ -2095,9 +2095,9 @@
         </w:tblBorders>
       </w:tblPr>
       <w:tblGrid>
-        <w:gridCol w:w="2308"/>
-        <w:gridCol w:w="3539"/>
-        <w:gridCol w:w="3753"/>
+        <w:gridCol w:w="3440"/>
+        <w:gridCol w:w="1936"/>
+        <w:gridCol w:w="4224"/>
       </w:tblGrid>
       <w:tr>
         <w:tc>
@@ -2132,7 +2132,7 @@
       <w:tr>
         <w:tc>
           <w:tcPr>
-            <w:tcW w:type="pct" w:w="1202"/>
+            <w:tcW w:type="pct" w:w="1792"/>
             <w:shd w:fill="353A7C" w:val="clear"/>
             <w:tcMar>
               <w:top w:type="dxa" w:w="50"/>
@@ -2159,7 +2159,7 @@
         </w:tc>
         <w:tc>
           <w:tcPr>
-            <w:tcW w:type="pct" w:w="1843"/>
+            <w:tcW w:type="pct" w:w="1008"/>
             <w:shd w:fill="353A7C" w:val="clear"/>
             <w:tcMar>
               <w:top w:type="dxa" w:w="50"/>
@@ -2186,7 +2186,7 @@
         </w:tc>
         <w:tc>
           <w:tcPr>
-            <w:tcW w:type="pct" w:w="1955"/>
+            <w:tcW w:type="pct" w:w="2200"/>
             <w:shd w:fill="353A7C" w:val="clear"/>
             <w:tcMar>
               <w:top w:type="dxa" w:w="50"/>
@@ -2215,7 +2215,7 @@
       <w:tr>
         <w:tc>
           <w:tcPr>
-            <w:tcW w:type="pct" w:w="1202"/>
+            <w:tcW w:type="pct" w:w="1792"/>
             <w:tcMar>
               <w:top w:type="dxa" w:w="50"/>
               <w:left w:type="dxa" w:w="110"/>
@@ -2238,7 +2238,7 @@
         </w:tc>
         <w:tc>
           <w:tcPr>
-            <w:tcW w:type="pct" w:w="1843"/>
+            <w:tcW w:type="pct" w:w="1008"/>
             <w:shd w:fill="FFFFFF" w:val="clear"/>
             <w:tcMar>
               <w:top w:type="dxa" w:w="50"/>
@@ -2265,7 +2265,7 @@
         </w:tc>
         <w:tc>
           <w:tcPr>
-            <w:tcW w:type="pct" w:w="1955"/>
+            <w:tcW w:type="pct" w:w="2200"/>
             <w:tcMar>
               <w:top w:type="dxa" w:w="50"/>
               <w:left w:type="dxa" w:w="110"/>
@@ -2290,7 +2290,7 @@
       <w:tr>
         <w:tc>
           <w:tcPr>
-            <w:tcW w:type="pct" w:w="1202"/>
+            <w:tcW w:type="pct" w:w="1792"/>
             <w:shd w:fill="FBFAF6" w:val="clear"/>
             <w:tcMar>
               <w:top w:type="dxa" w:w="50"/>
@@ -2314,8 +2314,8 @@
         </w:tc>
         <w:tc>
           <w:tcPr>
-            <w:tcW w:type="pct" w:w="1843"/>
-            <w:shd w:fill="FBFAF6" w:val="clear"/>
+            <w:tcW w:type="pct" w:w="1008"/>
+            <w:shd w:fill="FFFFFF" w:val="clear"/>
             <w:tcMar>
               <w:top w:type="dxa" w:w="50"/>
               <w:left w:type="dxa" w:w="110"/>
@@ -2325,20 +2325,23 @@
           </w:tcPr>
           <w:p>
             <w:pPr>
-              <w:spacing w:before="28" w:after="28"/>
-            </w:pPr>
-            <w:r>
-              <w:rPr>
-                <w:sz w:val="15"/>
-                <w:szCs w:val="15"/>
-              </w:rPr>
-              <w:t xml:space="preserve">Just-in-time daily deliveries (Book 2, Chapter 17)</w:t>
-            </w:r>
-          </w:p>
-        </w:tc>
-        <w:tc>
-          <w:tcPr>
-            <w:tcW w:type="pct" w:w="1955"/>
+              <w:spacing w:before="46" w:after="46"/>
+            </w:pPr>
+            <w:r>
+              <w:rPr>
+                <w:b/>
+                <w:bCs/>
+                <w:color w:val="8186EF"/>
+                <w:sz w:val="14"/>
+                <w:szCs w:val="14"/>
+              </w:rPr>
+              <w:t xml:space="preserve">(14)</w:t>
+            </w:r>
+          </w:p>
+        </w:tc>
+        <w:tc>
+          <w:tcPr>
+            <w:tcW w:type="pct" w:w="2200"/>
             <w:shd w:fill="FBFAF6" w:val="clear"/>
             <w:tcMar>
               <w:top w:type="dxa" w:w="50"/>
@@ -2364,7 +2367,7 @@
       <w:tr>
         <w:tc>
           <w:tcPr>
-            <w:tcW w:type="pct" w:w="1202"/>
+            <w:tcW w:type="pct" w:w="1792"/>
             <w:tcMar>
               <w:top w:type="dxa" w:w="50"/>
               <w:left w:type="dxa" w:w="110"/>
@@ -2387,7 +2390,7 @@
         </w:tc>
         <w:tc>
           <w:tcPr>
-            <w:tcW w:type="pct" w:w="1843"/>
+            <w:tcW w:type="pct" w:w="1008"/>
             <w:tcMar>
               <w:top w:type="dxa" w:w="50"/>
               <w:left w:type="dxa" w:w="110"/>
@@ -2410,7 +2413,7 @@
         </w:tc>
         <w:tc>
           <w:tcPr>
-            <w:tcW w:type="pct" w:w="1955"/>
+            <w:tcW w:type="pct" w:w="2200"/>
             <w:tcMar>
               <w:top w:type="dxa" w:w="50"/>
               <w:left w:type="dxa" w:w="110"/>
@@ -2435,7 +2438,7 @@
       <w:tr>
         <w:tc>
           <w:tcPr>
-            <w:tcW w:type="pct" w:w="1202"/>
+            <w:tcW w:type="pct" w:w="1792"/>
             <w:shd w:fill="FBFAF6" w:val="clear"/>
             <w:tcMar>
               <w:top w:type="dxa" w:w="50"/>
@@ -2459,7 +2462,7 @@
         </w:tc>
         <w:tc>
           <w:tcPr>
-            <w:tcW w:type="pct" w:w="1843"/>
+            <w:tcW w:type="pct" w:w="1008"/>
             <w:shd w:fill="FBFAF6" w:val="clear"/>
             <w:tcMar>
               <w:top w:type="dxa" w:w="50"/>
@@ -2483,7 +2486,7 @@
         </w:tc>
         <w:tc>
           <w:tcPr>
-            <w:tcW w:type="pct" w:w="1955"/>
+            <w:tcW w:type="pct" w:w="2200"/>
             <w:shd w:fill="FFFFFF" w:val="clear"/>
             <w:tcMar>
               <w:top w:type="dxa" w:w="50"/>
@@ -2504,7 +2507,7 @@
                 <w:sz w:val="14"/>
                 <w:szCs w:val="14"/>
               </w:rPr>
-              <w:t xml:space="preserve">(14)</w:t>
+              <w:t xml:space="preserve">(15)</w:t>
             </w:r>
           </w:p>
         </w:tc>
@@ -2566,7 +2569,7 @@
                 <w:sz w:val="16"/>
                 <w:szCs w:val="16"/>
               </w:rPr>
-              <w:t xml:space="preserve">Keep 10% of next quarter's needs   ·   × 6.0 liters = liters needed   ·   Purchases rounded up; stock rises</w:t>
+              <w:t xml:space="preserve">Keep 10% of next quarter's needs   ·   Just-in-time daily deliveries (Book 2, Chapter 17)   ·   Caps and cartons at $0.60 a case   ·   Purchases rounded up; stock rises</w:t>
             </w:r>
           </w:p>
         </w:tc>
@@ -2640,7 +2643,7 @@
           <w:sz w:val="16"/>
           <w:szCs w:val="16"/>
         </w:rPr>
-        <w:t xml:space="preserve">      gaps 15–16</w:t>
+        <w:t xml:space="preserve">      gaps 16–17</w:t>
       </w:r>
     </w:p>
     <w:p>
@@ -2653,7 +2656,7 @@
           <w:sz w:val="19"/>
           <w:szCs w:val="19"/>
         </w:rPr>
-        <w:t xml:space="preserve">An answer that sets </w:t>
+        <w:t xml:space="preserve">An answer that sets purchases equal to usage </w:t>
       </w:r>
       <w:r>
         <w:rPr>
@@ -2663,7 +2666,7 @@
           <w:sz w:val="15"/>
           <w:szCs w:val="15"/>
         </w:rPr>
-        <w:t xml:space="preserve"> (15) </w:t>
+        <w:t xml:space="preserve"> (16) </w:t>
       </w:r>
       <w:r>
         <w:rPr>
@@ -2685,14 +2688,14 @@
           <w:sz w:val="19"/>
           <w:szCs w:val="19"/>
         </w:rPr>
-        <w:t xml:space="preserve"> equal to usage ignores the change in materials stock. </w:t>
-      </w:r>
-      <w:r>
-        <w:rPr>
-          <w:sz w:val="19"/>
-          <w:szCs w:val="19"/>
-        </w:rPr>
-        <w:t xml:space="preserve">It is right only for items bought </w:t>
+        <w:t xml:space="preserve"> the change in materials stock. </w:t>
+      </w:r>
+      <w:r>
+        <w:rPr>
+          <w:sz w:val="19"/>
+          <w:szCs w:val="19"/>
+        </w:rPr>
+        <w:t xml:space="preserve">It is right only for items </w:t>
       </w:r>
       <w:r>
         <w:rPr>
@@ -2702,7 +2705,7 @@
           <w:sz w:val="15"/>
           <w:szCs w:val="15"/>
         </w:rPr>
-        <w:t xml:space="preserve"> (16) </w:t>
+        <w:t xml:space="preserve"> (17) </w:t>
       </w:r>
       <w:r>
         <w:rPr>
@@ -2710,7 +2713,7 @@
           <w:sz w:val="19"/>
           <w:szCs w:val="19"/>
         </w:rPr>
-        <w:t xml:space="preserve">              </w:t>
+        <w:t xml:space="preserve">           </w:t>
       </w:r>
       <w:r>
         <w:rPr>
@@ -2724,7 +2727,7 @@
           <w:sz w:val="19"/>
           <w:szCs w:val="19"/>
         </w:rPr>
-        <w:t xml:space="preserve">. </w:t>
+        <w:t xml:space="preserve"> just-in-time. </w:t>
       </w:r>
     </w:p>
     <w:tbl>
@@ -2782,7 +2785,7 @@
                 <w:sz w:val="16"/>
                 <w:szCs w:val="16"/>
               </w:rPr>
-              <w:t xml:space="preserve">purchases   ·   just-in-time   ·   decides</w:t>
+              <w:t xml:space="preserve">ignores   ·   bought   ·   protects</w:t>
             </w:r>
           </w:p>
         </w:tc>
@@ -3315,14 +3318,14 @@
                 <w:sz w:val="16"/>
                 <w:szCs w:val="16"/>
               </w:rPr>
-              <w:t xml:space="preserve">10  </w:t>
-            </w:r>
-            <w:r>
-              <w:rPr>
-                <w:sz w:val="16"/>
-                <w:szCs w:val="16"/>
-              </w:rPr>
-              <w:t xml:space="preserve">Caps and cartons at $0.60 a case</w:t>
+              <w:t xml:space="preserve">11  </w:t>
+            </w:r>
+            <w:r>
+              <w:rPr>
+                <w:sz w:val="16"/>
+                <w:szCs w:val="16"/>
+              </w:rPr>
+              <w:t xml:space="preserve">protects</w:t>
             </w:r>
           </w:p>
         </w:tc>
@@ -3357,7 +3360,7 @@
                 <w:sz w:val="16"/>
                 <w:szCs w:val="16"/>
               </w:rPr>
-              <w:t xml:space="preserve">Purchases</w:t>
+              <w:t xml:space="preserve">desired</w:t>
             </w:r>
           </w:p>
         </w:tc>
@@ -3383,14 +3386,14 @@
                 <w:sz w:val="16"/>
                 <w:szCs w:val="16"/>
               </w:rPr>
-              <w:t xml:space="preserve">11  </w:t>
-            </w:r>
-            <w:r>
-              <w:rPr>
-                <w:sz w:val="16"/>
-                <w:szCs w:val="16"/>
-              </w:rPr>
-              <w:t xml:space="preserve">production</w:t>
+              <w:t xml:space="preserve">12  </w:t>
+            </w:r>
+            <w:r>
+              <w:rPr>
+                <w:sz w:val="16"/>
+                <w:szCs w:val="16"/>
+              </w:rPr>
+              <w:t xml:space="preserve">reliable</w:t>
             </w:r>
           </w:p>
         </w:tc>
@@ -3425,7 +3428,7 @@
                 <w:sz w:val="16"/>
                 <w:szCs w:val="16"/>
               </w:rPr>
-              <w:t xml:space="preserve">production</w:t>
+              <w:t xml:space="preserve">beginning</w:t>
             </w:r>
           </w:p>
         </w:tc>
@@ -3451,14 +3454,14 @@
                 <w:sz w:val="16"/>
                 <w:szCs w:val="16"/>
               </w:rPr>
-              <w:t xml:space="preserve">12  </w:t>
-            </w:r>
-            <w:r>
-              <w:rPr>
-                <w:sz w:val="16"/>
-                <w:szCs w:val="16"/>
-              </w:rPr>
-              <w:t xml:space="preserve">just-in-time</w:t>
+              <w:t xml:space="preserve">13  </w:t>
+            </w:r>
+            <w:r>
+              <w:rPr>
+                <w:sz w:val="16"/>
+                <w:szCs w:val="16"/>
+              </w:rPr>
+              <w:t xml:space="preserve">Keep 10% of next quarter's needs</w:t>
             </w:r>
           </w:p>
         </w:tc>
@@ -3519,14 +3522,14 @@
                 <w:sz w:val="16"/>
                 <w:szCs w:val="16"/>
               </w:rPr>
-              <w:t xml:space="preserve">13  </w:t>
-            </w:r>
-            <w:r>
-              <w:rPr>
-                <w:sz w:val="16"/>
-                <w:szCs w:val="16"/>
-              </w:rPr>
-              <w:t xml:space="preserve">Keep 10% of next quarter's needs</w:t>
+              <w:t xml:space="preserve">14  </w:t>
+            </w:r>
+            <w:r>
+              <w:rPr>
+                <w:sz w:val="16"/>
+                <w:szCs w:val="16"/>
+              </w:rPr>
+              <w:t xml:space="preserve">Just-in-time daily deliveries (Book 2, Chapter 17)</w:t>
             </w:r>
           </w:p>
         </w:tc>
@@ -3587,7 +3590,7 @@
                 <w:sz w:val="16"/>
                 <w:szCs w:val="16"/>
               </w:rPr>
-              <w:t xml:space="preserve">14  </w:t>
+              <w:t xml:space="preserve">15  </w:t>
             </w:r>
             <w:r>
               <w:rPr>
@@ -3655,14 +3658,14 @@
                 <w:sz w:val="16"/>
                 <w:szCs w:val="16"/>
               </w:rPr>
-              <w:t xml:space="preserve">15  </w:t>
-            </w:r>
-            <w:r>
-              <w:rPr>
-                <w:sz w:val="16"/>
-                <w:szCs w:val="16"/>
-              </w:rPr>
-              <w:t xml:space="preserve">purchases</w:t>
+              <w:t xml:space="preserve">16  </w:t>
+            </w:r>
+            <w:r>
+              <w:rPr>
+                <w:sz w:val="16"/>
+                <w:szCs w:val="16"/>
+              </w:rPr>
+              <w:t xml:space="preserve">ignores</w:t>
             </w:r>
           </w:p>
         </w:tc>
@@ -3723,14 +3726,14 @@
                 <w:sz w:val="16"/>
                 <w:szCs w:val="16"/>
               </w:rPr>
-              <w:t xml:space="preserve">16  </w:t>
-            </w:r>
-            <w:r>
-              <w:rPr>
-                <w:sz w:val="16"/>
-                <w:szCs w:val="16"/>
-              </w:rPr>
-              <w:t xml:space="preserve">just-in-time</w:t>
+              <w:t xml:space="preserve">17  </w:t>
+            </w:r>
+            <w:r>
+              <w:rPr>
+                <w:sz w:val="16"/>
+                <w:szCs w:val="16"/>
+              </w:rPr>
+              <w:t xml:space="preserve">bought</w:t>
             </w:r>
           </w:p>
         </w:tc>
@@ -3765,7 +3768,7 @@
                 <w:sz w:val="16"/>
                 <w:szCs w:val="16"/>
               </w:rPr>
-              <w:t xml:space="preserve">procurement</w:t>
+              <w:t xml:space="preserve">decides</w:t>
             </w:r>
           </w:p>
         </w:tc>
@@ -3791,7 +3794,7 @@
                 <w:sz w:val="16"/>
                 <w:szCs w:val="16"/>
               </w:rPr>
-              <w:t xml:space="preserve">17  </w:t>
+              <w:t xml:space="preserve">18  </w:t>
             </w:r>
             <w:r>
               <w:rPr>
@@ -3833,7 +3836,7 @@
                 <w:sz w:val="16"/>
                 <w:szCs w:val="16"/>
               </w:rPr>
-              <w:t xml:space="preserve">Concentrate</w:t>
+              <w:t xml:space="preserve">travels</w:t>
             </w:r>
           </w:p>
         </w:tc>
@@ -3859,7 +3862,7 @@
                 <w:sz w:val="16"/>
                 <w:szCs w:val="16"/>
               </w:rPr>
-              <w:t xml:space="preserve">18  </w:t>
+              <w:t xml:space="preserve">19  </w:t>
             </w:r>
             <w:r>
               <w:rPr>
@@ -3867,6 +3870,64 @@
                 <w:szCs w:val="16"/>
               </w:rPr>
               <w:t xml:space="preserve">just-in-time (JIT)</w:t>
+            </w:r>
+          </w:p>
+        </w:tc>
+      </w:tr>
+      <w:tr>
+        <w:tc>
+          <w:tcPr>
+            <w:tcW w:type="pct" w:w="2500"/>
+            <w:tcMar>
+              <w:top w:type="dxa" w:w="20"/>
+              <w:left w:type="dxa" w:w="80"/>
+              <w:bottom w:type="dxa" w:w="20"/>
+              <w:right w:type="dxa" w:w="80"/>
+            </w:tcMar>
+          </w:tcPr>
+          <w:p>
+            <w:pPr>
+              <w:spacing w:before="12" w:after="12"/>
+            </w:pPr>
+            <w:r>
+              <w:rPr>
+                <w:b/>
+                <w:bCs/>
+                <w:color w:val="8186EF"/>
+                <w:sz w:val="16"/>
+                <w:szCs w:val="16"/>
+              </w:rPr>
+              <w:t xml:space="preserve">10  </w:t>
+            </w:r>
+            <w:r>
+              <w:rPr>
+                <w:sz w:val="16"/>
+                <w:szCs w:val="16"/>
+              </w:rPr>
+              <w:t xml:space="preserve">Caps and cartons at $0.60 a case</w:t>
+            </w:r>
+          </w:p>
+        </w:tc>
+        <w:tc>
+          <w:tcPr>
+            <w:tcW w:type="pct" w:w="2500"/>
+            <w:tcMar>
+              <w:top w:type="dxa" w:w="20"/>
+              <w:left w:type="dxa" w:w="80"/>
+              <w:bottom w:type="dxa" w:w="20"/>
+              <w:right w:type="dxa" w:w="80"/>
+            </w:tcMar>
+          </w:tcPr>
+          <w:p>
+            <w:pPr>
+              <w:spacing w:before="24" w:after="24"/>
+            </w:pPr>
+            <w:r>
+              <w:rPr>
+                <w:sz w:val="16"/>
+                <w:szCs w:val="16"/>
+              </w:rPr>
+              <w:t xml:space="preserve"/>
             </w:r>
           </w:p>
         </w:tc>
@@ -4266,7 +4327,7 @@
       <w:r>
         <w:drawing>
           <wp:inline distT="0" distB="0" distL="0" distR="0">
-            <wp:extent cx="5734050" cy="1946550"/>
+            <wp:extent cx="5734050" cy="2519975"/>
             <wp:effectExtent t="0" r="0" b="0" l="0"/>
             <wp:docPr id="1" name="" descr="" title=""/>
             <wp:cNvGraphicFramePr>
@@ -4291,7 +4352,7 @@
                   <pic:spPr bwMode="auto">
                     <a:xfrm>
                       <a:off x="0" y="0"/>
-                      <a:ext cx="5734050" cy="1946550"/>
+                      <a:ext cx="5734050" cy="2519975"/>
                     </a:xfrm>
                     <a:prstGeom prst="rect">
                       <a:avLst/>
@@ -5326,7 +5387,7 @@
           <w:sz w:val="16"/>
           <w:szCs w:val="16"/>
         </w:rPr>
-        <w:t xml:space="preserve">      gaps 1–4</w:t>
+        <w:t xml:space="preserve">      gaps 1–3</w:t>
       </w:r>
     </w:p>
     <w:p>
@@ -5346,7 +5407,7 @@
           <w:sz w:val="19"/>
           <w:szCs w:val="19"/>
         </w:rPr>
-        <w:t xml:space="preserve">Variable overhead moves with its driver, </w:t>
+        <w:t xml:space="preserve">Variable overhead moves with its driver, machine hours, at $50.00 an hour; fixed overhead is </w:t>
       </w:r>
       <w:r>
         <w:rPr>
@@ -5378,7 +5439,7 @@
           <w:sz w:val="19"/>
           <w:szCs w:val="19"/>
         </w:rPr>
-        <w:t xml:space="preserve"> hours, at $50.00 an hour; fixed overhead is </w:t>
+        <w:t xml:space="preserve"> item by item and does not </w:t>
       </w:r>
       <w:r>
         <w:rPr>
@@ -5410,7 +5471,14 @@
           <w:sz w:val="19"/>
           <w:szCs w:val="19"/>
         </w:rPr>
-        <w:t xml:space="preserve"> item by item and does not change with </w:t>
+        <w:t xml:space="preserve"> with production. </w:t>
+      </w:r>
+      <w:r>
+        <w:rPr>
+          <w:sz w:val="19"/>
+          <w:szCs w:val="19"/>
+        </w:rPr>
+        <w:t xml:space="preserve">The variable rate is the sum of four items; the fixed overhead of $450,000 a quarter includes </w:t>
       </w:r>
       <w:r>
         <w:rPr>
@@ -5421,45 +5489,6 @@
           <w:szCs w:val="15"/>
         </w:rPr>
         <w:t xml:space="preserve"> (3) </w:t>
-      </w:r>
-      <w:r>
-        <w:rPr>
-          <w:u w:val="single"/>
-          <w:sz w:val="19"/>
-          <w:szCs w:val="19"/>
-        </w:rPr>
-        <w:t xml:space="preserve">            </w:t>
-      </w:r>
-      <w:r>
-        <w:rPr>
-          <w:sz w:val="19"/>
-          <w:szCs w:val="19"/>
-        </w:rPr>
-        <w:t xml:space="preserve"> </w:t>
-      </w:r>
-      <w:r>
-        <w:rPr>
-          <w:sz w:val="19"/>
-          <w:szCs w:val="19"/>
-        </w:rPr>
-        <w:t xml:space="preserve">. </w:t>
-      </w:r>
-      <w:r>
-        <w:rPr>
-          <w:sz w:val="19"/>
-          <w:szCs w:val="19"/>
-        </w:rPr>
-        <w:t xml:space="preserve">The variable rate is the sum of four items; the fixed overhead of $450,000 a quarter includes </w:t>
-      </w:r>
-      <w:r>
-        <w:rPr>
-          <w:b/>
-          <w:bCs/>
-          <w:color w:val="8186EF"/>
-          <w:sz w:val="15"/>
-          <w:szCs w:val="15"/>
-        </w:rPr>
-        <w:t xml:space="preserve"> (4) </w:t>
       </w:r>
       <w:r>
         <w:rPr>
@@ -5539,7 +5568,7 @@
                 <w:sz w:val="16"/>
                 <w:szCs w:val="16"/>
               </w:rPr>
-              <w:t xml:space="preserve">production   ·   depreciation   ·   budgeted   ·   includes   ·   machine</w:t>
+              <w:t xml:space="preserve">change   ·   quarter   ·   depreciation   ·   budgeted</w:t>
             </w:r>
           </w:p>
         </w:tc>
@@ -5582,7 +5611,7 @@
       <w:r>
         <w:drawing>
           <wp:inline distT="0" distB="0" distL="0" distR="0">
-            <wp:extent cx="5734050" cy="3757300"/>
+            <wp:extent cx="5734050" cy="3727125"/>
             <wp:effectExtent t="0" r="0" b="0" l="0"/>
             <wp:docPr id="1" name="" descr="" title=""/>
             <wp:cNvGraphicFramePr>
@@ -5607,7 +5636,7 @@
                   <pic:spPr bwMode="auto">
                     <a:xfrm>
                       <a:off x="0" y="0"/>
-                      <a:ext cx="5734050" cy="3757300"/>
+                      <a:ext cx="5734050" cy="3727125"/>
                     </a:xfrm>
                     <a:prstGeom prst="rect">
                       <a:avLst/>
@@ -5675,7 +5704,7 @@
                 <w:sz w:val="16"/>
                 <w:szCs w:val="16"/>
               </w:rPr>
-              <w:t xml:space="preserve">Maintenance (variable part)   ·   Power and water   ·   direct materials budget   ·   Variable overhead   ·   Cleaning supplies   ·   Insurance and property tax</w:t>
+              <w:t xml:space="preserve">Power and water   ·   Indirect materials   ·   direct materials budget   ·   Cleaning supplies   ·   Maintenance (variable part)   ·   Insurance and property tax</w:t>
             </w:r>
           </w:p>
         </w:tc>
@@ -5749,7 +5778,7 @@
           <w:sz w:val="16"/>
           <w:szCs w:val="16"/>
         </w:rPr>
-        <w:t xml:space="preserve">      gaps 10–11</w:t>
+        <w:t xml:space="preserve">      gaps 9–10</w:t>
       </w:r>
     </w:p>
     <w:p>
@@ -5772,7 +5801,7 @@
           <w:sz w:val="15"/>
           <w:szCs w:val="15"/>
         </w:rPr>
-        <w:t xml:space="preserve"> (10) </w:t>
+        <w:t xml:space="preserve"> (9) </w:t>
       </w:r>
       <w:r>
         <w:rPr>
@@ -5804,7 +5833,7 @@
           <w:sz w:val="15"/>
           <w:szCs w:val="15"/>
         </w:rPr>
-        <w:t xml:space="preserve"> (11) </w:t>
+        <w:t xml:space="preserve"> (10) </w:t>
       </w:r>
       <w:r>
         <w:rPr>
@@ -5917,12 +5946,12 @@
         </w:tblBorders>
       </w:tblPr>
       <w:tblGrid>
-        <w:gridCol w:w="3506"/>
-        <w:gridCol w:w="1163"/>
-        <w:gridCol w:w="1163"/>
-        <w:gridCol w:w="1163"/>
-        <w:gridCol w:w="1163"/>
-        <w:gridCol w:w="1444"/>
+        <w:gridCol w:w="3624"/>
+        <w:gridCol w:w="1140"/>
+        <w:gridCol w:w="1140"/>
+        <w:gridCol w:w="1140"/>
+        <w:gridCol w:w="1140"/>
+        <w:gridCol w:w="1416"/>
       </w:tblGrid>
       <w:tr>
         <w:tc>
@@ -5957,7 +5986,7 @@
       <w:tr>
         <w:tc>
           <w:tcPr>
-            <w:tcW w:type="pct" w:w="1826"/>
+            <w:tcW w:type="pct" w:w="1888"/>
             <w:shd w:fill="353A7C" w:val="clear"/>
             <w:tcMar>
               <w:top w:type="dxa" w:w="50"/>
@@ -5984,7 +6013,7 @@
         </w:tc>
         <w:tc>
           <w:tcPr>
-            <w:tcW w:type="pct" w:w="605"/>
+            <w:tcW w:type="pct" w:w="594"/>
             <w:shd w:fill="353A7C" w:val="clear"/>
             <w:tcMar>
               <w:top w:type="dxa" w:w="50"/>
@@ -6011,7 +6040,7 @@
         </w:tc>
         <w:tc>
           <w:tcPr>
-            <w:tcW w:type="pct" w:w="605"/>
+            <w:tcW w:type="pct" w:w="594"/>
             <w:shd w:fill="353A7C" w:val="clear"/>
             <w:tcMar>
               <w:top w:type="dxa" w:w="50"/>
@@ -6038,7 +6067,7 @@
         </w:tc>
         <w:tc>
           <w:tcPr>
-            <w:tcW w:type="pct" w:w="605"/>
+            <w:tcW w:type="pct" w:w="594"/>
             <w:shd w:fill="353A7C" w:val="clear"/>
             <w:tcMar>
               <w:top w:type="dxa" w:w="50"/>
@@ -6065,7 +6094,7 @@
         </w:tc>
         <w:tc>
           <w:tcPr>
-            <w:tcW w:type="pct" w:w="605"/>
+            <w:tcW w:type="pct" w:w="594"/>
             <w:shd w:fill="353A7C" w:val="clear"/>
             <w:tcMar>
               <w:top w:type="dxa" w:w="50"/>
@@ -6092,7 +6121,7 @@
         </w:tc>
         <w:tc>
           <w:tcPr>
-            <w:tcW w:type="pct" w:w="752"/>
+            <w:tcW w:type="pct" w:w="737"/>
             <w:shd w:fill="353A7C" w:val="clear"/>
             <w:tcMar>
               <w:top w:type="dxa" w:w="50"/>
@@ -6121,7 +6150,7 @@
       <w:tr>
         <w:tc>
           <w:tcPr>
-            <w:tcW w:type="pct" w:w="1826"/>
+            <w:tcW w:type="pct" w:w="1888"/>
             <w:shd w:fill="FFFFFF" w:val="clear"/>
             <w:tcMar>
               <w:top w:type="dxa" w:w="50"/>
@@ -6142,13 +6171,13 @@
                 <w:sz w:val="14"/>
                 <w:szCs w:val="14"/>
               </w:rPr>
-              <w:t xml:space="preserve">(12)</w:t>
-            </w:r>
-          </w:p>
-        </w:tc>
-        <w:tc>
-          <w:tcPr>
-            <w:tcW w:type="pct" w:w="605"/>
+              <w:t xml:space="preserve">(11)</w:t>
+            </w:r>
+          </w:p>
+        </w:tc>
+        <w:tc>
+          <w:tcPr>
+            <w:tcW w:type="pct" w:w="594"/>
             <w:tcMar>
               <w:top w:type="dxa" w:w="50"/>
               <w:left w:type="dxa" w:w="110"/>
@@ -6171,7 +6200,7 @@
         </w:tc>
         <w:tc>
           <w:tcPr>
-            <w:tcW w:type="pct" w:w="605"/>
+            <w:tcW w:type="pct" w:w="594"/>
             <w:tcMar>
               <w:top w:type="dxa" w:w="50"/>
               <w:left w:type="dxa" w:w="110"/>
@@ -6194,7 +6223,7 @@
         </w:tc>
         <w:tc>
           <w:tcPr>
-            <w:tcW w:type="pct" w:w="605"/>
+            <w:tcW w:type="pct" w:w="594"/>
             <w:tcMar>
               <w:top w:type="dxa" w:w="50"/>
               <w:left w:type="dxa" w:w="110"/>
@@ -6217,7 +6246,7 @@
         </w:tc>
         <w:tc>
           <w:tcPr>
-            <w:tcW w:type="pct" w:w="605"/>
+            <w:tcW w:type="pct" w:w="594"/>
             <w:tcMar>
               <w:top w:type="dxa" w:w="50"/>
               <w:left w:type="dxa" w:w="110"/>
@@ -6240,7 +6269,7 @@
         </w:tc>
         <w:tc>
           <w:tcPr>
-            <w:tcW w:type="pct" w:w="752"/>
+            <w:tcW w:type="pct" w:w="737"/>
             <w:tcMar>
               <w:top w:type="dxa" w:w="50"/>
               <w:left w:type="dxa" w:w="110"/>
@@ -6265,7 +6294,7 @@
       <w:tr>
         <w:tc>
           <w:tcPr>
-            <w:tcW w:type="pct" w:w="1826"/>
+            <w:tcW w:type="pct" w:w="1888"/>
             <w:shd w:fill="FFFFFF" w:val="clear"/>
             <w:tcMar>
               <w:top w:type="dxa" w:w="50"/>
@@ -6286,13 +6315,13 @@
                 <w:sz w:val="14"/>
                 <w:szCs w:val="14"/>
               </w:rPr>
-              <w:t xml:space="preserve">(13)</w:t>
-            </w:r>
-          </w:p>
-        </w:tc>
-        <w:tc>
-          <w:tcPr>
-            <w:tcW w:type="pct" w:w="605"/>
+              <w:t xml:space="preserve">(12)</w:t>
+            </w:r>
+          </w:p>
+        </w:tc>
+        <w:tc>
+          <w:tcPr>
+            <w:tcW w:type="pct" w:w="594"/>
             <w:shd w:fill="FBFAF6" w:val="clear"/>
             <w:tcMar>
               <w:top w:type="dxa" w:w="50"/>
@@ -6316,7 +6345,7 @@
         </w:tc>
         <w:tc>
           <w:tcPr>
-            <w:tcW w:type="pct" w:w="605"/>
+            <w:tcW w:type="pct" w:w="594"/>
             <w:shd w:fill="FBFAF6" w:val="clear"/>
             <w:tcMar>
               <w:top w:type="dxa" w:w="50"/>
@@ -6340,7 +6369,7 @@
         </w:tc>
         <w:tc>
           <w:tcPr>
-            <w:tcW w:type="pct" w:w="605"/>
+            <w:tcW w:type="pct" w:w="594"/>
             <w:shd w:fill="FBFAF6" w:val="clear"/>
             <w:tcMar>
               <w:top w:type="dxa" w:w="50"/>
@@ -6364,7 +6393,7 @@
         </w:tc>
         <w:tc>
           <w:tcPr>
-            <w:tcW w:type="pct" w:w="605"/>
+            <w:tcW w:type="pct" w:w="594"/>
             <w:shd w:fill="FBFAF6" w:val="clear"/>
             <w:tcMar>
               <w:top w:type="dxa" w:w="50"/>
@@ -6388,7 +6417,7 @@
         </w:tc>
         <w:tc>
           <w:tcPr>
-            <w:tcW w:type="pct" w:w="752"/>
+            <w:tcW w:type="pct" w:w="737"/>
             <w:shd w:fill="FBFAF6" w:val="clear"/>
             <w:tcMar>
               <w:top w:type="dxa" w:w="50"/>
@@ -6414,7 +6443,7 @@
       <w:tr>
         <w:tc>
           <w:tcPr>
-            <w:tcW w:type="pct" w:w="1826"/>
+            <w:tcW w:type="pct" w:w="1888"/>
             <w:tcMar>
               <w:top w:type="dxa" w:w="50"/>
               <w:left w:type="dxa" w:w="110"/>
@@ -6437,7 +6466,7 @@
         </w:tc>
         <w:tc>
           <w:tcPr>
-            <w:tcW w:type="pct" w:w="605"/>
+            <w:tcW w:type="pct" w:w="594"/>
             <w:tcMar>
               <w:top w:type="dxa" w:w="50"/>
               <w:left w:type="dxa" w:w="110"/>
@@ -6460,7 +6489,7 @@
         </w:tc>
         <w:tc>
           <w:tcPr>
-            <w:tcW w:type="pct" w:w="605"/>
+            <w:tcW w:type="pct" w:w="594"/>
             <w:tcMar>
               <w:top w:type="dxa" w:w="50"/>
               <w:left w:type="dxa" w:w="110"/>
@@ -6483,7 +6512,7 @@
         </w:tc>
         <w:tc>
           <w:tcPr>
-            <w:tcW w:type="pct" w:w="605"/>
+            <w:tcW w:type="pct" w:w="594"/>
             <w:tcMar>
               <w:top w:type="dxa" w:w="50"/>
               <w:left w:type="dxa" w:w="110"/>
@@ -6506,7 +6535,7 @@
         </w:tc>
         <w:tc>
           <w:tcPr>
-            <w:tcW w:type="pct" w:w="605"/>
+            <w:tcW w:type="pct" w:w="594"/>
             <w:tcMar>
               <w:top w:type="dxa" w:w="50"/>
               <w:left w:type="dxa" w:w="110"/>
@@ -6529,7 +6558,7 @@
         </w:tc>
         <w:tc>
           <w:tcPr>
-            <w:tcW w:type="pct" w:w="752"/>
+            <w:tcW w:type="pct" w:w="737"/>
             <w:tcMar>
               <w:top w:type="dxa" w:w="50"/>
               <w:left w:type="dxa" w:w="110"/>
@@ -6554,7 +6583,7 @@
       <w:tr>
         <w:tc>
           <w:tcPr>
-            <w:tcW w:type="pct" w:w="1826"/>
+            <w:tcW w:type="pct" w:w="1888"/>
             <w:shd w:fill="FBFAF6" w:val="clear"/>
             <w:tcMar>
               <w:top w:type="dxa" w:w="50"/>
@@ -6578,7 +6607,7 @@
         </w:tc>
         <w:tc>
           <w:tcPr>
-            <w:tcW w:type="pct" w:w="605"/>
+            <w:tcW w:type="pct" w:w="594"/>
             <w:shd w:fill="FBFAF6" w:val="clear"/>
             <w:tcMar>
               <w:top w:type="dxa" w:w="50"/>
@@ -6602,7 +6631,7 @@
         </w:tc>
         <w:tc>
           <w:tcPr>
-            <w:tcW w:type="pct" w:w="605"/>
+            <w:tcW w:type="pct" w:w="594"/>
             <w:shd w:fill="FBFAF6" w:val="clear"/>
             <w:tcMar>
               <w:top w:type="dxa" w:w="50"/>
@@ -6626,7 +6655,7 @@
         </w:tc>
         <w:tc>
           <w:tcPr>
-            <w:tcW w:type="pct" w:w="605"/>
+            <w:tcW w:type="pct" w:w="594"/>
             <w:shd w:fill="FBFAF6" w:val="clear"/>
             <w:tcMar>
               <w:top w:type="dxa" w:w="50"/>
@@ -6650,7 +6679,7 @@
         </w:tc>
         <w:tc>
           <w:tcPr>
-            <w:tcW w:type="pct" w:w="605"/>
+            <w:tcW w:type="pct" w:w="594"/>
             <w:shd w:fill="FBFAF6" w:val="clear"/>
             <w:tcMar>
               <w:top w:type="dxa" w:w="50"/>
@@ -6674,7 +6703,7 @@
         </w:tc>
         <w:tc>
           <w:tcPr>
-            <w:tcW w:type="pct" w:w="752"/>
+            <w:tcW w:type="pct" w:w="737"/>
             <w:shd w:fill="FBFAF6" w:val="clear"/>
             <w:tcMar>
               <w:top w:type="dxa" w:w="50"/>
@@ -6700,8 +6729,7 @@
       <w:tr>
         <w:tc>
           <w:tcPr>
-            <w:tcW w:type="pct" w:w="1826"/>
-            <w:shd w:fill="FFFFFF" w:val="clear"/>
+            <w:tcW w:type="pct" w:w="1888"/>
             <w:tcMar>
               <w:top w:type="dxa" w:w="50"/>
               <w:left w:type="dxa" w:w="110"/>
@@ -6711,23 +6739,20 @@
           </w:tcPr>
           <w:p>
             <w:pPr>
-              <w:spacing w:before="46" w:after="46"/>
-            </w:pPr>
-            <w:r>
-              <w:rPr>
-                <w:b/>
-                <w:bCs/>
-                <w:color w:val="8186EF"/>
-                <w:sz w:val="14"/>
-                <w:szCs w:val="14"/>
-              </w:rPr>
-              <w:t xml:space="preserve">(14)</w:t>
-            </w:r>
-          </w:p>
-        </w:tc>
-        <w:tc>
-          <w:tcPr>
-            <w:tcW w:type="pct" w:w="605"/>
+              <w:spacing w:before="28" w:after="28"/>
+            </w:pPr>
+            <w:r>
+              <w:rPr>
+                <w:sz w:val="15"/>
+                <w:szCs w:val="15"/>
+              </w:rPr>
+              <w:t xml:space="preserve">Total overhead</w:t>
+            </w:r>
+          </w:p>
+        </w:tc>
+        <w:tc>
+          <w:tcPr>
+            <w:tcW w:type="pct" w:w="594"/>
             <w:tcMar>
               <w:top w:type="dxa" w:w="50"/>
               <w:left w:type="dxa" w:w="110"/>
@@ -6750,7 +6775,7 @@
         </w:tc>
         <w:tc>
           <w:tcPr>
-            <w:tcW w:type="pct" w:w="605"/>
+            <w:tcW w:type="pct" w:w="594"/>
             <w:tcMar>
               <w:top w:type="dxa" w:w="50"/>
               <w:left w:type="dxa" w:w="110"/>
@@ -6773,7 +6798,7 @@
         </w:tc>
         <w:tc>
           <w:tcPr>
-            <w:tcW w:type="pct" w:w="605"/>
+            <w:tcW w:type="pct" w:w="594"/>
             <w:tcMar>
               <w:top w:type="dxa" w:w="50"/>
               <w:left w:type="dxa" w:w="110"/>
@@ -6796,7 +6821,7 @@
         </w:tc>
         <w:tc>
           <w:tcPr>
-            <w:tcW w:type="pct" w:w="605"/>
+            <w:tcW w:type="pct" w:w="594"/>
             <w:tcMar>
               <w:top w:type="dxa" w:w="50"/>
               <w:left w:type="dxa" w:w="110"/>
@@ -6819,7 +6844,7 @@
         </w:tc>
         <w:tc>
           <w:tcPr>
-            <w:tcW w:type="pct" w:w="752"/>
+            <w:tcW w:type="pct" w:w="737"/>
             <w:tcMar>
               <w:top w:type="dxa" w:w="50"/>
               <w:left w:type="dxa" w:w="110"/>
@@ -6898,7 +6923,7 @@
                 <w:sz w:val="16"/>
                 <w:szCs w:val="16"/>
               </w:rPr>
-              <w:t xml:space="preserve">Overhead item   ·   Machine hours (× 0.02)   ·   Total overhead   ·   Cases to produce</w:t>
+              <w:t xml:space="preserve">direct materials budget   ·   Machine hours (× 0.02)   ·   Cases to produce</w:t>
             </w:r>
           </w:p>
         </w:tc>
@@ -6972,7 +6997,7 @@
           <w:sz w:val="16"/>
           <w:szCs w:val="16"/>
         </w:rPr>
-        <w:t xml:space="preserve">      gaps 15–16</w:t>
+        <w:t xml:space="preserve">      gaps 13–14</w:t>
       </w:r>
     </w:p>
     <w:p>
@@ -6985,7 +7010,7 @@
           <w:sz w:val="19"/>
           <w:szCs w:val="19"/>
         </w:rPr>
-        <w:t xml:space="preserve">Budgeting fixed overhead as an amount per case makes it rise and fall with </w:t>
+        <w:t xml:space="preserve">Budgeting fixed overhead as an </w:t>
       </w:r>
       <w:r>
         <w:rPr>
@@ -6995,7 +7020,7 @@
           <w:sz w:val="15"/>
           <w:szCs w:val="15"/>
         </w:rPr>
-        <w:t xml:space="preserve"> (15) </w:t>
+        <w:t xml:space="preserve"> (13) </w:t>
       </w:r>
       <w:r>
         <w:rPr>
@@ -7003,7 +7028,7 @@
           <w:sz w:val="19"/>
           <w:szCs w:val="19"/>
         </w:rPr>
-        <w:t xml:space="preserve">            </w:t>
+        <w:t xml:space="preserve">           </w:t>
       </w:r>
       <w:r>
         <w:rPr>
@@ -7017,14 +7042,14 @@
           <w:sz w:val="19"/>
           <w:szCs w:val="19"/>
         </w:rPr>
-        <w:t xml:space="preserve">. </w:t>
-      </w:r>
-      <w:r>
-        <w:rPr>
-          <w:sz w:val="19"/>
-          <w:szCs w:val="19"/>
-        </w:rPr>
-        <w:t xml:space="preserve">In the overhead budget, fixed overhead is the same each quarter; only </w:t>
+        <w:t xml:space="preserve"> per case makes it rise and fall with production. </w:t>
+      </w:r>
+      <w:r>
+        <w:rPr>
+          <w:sz w:val="19"/>
+          <w:szCs w:val="19"/>
+        </w:rPr>
+        <w:t xml:space="preserve">In the overhead budget, fixed overhead is the same each quarter; only variable overhead </w:t>
       </w:r>
       <w:r>
         <w:rPr>
@@ -7034,7 +7059,7 @@
           <w:sz w:val="15"/>
           <w:szCs w:val="15"/>
         </w:rPr>
-        <w:t xml:space="preserve"> (16) </w:t>
+        <w:t xml:space="preserve"> (14) </w:t>
       </w:r>
       <w:r>
         <w:rPr>
@@ -7056,7 +7081,7 @@
           <w:sz w:val="19"/>
           <w:szCs w:val="19"/>
         </w:rPr>
-        <w:t xml:space="preserve"> overhead follows the driver. </w:t>
+        <w:t xml:space="preserve"> the driver. </w:t>
       </w:r>
     </w:p>
     <w:tbl>
@@ -7114,7 +7139,7 @@
                 <w:sz w:val="16"/>
                 <w:szCs w:val="16"/>
               </w:rPr>
-              <w:t xml:space="preserve">overhead   ·   variable   ·   production</w:t>
+              <w:t xml:space="preserve">overhead   ·   follows   ·   amount</w:t>
             </w:r>
           </w:p>
         </w:tc>
@@ -7371,7 +7396,7 @@
                 <w:sz w:val="16"/>
                 <w:szCs w:val="16"/>
               </w:rPr>
-              <w:t xml:space="preserve">machine</w:t>
+              <w:t xml:space="preserve">budgeted</w:t>
             </w:r>
           </w:p>
         </w:tc>
@@ -7397,7 +7422,7 @@
                 <w:sz w:val="16"/>
                 <w:szCs w:val="16"/>
               </w:rPr>
-              <w:t xml:space="preserve">9  </w:t>
+              <w:t xml:space="preserve">8  </w:t>
             </w:r>
             <w:r>
               <w:rPr>
@@ -7439,7 +7464,7 @@
                 <w:sz w:val="16"/>
                 <w:szCs w:val="16"/>
               </w:rPr>
-              <w:t xml:space="preserve">budgeted</w:t>
+              <w:t xml:space="preserve">change</w:t>
             </w:r>
           </w:p>
         </w:tc>
@@ -7465,7 +7490,7 @@
                 <w:sz w:val="16"/>
                 <w:szCs w:val="16"/>
               </w:rPr>
-              <w:t xml:space="preserve">10  </w:t>
+              <w:t xml:space="preserve">9  </w:t>
             </w:r>
             <w:r>
               <w:rPr>
@@ -7507,7 +7532,7 @@
                 <w:sz w:val="16"/>
                 <w:szCs w:val="16"/>
               </w:rPr>
-              <w:t xml:space="preserve">production</w:t>
+              <w:t xml:space="preserve">depreciation</w:t>
             </w:r>
           </w:p>
         </w:tc>
@@ -7533,7 +7558,7 @@
                 <w:sz w:val="16"/>
                 <w:szCs w:val="16"/>
               </w:rPr>
-              <w:t xml:space="preserve">11  </w:t>
+              <w:t xml:space="preserve">10  </w:t>
             </w:r>
             <w:r>
               <w:rPr>
@@ -7575,7 +7600,7 @@
                 <w:sz w:val="16"/>
                 <w:szCs w:val="16"/>
               </w:rPr>
-              <w:t xml:space="preserve">depreciation</w:t>
+              <w:t xml:space="preserve">Indirect materials</w:t>
             </w:r>
           </w:p>
         </w:tc>
@@ -7601,7 +7626,7 @@
                 <w:sz w:val="16"/>
                 <w:szCs w:val="16"/>
               </w:rPr>
-              <w:t xml:space="preserve">12  </w:t>
+              <w:t xml:space="preserve">11  </w:t>
             </w:r>
             <w:r>
               <w:rPr>
@@ -7669,7 +7694,7 @@
                 <w:sz w:val="16"/>
                 <w:szCs w:val="16"/>
               </w:rPr>
-              <w:t xml:space="preserve">13  </w:t>
+              <w:t xml:space="preserve">12  </w:t>
             </w:r>
             <w:r>
               <w:rPr>
@@ -7737,14 +7762,14 @@
                 <w:sz w:val="16"/>
                 <w:szCs w:val="16"/>
               </w:rPr>
-              <w:t xml:space="preserve">14  </w:t>
-            </w:r>
-            <w:r>
-              <w:rPr>
-                <w:sz w:val="16"/>
-                <w:szCs w:val="16"/>
-              </w:rPr>
-              <w:t xml:space="preserve">Total overhead</w:t>
+              <w:t xml:space="preserve">13  </w:t>
+            </w:r>
+            <w:r>
+              <w:rPr>
+                <w:sz w:val="16"/>
+                <w:szCs w:val="16"/>
+              </w:rPr>
+              <w:t xml:space="preserve">amount</w:t>
             </w:r>
           </w:p>
         </w:tc>
@@ -7805,82 +7830,14 @@
                 <w:sz w:val="16"/>
                 <w:szCs w:val="16"/>
               </w:rPr>
-              <w:t xml:space="preserve">15  </w:t>
-            </w:r>
-            <w:r>
-              <w:rPr>
-                <w:sz w:val="16"/>
-                <w:szCs w:val="16"/>
-              </w:rPr>
-              <w:t xml:space="preserve">production</w:t>
-            </w:r>
-          </w:p>
-        </w:tc>
-      </w:tr>
-      <w:tr>
-        <w:tc>
-          <w:tcPr>
-            <w:tcW w:type="pct" w:w="2500"/>
-            <w:tcMar>
-              <w:top w:type="dxa" w:w="20"/>
-              <w:left w:type="dxa" w:w="80"/>
-              <w:bottom w:type="dxa" w:w="20"/>
-              <w:right w:type="dxa" w:w="80"/>
-            </w:tcMar>
-          </w:tcPr>
-          <w:p>
-            <w:pPr>
-              <w:spacing w:before="12" w:after="12"/>
-            </w:pPr>
-            <w:r>
-              <w:rPr>
-                <w:b/>
-                <w:bCs/>
-                <w:color w:val="8186EF"/>
-                <w:sz w:val="16"/>
-                <w:szCs w:val="16"/>
-              </w:rPr>
-              <w:t xml:space="preserve">8  </w:t>
-            </w:r>
-            <w:r>
-              <w:rPr>
-                <w:sz w:val="16"/>
-                <w:szCs w:val="16"/>
-              </w:rPr>
-              <w:t xml:space="preserve">Variable overhead</w:t>
-            </w:r>
-          </w:p>
-        </w:tc>
-        <w:tc>
-          <w:tcPr>
-            <w:tcW w:type="pct" w:w="2500"/>
-            <w:tcMar>
-              <w:top w:type="dxa" w:w="20"/>
-              <w:left w:type="dxa" w:w="80"/>
-              <w:bottom w:type="dxa" w:w="20"/>
-              <w:right w:type="dxa" w:w="80"/>
-            </w:tcMar>
-          </w:tcPr>
-          <w:p>
-            <w:pPr>
-              <w:spacing w:before="12" w:after="12"/>
-            </w:pPr>
-            <w:r>
-              <w:rPr>
-                <w:b/>
-                <w:bCs/>
-                <w:color w:val="8186EF"/>
-                <w:sz w:val="16"/>
-                <w:szCs w:val="16"/>
-              </w:rPr>
-              <w:t xml:space="preserve">16  </w:t>
-            </w:r>
-            <w:r>
-              <w:rPr>
-                <w:sz w:val="16"/>
-                <w:szCs w:val="16"/>
-              </w:rPr>
-              <w:t xml:space="preserve">variable</w:t>
+              <w:t xml:space="preserve">14  </w:t>
+            </w:r>
+            <w:r>
+              <w:rPr>
+                <w:sz w:val="16"/>
+                <w:szCs w:val="16"/>
+              </w:rPr>
+              <w:t xml:space="preserve">follows</w:t>
             </w:r>
           </w:p>
         </w:tc>
@@ -8130,7 +8087,7 @@
           <w:sz w:val="19"/>
           <w:szCs w:val="19"/>
         </w:rPr>
-        <w:t xml:space="preserve">It uses the </w:t>
+        <w:t xml:space="preserve">It uses the concentrate used, not </w:t>
       </w:r>
       <w:r>
         <w:rPr>
@@ -8148,7 +8105,7 @@
           <w:sz w:val="19"/>
           <w:szCs w:val="19"/>
         </w:rPr>
-        <w:t xml:space="preserve">             </w:t>
+        <w:t xml:space="preserve">           </w:t>
       </w:r>
       <w:r>
         <w:rPr>
@@ -8162,7 +8119,7 @@
           <w:sz w:val="19"/>
           <w:szCs w:val="19"/>
         </w:rPr>
-        <w:t xml:space="preserve"> used, not purchased, because stock bought but not used is still an asset. </w:t>
+        <w:t xml:space="preserve">, because stock bought but not used is still an asset. </w:t>
       </w:r>
     </w:p>
     <w:tbl>
@@ -8220,7 +8177,7 @@
                 <w:sz w:val="16"/>
                 <w:szCs w:val="16"/>
               </w:rPr>
-              <w:t xml:space="preserve">available   ·   concentrate   ·   together</w:t>
+              <w:t xml:space="preserve">available   ·   purchased   ·   together</w:t>
             </w:r>
           </w:p>
         </w:tc>
@@ -8263,7 +8220,7 @@
       <w:r>
         <w:drawing>
           <wp:inline distT="0" distB="0" distL="0" distR="0">
-            <wp:extent cx="5734050" cy="3153725"/>
+            <wp:extent cx="5734050" cy="3131100"/>
             <wp:effectExtent t="0" r="0" b="0" l="0"/>
             <wp:docPr id="1" name="" descr="" title=""/>
             <wp:cNvGraphicFramePr>
@@ -8288,7 +8245,7 @@
                   <pic:spPr bwMode="auto">
                     <a:xfrm>
                       <a:off x="0" y="0"/>
-                      <a:ext cx="5734050" cy="3153725"/>
+                      <a:ext cx="5734050" cy="3131100"/>
                     </a:xfrm>
                     <a:prstGeom prst="rect">
                       <a:avLst/>
@@ -8435,7 +8392,7 @@
           <w:sz w:val="19"/>
           <w:szCs w:val="19"/>
         </w:rPr>
-        <w:t xml:space="preserve">The budget is $2,000 lower because fixed </w:t>
+        <w:t xml:space="preserve">The budget is $2,000 lower because fixed overhead is a fixed </w:t>
       </w:r>
       <w:r>
         <w:rPr>
@@ -8467,7 +8424,7 @@
           <w:sz w:val="19"/>
           <w:szCs w:val="19"/>
         </w:rPr>
-        <w:t xml:space="preserve"> is a fixed amount, while the card spreads it over a normal volume of 900,000 cases. </w:t>
+        <w:t xml:space="preserve">, while the card spreads it over a normal volume of 900,000 cases. </w:t>
       </w:r>
     </w:p>
     <w:tbl>
@@ -8525,7 +8482,7 @@
                 <w:sz w:val="16"/>
                 <w:szCs w:val="16"/>
               </w:rPr>
-              <w:t xml:space="preserve">standard   ·   purchased   ·   overhead</w:t>
+              <w:t xml:space="preserve">standard   ·   dollars   ·   amount</w:t>
             </w:r>
           </w:p>
         </w:tc>
@@ -8627,7 +8584,7 @@
       <w:r>
         <w:drawing>
           <wp:inline distT="0" distB="0" distL="0" distR="0">
-            <wp:extent cx="5734050" cy="1614600"/>
+            <wp:extent cx="5734050" cy="2255900"/>
             <wp:effectExtent t="0" r="0" b="0" l="0"/>
             <wp:docPr id="1" name="" descr="" title=""/>
             <wp:cNvGraphicFramePr>
@@ -8652,7 +8609,7 @@
                   <pic:spPr bwMode="auto">
                     <a:xfrm>
                       <a:off x="0" y="0"/>
-                      <a:ext cx="5734050" cy="1614600"/>
+                      <a:ext cx="5734050" cy="2255900"/>
                     </a:xfrm>
                     <a:prstGeom prst="rect">
                       <a:avLst/>
@@ -8906,7 +8863,7 @@
           <w:sz w:val="19"/>
           <w:szCs w:val="19"/>
         </w:rPr>
-        <w:t xml:space="preserve">Compute usage, </w:t>
+        <w:t xml:space="preserve">Compute usage, purchases in units and dollars, labor hours and cost, and overhead by </w:t>
       </w:r>
       <w:r>
         <w:rPr>
@@ -8938,14 +8895,14 @@
           <w:sz w:val="19"/>
           <w:szCs w:val="19"/>
         </w:rPr>
-        <w:t xml:space="preserve"> in units and dollars, labor hours and cost, and overhead by variable and fixed parts. </w:t>
-      </w:r>
-      <w:r>
-        <w:rPr>
-          <w:sz w:val="19"/>
-          <w:szCs w:val="19"/>
-        </w:rPr>
-        <w:t xml:space="preserve">Then compare the hours or materials with what is </w:t>
+        <w:t xml:space="preserve"> and fixed parts. </w:t>
+      </w:r>
+      <w:r>
+        <w:rPr>
+          <w:sz w:val="19"/>
+          <w:szCs w:val="19"/>
+        </w:rPr>
+        <w:t xml:space="preserve">Then </w:t>
       </w:r>
       <w:r>
         <w:rPr>
@@ -8977,7 +8934,7 @@
           <w:sz w:val="19"/>
           <w:szCs w:val="19"/>
         </w:rPr>
-        <w:t xml:space="preserve">. </w:t>
+        <w:t xml:space="preserve"> the hours or materials with what is available. </w:t>
       </w:r>
     </w:p>
     <w:tbl>
@@ -9035,7 +8992,7 @@
                 <w:sz w:val="16"/>
                 <w:szCs w:val="16"/>
               </w:rPr>
-              <w:t xml:space="preserve">available   ·   purchases   ·   materials   ·   production</w:t>
+              <w:t xml:space="preserve">compare   ·   variable   ·   materials   ·   production</w:t>
             </w:r>
           </w:p>
         </w:tc>
@@ -9604,7 +9561,7 @@
                 <w:sz w:val="16"/>
                 <w:szCs w:val="16"/>
               </w:rPr>
-              <w:t xml:space="preserve">$2.50 a kg   ·   $15.00 an hour   ·   0.50 kg   ·   0.012 hours</w:t>
+              <w:t xml:space="preserve">$2.50 a kg   ·   $15.00 an hour   ·   Direct materials budget   ·   0.012 hours</w:t>
             </w:r>
           </w:p>
         </w:tc>
@@ -10093,7 +10050,7 @@
                 <w:sz w:val="16"/>
                 <w:szCs w:val="16"/>
               </w:rPr>
-              <w:t xml:space="preserve">direct labor budget   ·   overhead budget   ·   direct materials budget</w:t>
+              <w:t xml:space="preserve">procurement policy   ·   overhead budget   ·   direct labor budget</w:t>
             </w:r>
           </w:p>
         </w:tc>
@@ -10485,7 +10442,7 @@
                 <w:sz w:val="16"/>
                 <w:szCs w:val="16"/>
               </w:rPr>
-              <w:t xml:space="preserve">purchases</w:t>
+              <w:t xml:space="preserve">variable</w:t>
             </w:r>
           </w:p>
         </w:tc>
@@ -10520,7 +10477,7 @@
                 <w:sz w:val="16"/>
                 <w:szCs w:val="16"/>
               </w:rPr>
-              <w:t xml:space="preserve">concentrate</w:t>
+              <w:t xml:space="preserve">purchased</w:t>
             </w:r>
           </w:p>
         </w:tc>
@@ -10553,7 +10510,7 @@
                 <w:sz w:val="16"/>
                 <w:szCs w:val="16"/>
               </w:rPr>
-              <w:t xml:space="preserve">available</w:t>
+              <w:t xml:space="preserve">compare</w:t>
             </w:r>
           </w:p>
         </w:tc>
@@ -10928,7 +10885,7 @@
                 <w:sz w:val="16"/>
                 <w:szCs w:val="16"/>
               </w:rPr>
-              <w:t xml:space="preserve">overhead</w:t>
+              <w:t xml:space="preserve">amount</w:t>
             </w:r>
           </w:p>
         </w:tc>
@@ -10961,7 +10918,7 @@
                 <w:sz w:val="16"/>
                 <w:szCs w:val="16"/>
               </w:rPr>
-              <w:t xml:space="preserve">direct materials budget</w:t>
+              <w:t xml:space="preserve">direct labor budget</w:t>
             </w:r>
           </w:p>
         </w:tc>
